--- a/report_template/template_main/gHRR_CustomEdition_HRB_v3.2.0.docx
+++ b/report_template/template_main/gHRR_CustomEdition_HRB_v3.2.0.docx
@@ -311,7 +311,7 @@
               </wp:inline>
             </w:drawing>
           </mc:Choice>
-          <mc:Fallback xmlns:w16sdtfl="http://schemas.microsoft.com/office/word/2024/wordml/sdtformatlock" xmlns:w16du="http://schemas.microsoft.com/office/word/2023/wordml/word16du" xmlns:oel="http://schemas.microsoft.com/office/2019/extlst">
+          <mc:Fallback xmlns:oel="http://schemas.microsoft.com/office/2019/extlst" xmlns:w16du="http://schemas.microsoft.com/office/word/2023/wordml/word16du" xmlns:w16sdtfl="http://schemas.microsoft.com/office/word/2024/wordml/sdtformatlock">
             <w:pict>
               <v:line w14:anchorId="5713D938" id="Line 3" o:spid="_x0000_s1026" style="visibility:visible;mso-wrap-style:square;mso-left-percent:-10001;mso-top-percent:-10001;mso-position-horizontal:absolute;mso-position-horizontal-relative:char;mso-position-vertical:absolute;mso-position-vertical-relative:line;mso-left-percent:-10001;mso-top-percent:-10001" from="0,0" to="431pt,.4pt" o:gfxdata="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" strokecolor="#00653b" strokeweight="1.5pt">
                 <w10:anchorlock/>
@@ -381,7 +381,6 @@
               <w:t>{</w:t>
             </w:r>
             <w:proofErr w:type="spellStart"/>
-            <w:proofErr w:type="gramStart"/>
             <w:r>
               <w:rPr>
                 <w:rFonts w:ascii="Times New Roman" w:eastAsia="思源黑体 CN Normal" w:hAnsi="Times New Roman" w:cs="微软雅黑"/>
@@ -399,7 +398,6 @@
               <w:t>company</w:t>
             </w:r>
             <w:proofErr w:type="spellEnd"/>
-            <w:proofErr w:type="gramEnd"/>
             <w:r>
               <w:rPr>
                 <w:rFonts w:ascii="Times New Roman" w:eastAsia="思源黑体 CN Normal" w:hAnsi="Times New Roman" w:cs="微软雅黑"/>
@@ -473,7 +471,6 @@
               <w:t>{</w:t>
             </w:r>
             <w:proofErr w:type="spellStart"/>
-            <w:proofErr w:type="gramStart"/>
             <w:r>
               <w:rPr>
                 <w:rFonts w:ascii="Times New Roman" w:eastAsia="思源黑体 CN Normal" w:hAnsi="Times New Roman" w:cs="微软雅黑"/>
@@ -488,16 +485,7 @@
                 <w:color w:val="000000" w:themeColor="text1"/>
                 <w:szCs w:val="21"/>
               </w:rPr>
-              <w:t>patient</w:t>
-            </w:r>
-            <w:proofErr w:type="gramEnd"/>
-            <w:r>
-              <w:rPr>
-                <w:rFonts w:ascii="Times New Roman" w:eastAsia="思源黑体 CN Normal" w:hAnsi="Times New Roman" w:cs="微软雅黑"/>
-                <w:color w:val="000000" w:themeColor="text1"/>
-                <w:szCs w:val="21"/>
-              </w:rPr>
-              <w:t>_name</w:t>
+              <w:t>patient_name</w:t>
             </w:r>
             <w:proofErr w:type="spellEnd"/>
             <w:r>
@@ -579,7 +567,6 @@
               <w:t>{</w:t>
             </w:r>
             <w:proofErr w:type="spellStart"/>
-            <w:proofErr w:type="gramStart"/>
             <w:r>
               <w:rPr>
                 <w:rFonts w:ascii="Times New Roman" w:eastAsia="思源黑体 CN Normal" w:hAnsi="Times New Roman" w:cs="微软雅黑"/>
@@ -597,7 +584,6 @@
               <w:t>gender</w:t>
             </w:r>
             <w:proofErr w:type="spellEnd"/>
-            <w:proofErr w:type="gramEnd"/>
             <w:r>
               <w:rPr>
                 <w:rFonts w:ascii="Times New Roman" w:eastAsia="思源黑体 CN Normal" w:hAnsi="Times New Roman" w:cs="微软雅黑"/>
@@ -739,7 +725,6 @@
               <w:t>{</w:t>
             </w:r>
             <w:proofErr w:type="spellStart"/>
-            <w:proofErr w:type="gramStart"/>
             <w:r>
               <w:rPr>
                 <w:rFonts w:ascii="Times New Roman" w:eastAsia="思源黑体 CN Normal" w:hAnsi="Times New Roman" w:cs="微软雅黑"/>
@@ -754,16 +739,7 @@
                 <w:color w:val="000000" w:themeColor="text1"/>
                 <w:szCs w:val="21"/>
               </w:rPr>
-              <w:t>pathological</w:t>
-            </w:r>
-            <w:proofErr w:type="gramEnd"/>
-            <w:r>
-              <w:rPr>
-                <w:rFonts w:ascii="Times New Roman" w:eastAsia="思源黑体 CN Normal" w:hAnsi="Times New Roman" w:cs="微软雅黑"/>
-                <w:color w:val="000000" w:themeColor="text1"/>
-                <w:szCs w:val="21"/>
-              </w:rPr>
-              <w:t>_id</w:t>
+              <w:t>pathological_id</w:t>
             </w:r>
             <w:proofErr w:type="spellEnd"/>
             <w:r>
@@ -810,23 +786,13 @@
               <w:t>{{</w:t>
             </w:r>
             <w:proofErr w:type="spellStart"/>
-            <w:proofErr w:type="gramStart"/>
             <w:r>
               <w:rPr>
                 <w:rFonts w:ascii="Times New Roman" w:eastAsia="思源黑体 CN Normal" w:hAnsi="Times New Roman" w:cs="微软雅黑"/>
                 <w:color w:val="000000" w:themeColor="text1"/>
                 <w:szCs w:val="21"/>
               </w:rPr>
-              <w:t>sample.pathol</w:t>
-            </w:r>
-            <w:proofErr w:type="gramEnd"/>
-            <w:r>
-              <w:rPr>
-                <w:rFonts w:ascii="Times New Roman" w:eastAsia="思源黑体 CN Normal" w:hAnsi="Times New Roman" w:cs="微软雅黑"/>
-                <w:color w:val="000000" w:themeColor="text1"/>
-                <w:szCs w:val="21"/>
-              </w:rPr>
-              <w:t>_diagn</w:t>
+              <w:t>sample.pathol_diagn</w:t>
             </w:r>
             <w:proofErr w:type="spellEnd"/>
             <w:r>
@@ -1127,23 +1093,13 @@
               <w:t>{{</w:t>
             </w:r>
             <w:proofErr w:type="spellStart"/>
-            <w:proofErr w:type="gramStart"/>
             <w:r>
               <w:rPr>
                 <w:rFonts w:ascii="Times New Roman" w:eastAsia="思源黑体 CN Normal" w:hAnsi="Times New Roman" w:cs="微软雅黑"/>
                 <w:color w:val="000000" w:themeColor="text1"/>
                 <w:szCs w:val="21"/>
               </w:rPr>
-              <w:t>sample.blood</w:t>
-            </w:r>
-            <w:proofErr w:type="gramEnd"/>
-            <w:r>
-              <w:rPr>
-                <w:rFonts w:ascii="Times New Roman" w:eastAsia="思源黑体 CN Normal" w:hAnsi="Times New Roman" w:cs="微软雅黑"/>
-                <w:color w:val="000000" w:themeColor="text1"/>
-                <w:szCs w:val="21"/>
-              </w:rPr>
-              <w:t>_collection_date</w:t>
+              <w:t>sample.blood_collection_date</w:t>
             </w:r>
             <w:proofErr w:type="spellEnd"/>
             <w:r>
@@ -1205,7 +1161,6 @@
               <w:t>{</w:t>
             </w:r>
             <w:proofErr w:type="spellStart"/>
-            <w:proofErr w:type="gramStart"/>
             <w:r>
               <w:rPr>
                 <w:rFonts w:ascii="Times New Roman" w:eastAsia="思源黑体 CN Normal" w:hAnsi="Times New Roman" w:cs="微软雅黑"/>
@@ -1220,16 +1175,7 @@
                 <w:color w:val="000000" w:themeColor="text1"/>
                 <w:szCs w:val="21"/>
               </w:rPr>
-              <w:t>receive</w:t>
-            </w:r>
-            <w:proofErr w:type="gramEnd"/>
-            <w:r>
-              <w:rPr>
-                <w:rFonts w:ascii="Times New Roman" w:eastAsia="思源黑体 CN Normal" w:hAnsi="Times New Roman" w:cs="微软雅黑"/>
-                <w:color w:val="000000" w:themeColor="text1"/>
-                <w:szCs w:val="21"/>
-              </w:rPr>
-              <w:t>_data</w:t>
+              <w:t>receive_data</w:t>
             </w:r>
             <w:proofErr w:type="spellEnd"/>
             <w:r>
@@ -1285,7 +1231,6 @@
               <w:t>{</w:t>
             </w:r>
             <w:proofErr w:type="spellStart"/>
-            <w:proofErr w:type="gramStart"/>
             <w:r>
               <w:rPr>
                 <w:rFonts w:ascii="Times New Roman" w:eastAsia="思源黑体 CN Normal" w:hAnsi="Times New Roman" w:cs="微软雅黑"/>
@@ -1300,16 +1245,7 @@
                 <w:color w:val="000000" w:themeColor="text1"/>
                 <w:szCs w:val="21"/>
               </w:rPr>
-              <w:t>report</w:t>
-            </w:r>
-            <w:proofErr w:type="gramEnd"/>
-            <w:r>
-              <w:rPr>
-                <w:rFonts w:ascii="Times New Roman" w:eastAsia="思源黑体 CN Normal" w:hAnsi="Times New Roman" w:cs="微软雅黑"/>
-                <w:color w:val="000000" w:themeColor="text1"/>
-                <w:szCs w:val="21"/>
-              </w:rPr>
-              <w:t>_date</w:t>
+              <w:t>report_date</w:t>
             </w:r>
             <w:proofErr w:type="spellEnd"/>
             <w:r>
@@ -1516,7 +1452,7 @@
               </wp:inline>
             </w:drawing>
           </mc:Choice>
-          <mc:Fallback xmlns:w16sdtfl="http://schemas.microsoft.com/office/word/2024/wordml/sdtformatlock" xmlns:w16du="http://schemas.microsoft.com/office/word/2023/wordml/word16du" xmlns:oel="http://schemas.microsoft.com/office/2019/extlst">
+          <mc:Fallback xmlns:oel="http://schemas.microsoft.com/office/2019/extlst" xmlns:w16du="http://schemas.microsoft.com/office/word/2023/wordml/word16du" xmlns:w16sdtfl="http://schemas.microsoft.com/office/word/2024/wordml/sdtformatlock">
             <w:pict>
               <v:line w14:anchorId="7D242AA6" id="Line 3" o:spid="_x0000_s1026" style="visibility:visible;mso-wrap-style:square;mso-left-percent:-10001;mso-top-percent:-10001;mso-position-horizontal:absolute;mso-position-horizontal-relative:char;mso-position-vertical:absolute;mso-position-vertical-relative:line;mso-left-percent:-10001;mso-top-percent:-10001" from="0,0" to="431pt,.4pt" o:gfxdata="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" strokecolor="#00653b" strokeweight="1.5pt">
                 <w10:anchorlock/>
@@ -1694,23 +1630,7 @@
           <w:rFonts w:ascii="Times New Roman" w:eastAsia="思源黑体 CN Normal" w:hAnsi="Times New Roman" w:cs="微软雅黑" w:hint="eastAsia"/>
           <w:kern w:val="0"/>
         </w:rPr>
-        <w:t>和内含子</w:t>
-      </w:r>
-      <w:proofErr w:type="gramStart"/>
-      <w:r>
-        <w:rPr>
-          <w:rFonts w:ascii="Times New Roman" w:eastAsia="思源黑体 CN Normal" w:hAnsi="Times New Roman" w:cs="微软雅黑" w:hint="eastAsia"/>
-          <w:kern w:val="0"/>
-        </w:rPr>
-        <w:t>区热点</w:t>
-      </w:r>
-      <w:proofErr w:type="gramEnd"/>
-      <w:r>
-        <w:rPr>
-          <w:rFonts w:ascii="Times New Roman" w:eastAsia="思源黑体 CN Normal" w:hAnsi="Times New Roman" w:cs="微软雅黑" w:hint="eastAsia"/>
-          <w:kern w:val="0"/>
-        </w:rPr>
-        <w:t>变异。</w:t>
+        <w:t>和内含子区热点变异。</w:t>
       </w:r>
     </w:p>
     <w:p>
@@ -3198,7 +3118,7 @@
               </wp:inline>
             </w:drawing>
           </mc:Choice>
-          <mc:Fallback xmlns:w16sdtfl="http://schemas.microsoft.com/office/word/2024/wordml/sdtformatlock" xmlns:w16du="http://schemas.microsoft.com/office/word/2023/wordml/word16du" xmlns:oel="http://schemas.microsoft.com/office/2019/extlst">
+          <mc:Fallback xmlns:oel="http://schemas.microsoft.com/office/2019/extlst" xmlns:w16du="http://schemas.microsoft.com/office/word/2023/wordml/word16du" xmlns:w16sdtfl="http://schemas.microsoft.com/office/word/2024/wordml/sdtformatlock">
             <w:pict>
               <v:line w14:anchorId="24C4E007" id="Line 4" o:spid="_x0000_s1026" style="visibility:visible;mso-wrap-style:square;mso-left-percent:-10001;mso-top-percent:-10001;mso-position-horizontal:absolute;mso-position-horizontal-relative:char;mso-position-vertical:absolute;mso-position-vertical-relative:line;mso-left-percent:-10001;mso-top-percent:-10001" from="0,0" to="425.75pt,.35pt" o:gfxdata="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" strokecolor="#00653b" strokeweight="1.5pt">
                 <w10:anchorlock/>
@@ -3498,7 +3418,6 @@
               </w:rPr>
               <w:t>snv_</w:t>
             </w:r>
-            <w:proofErr w:type="gramStart"/>
             <w:r>
               <w:rPr>
                 <w:rFonts w:ascii="Times New Roman" w:eastAsia="思源黑体 CN Normal" w:hAnsi="Times New Roman" w:hint="eastAsia"/>
@@ -3519,19 +3438,7 @@
                 <w:szCs w:val="16"/>
                 <w:highlight w:val="green"/>
               </w:rPr>
-              <w:t>.B</w:t>
-            </w:r>
-            <w:proofErr w:type="gramEnd"/>
-            <w:r>
-              <w:rPr>
-                <w:rFonts w:ascii="Times New Roman" w:eastAsia="思源黑体 CN Normal" w:hAnsi="Times New Roman"/>
-                <w:bCs/>
-                <w:color w:val="000000" w:themeColor="text1"/>
-                <w:sz w:val="16"/>
-                <w:szCs w:val="16"/>
-                <w:highlight w:val="green"/>
-              </w:rPr>
-              <w:t>1_L5+</w:t>
+              <w:t>.B1_L5+</w:t>
             </w:r>
             <w:r>
               <w:rPr>
@@ -3728,7 +3635,6 @@
               </w:rPr>
               <w:t>snv_</w:t>
             </w:r>
-            <w:proofErr w:type="gramStart"/>
             <w:r>
               <w:rPr>
                 <w:rFonts w:ascii="Times New Roman" w:eastAsia="思源黑体 CN Normal" w:hAnsi="Times New Roman" w:hint="eastAsia"/>
@@ -3749,19 +3655,7 @@
                 <w:szCs w:val="16"/>
                 <w:highlight w:val="green"/>
               </w:rPr>
-              <w:t>.B</w:t>
-            </w:r>
-            <w:proofErr w:type="gramEnd"/>
-            <w:r>
-              <w:rPr>
-                <w:rFonts w:ascii="Times New Roman" w:eastAsia="思源黑体 CN Normal" w:hAnsi="Times New Roman"/>
-                <w:bCs/>
-                <w:color w:val="000000" w:themeColor="text1"/>
-                <w:sz w:val="16"/>
-                <w:szCs w:val="16"/>
-                <w:highlight w:val="green"/>
-              </w:rPr>
-              <w:t>1_L5+</w:t>
+              <w:t>.B1_L5+</w:t>
             </w:r>
             <w:r>
               <w:rPr>
@@ -3949,7 +3843,6 @@
               <w:t>{</w:t>
             </w:r>
             <w:proofErr w:type="spellStart"/>
-            <w:proofErr w:type="gramStart"/>
             <w:r>
               <w:rPr>
                 <w:rFonts w:ascii="Times New Roman" w:eastAsia="思源黑体 CN Normal" w:hAnsi="Times New Roman"/>
@@ -3959,19 +3852,7 @@
                 <w:sz w:val="16"/>
                 <w:szCs w:val="16"/>
               </w:rPr>
-              <w:t>a.gene</w:t>
-            </w:r>
-            <w:proofErr w:type="gramEnd"/>
-            <w:r>
-              <w:rPr>
-                <w:rFonts w:ascii="Times New Roman" w:eastAsia="思源黑体 CN Normal" w:hAnsi="Times New Roman"/>
-                <w:b/>
-                <w:i/>
-                <w:color w:val="FF0000"/>
-                <w:sz w:val="16"/>
-                <w:szCs w:val="16"/>
-              </w:rPr>
-              <w:t>_symbol</w:t>
+              <w:t>a.gene_symbol</w:t>
             </w:r>
             <w:proofErr w:type="spellEnd"/>
             <w:r>
@@ -4014,7 +3895,6 @@
               <w:t xml:space="preserve">{%if </w:t>
             </w:r>
             <w:proofErr w:type="spellStart"/>
-            <w:proofErr w:type="gramStart"/>
             <w:r>
               <w:rPr>
                 <w:rFonts w:ascii="Times New Roman" w:eastAsia="思源黑体 CN Normal" w:hAnsi="Times New Roman"/>
@@ -4027,7 +3907,6 @@
               <w:t>a.type</w:t>
             </w:r>
             <w:proofErr w:type="spellEnd"/>
-            <w:proofErr w:type="gramEnd"/>
             <w:r>
               <w:rPr>
                 <w:rFonts w:ascii="Times New Roman" w:eastAsia="思源黑体 CN Normal" w:hAnsi="Times New Roman"/>
@@ -4509,7 +4388,6 @@
               </w:rPr>
               <w:t xml:space="preserve"> in [</w:t>
             </w:r>
-            <w:proofErr w:type="gramStart"/>
             <w:r>
               <w:rPr>
                 <w:rFonts w:ascii="Times New Roman" w:eastAsia="思源黑体 CN Normal" w:hAnsi="Times New Roman"/>
@@ -4520,7 +4398,6 @@
               </w:rPr>
               <w:t>”</w:t>
             </w:r>
-            <w:proofErr w:type="gramEnd"/>
             <w:r>
               <w:rPr>
                 <w:rFonts w:ascii="Times New Roman" w:eastAsia="思源黑体 CN Normal" w:hAnsi="Times New Roman"/>
@@ -4531,7 +4408,6 @@
               </w:rPr>
               <w:t>Loss</w:t>
             </w:r>
-            <w:proofErr w:type="gramStart"/>
             <w:r>
               <w:rPr>
                 <w:rFonts w:ascii="Times New Roman" w:eastAsia="思源黑体 CN Normal" w:hAnsi="Times New Roman"/>
@@ -4542,7 +4418,6 @@
               </w:rPr>
               <w:t>”</w:t>
             </w:r>
-            <w:proofErr w:type="gramEnd"/>
             <w:r>
               <w:rPr>
                 <w:rFonts w:ascii="Times New Roman" w:eastAsia="思源黑体 CN Normal" w:hAnsi="Times New Roman" w:hint="eastAsia"/>
@@ -5053,29 +4928,7 @@
                 <w:sz w:val="16"/>
                 <w:szCs w:val="16"/>
               </w:rPr>
-              <w:t>var_</w:t>
-            </w:r>
-            <w:proofErr w:type="gramStart"/>
-            <w:r>
-              <w:rPr>
-                <w:rFonts w:ascii="Times New Roman" w:eastAsia="思源黑体 CN Normal" w:hAnsi="Times New Roman" w:hint="eastAsia"/>
-                <w:bCs/>
-                <w:color w:val="000000" w:themeColor="text1"/>
-                <w:sz w:val="16"/>
-                <w:szCs w:val="16"/>
-              </w:rPr>
-              <w:t>brca.mlpa</w:t>
-            </w:r>
-            <w:proofErr w:type="gramEnd"/>
-            <w:r>
-              <w:rPr>
-                <w:rFonts w:ascii="Times New Roman" w:eastAsia="思源黑体 CN Normal" w:hAnsi="Times New Roman" w:hint="eastAsia"/>
-                <w:bCs/>
-                <w:color w:val="000000" w:themeColor="text1"/>
-                <w:sz w:val="16"/>
-                <w:szCs w:val="16"/>
-              </w:rPr>
-              <w:t>_v2.B1_mlpa_L</w:t>
+              <w:t>var_brca.mlpa_v2.B1_mlpa_L</w:t>
             </w:r>
             <w:r>
               <w:rPr>
@@ -5170,29 +5023,7 @@
                 <w:sz w:val="16"/>
                 <w:szCs w:val="16"/>
               </w:rPr>
-              <w:t>var_</w:t>
-            </w:r>
-            <w:proofErr w:type="gramStart"/>
-            <w:r>
-              <w:rPr>
-                <w:rFonts w:ascii="Times New Roman" w:eastAsia="思源黑体 CN Normal" w:hAnsi="Times New Roman" w:hint="eastAsia"/>
-                <w:bCs/>
-                <w:color w:val="000000" w:themeColor="text1"/>
-                <w:sz w:val="16"/>
-                <w:szCs w:val="16"/>
-              </w:rPr>
-              <w:t>brca.mlpa</w:t>
-            </w:r>
-            <w:proofErr w:type="gramEnd"/>
-            <w:r>
-              <w:rPr>
-                <w:rFonts w:ascii="Times New Roman" w:eastAsia="思源黑体 CN Normal" w:hAnsi="Times New Roman" w:hint="eastAsia"/>
-                <w:bCs/>
-                <w:color w:val="000000" w:themeColor="text1"/>
-                <w:sz w:val="16"/>
-                <w:szCs w:val="16"/>
-              </w:rPr>
-              <w:t>_v2.B1_mlpa_L</w:t>
+              <w:t>var_brca.mlpa_v2.B1_mlpa_L</w:t>
             </w:r>
             <w:r>
               <w:rPr>
@@ -5288,7 +5119,6 @@
               <w:t>{</w:t>
             </w:r>
             <w:proofErr w:type="spellStart"/>
-            <w:proofErr w:type="gramStart"/>
             <w:r>
               <w:rPr>
                 <w:rFonts w:ascii="Times New Roman" w:eastAsia="思源黑体 CN Normal" w:hAnsi="Times New Roman"/>
@@ -5298,19 +5128,7 @@
                 <w:sz w:val="16"/>
                 <w:szCs w:val="16"/>
               </w:rPr>
-              <w:t>a.gene</w:t>
-            </w:r>
-            <w:proofErr w:type="gramEnd"/>
-            <w:r>
-              <w:rPr>
-                <w:rFonts w:ascii="Times New Roman" w:eastAsia="思源黑体 CN Normal" w:hAnsi="Times New Roman"/>
-                <w:bCs/>
-                <w:i/>
-                <w:color w:val="000000" w:themeColor="text1"/>
-                <w:sz w:val="16"/>
-                <w:szCs w:val="16"/>
-              </w:rPr>
-              <w:t>_symbol</w:t>
+              <w:t>a.gene_symbol</w:t>
             </w:r>
             <w:proofErr w:type="spellEnd"/>
             <w:r>
@@ -5395,7 +5213,6 @@
               </w:rPr>
               <w:t>==</w:t>
             </w:r>
-            <w:proofErr w:type="gramStart"/>
             <w:r>
               <w:rPr>
                 <w:rFonts w:ascii="Times New Roman" w:eastAsia="思源黑体 CN Normal" w:hAnsi="Times New Roman" w:hint="eastAsia"/>
@@ -5406,7 +5223,6 @@
               </w:rPr>
               <w:t>”</w:t>
             </w:r>
-            <w:proofErr w:type="gramEnd"/>
             <w:r>
               <w:rPr>
                 <w:rFonts w:ascii="Times New Roman" w:eastAsia="思源黑体 CN Normal" w:hAnsi="Times New Roman" w:hint="eastAsia"/>
@@ -5417,7 +5233,6 @@
               </w:rPr>
               <w:t>Loss</w:t>
             </w:r>
-            <w:proofErr w:type="gramStart"/>
             <w:r>
               <w:rPr>
                 <w:rFonts w:ascii="Times New Roman" w:eastAsia="思源黑体 CN Normal" w:hAnsi="Times New Roman" w:hint="eastAsia"/>
@@ -5428,7 +5243,6 @@
               </w:rPr>
               <w:t>”</w:t>
             </w:r>
-            <w:proofErr w:type="gramEnd"/>
             <w:r>
               <w:rPr>
                 <w:rFonts w:ascii="Times New Roman" w:eastAsia="思源黑体 CN Normal" w:hAnsi="Times New Roman" w:hint="eastAsia"/>
@@ -5806,29 +5620,7 @@
                 <w:sz w:val="16"/>
                 <w:szCs w:val="16"/>
               </w:rPr>
-              <w:t>var_brca.snv_</w:t>
-            </w:r>
-            <w:proofErr w:type="gramStart"/>
-            <w:r>
-              <w:rPr>
-                <w:rFonts w:ascii="Times New Roman" w:eastAsia="思源黑体 CN Normal" w:hAnsi="Times New Roman" w:hint="eastAsia"/>
-                <w:bCs/>
-                <w:color w:val="000000" w:themeColor="text1"/>
-                <w:sz w:val="16"/>
-                <w:szCs w:val="16"/>
-              </w:rPr>
-              <w:t>s.B</w:t>
-            </w:r>
-            <w:proofErr w:type="gramEnd"/>
-            <w:r>
-              <w:rPr>
-                <w:rFonts w:ascii="Times New Roman" w:eastAsia="思源黑体 CN Normal" w:hAnsi="Times New Roman" w:hint="eastAsia"/>
-                <w:bCs/>
-                <w:color w:val="000000" w:themeColor="text1"/>
-                <w:sz w:val="16"/>
-                <w:szCs w:val="16"/>
-              </w:rPr>
-              <w:t>1_L5+ var_brca.mlpa_v2.B1_mlpa_L5+var_brca.snv_s.B1_L4+ var_brca.mlpa_v2.B1_mlpa_L4</w:t>
+              <w:t>var_brca.snv_s.B1_L5+ var_brca.mlpa_v2.B1_mlpa_L5+var_brca.snv_s.B1_L4+ var_brca.mlpa_v2.B1_mlpa_L4</w:t>
             </w:r>
             <w:r>
               <w:rPr>
@@ -6165,7 +5957,6 @@
               </w:rPr>
               <w:t>snv_</w:t>
             </w:r>
-            <w:proofErr w:type="gramStart"/>
             <w:r>
               <w:rPr>
                 <w:rFonts w:ascii="Times New Roman" w:eastAsia="思源黑体 CN Normal" w:hAnsi="Times New Roman" w:hint="eastAsia"/>
@@ -6188,7 +5979,6 @@
               </w:rPr>
               <w:t>.B</w:t>
             </w:r>
-            <w:proofErr w:type="gramEnd"/>
             <w:r>
               <w:rPr>
                 <w:rFonts w:ascii="Times New Roman" w:eastAsia="思源黑体 CN Normal" w:hAnsi="Times New Roman" w:hint="eastAsia"/>
@@ -6470,7 +6260,6 @@
               </w:rPr>
               <w:t>snv_</w:t>
             </w:r>
-            <w:proofErr w:type="gramStart"/>
             <w:r>
               <w:rPr>
                 <w:rFonts w:ascii="Times New Roman" w:eastAsia="思源黑体 CN Normal" w:hAnsi="Times New Roman" w:hint="eastAsia"/>
@@ -6493,7 +6282,6 @@
               </w:rPr>
               <w:t>.B</w:t>
             </w:r>
-            <w:proofErr w:type="gramEnd"/>
             <w:r>
               <w:rPr>
                 <w:rFonts w:ascii="Times New Roman" w:eastAsia="思源黑体 CN Normal" w:hAnsi="Times New Roman" w:hint="eastAsia"/>
@@ -6769,7 +6557,6 @@
               <w:t>{</w:t>
             </w:r>
             <w:proofErr w:type="spellStart"/>
-            <w:proofErr w:type="gramStart"/>
             <w:r>
               <w:rPr>
                 <w:rFonts w:ascii="Times New Roman" w:eastAsia="思源黑体 CN Normal" w:hAnsi="Times New Roman"/>
@@ -6779,19 +6566,7 @@
                 <w:sz w:val="16"/>
                 <w:szCs w:val="16"/>
               </w:rPr>
-              <w:t>a.gene</w:t>
-            </w:r>
-            <w:proofErr w:type="gramEnd"/>
-            <w:r>
-              <w:rPr>
-                <w:rFonts w:ascii="Times New Roman" w:eastAsia="思源黑体 CN Normal" w:hAnsi="Times New Roman"/>
-                <w:b/>
-                <w:i/>
-                <w:color w:val="FF0000"/>
-                <w:sz w:val="16"/>
-                <w:szCs w:val="16"/>
-              </w:rPr>
-              <w:t>_symbol</w:t>
+              <w:t>a.gene_symbol</w:t>
             </w:r>
             <w:proofErr w:type="spellEnd"/>
             <w:r>
@@ -6834,7 +6609,6 @@
               <w:t xml:space="preserve">{%if </w:t>
             </w:r>
             <w:proofErr w:type="spellStart"/>
-            <w:proofErr w:type="gramStart"/>
             <w:r>
               <w:rPr>
                 <w:rFonts w:ascii="Times New Roman" w:eastAsia="思源黑体 CN Normal" w:hAnsi="Times New Roman"/>
@@ -6847,7 +6621,6 @@
               <w:t>a.type</w:t>
             </w:r>
             <w:proofErr w:type="spellEnd"/>
-            <w:proofErr w:type="gramEnd"/>
             <w:r>
               <w:rPr>
                 <w:rFonts w:ascii="Times New Roman" w:eastAsia="思源黑体 CN Normal" w:hAnsi="Times New Roman"/>
@@ -7341,7 +7114,6 @@
               </w:rPr>
               <w:t xml:space="preserve"> in [</w:t>
             </w:r>
-            <w:proofErr w:type="gramStart"/>
             <w:r>
               <w:rPr>
                 <w:rFonts w:ascii="Times New Roman" w:eastAsia="思源黑体 CN Normal" w:hAnsi="Times New Roman"/>
@@ -7352,7 +7124,6 @@
               </w:rPr>
               <w:t>”</w:t>
             </w:r>
-            <w:proofErr w:type="gramEnd"/>
             <w:r>
               <w:rPr>
                 <w:rFonts w:ascii="Times New Roman" w:eastAsia="思源黑体 CN Normal" w:hAnsi="Times New Roman"/>
@@ -7363,7 +7134,6 @@
               </w:rPr>
               <w:t>Loss</w:t>
             </w:r>
-            <w:proofErr w:type="gramStart"/>
             <w:r>
               <w:rPr>
                 <w:rFonts w:ascii="Times New Roman" w:eastAsia="思源黑体 CN Normal" w:hAnsi="Times New Roman"/>
@@ -7374,7 +7144,6 @@
               </w:rPr>
               <w:t>”</w:t>
             </w:r>
-            <w:proofErr w:type="gramEnd"/>
             <w:r>
               <w:rPr>
                 <w:rFonts w:ascii="Times New Roman" w:eastAsia="思源黑体 CN Normal" w:hAnsi="Times New Roman" w:hint="eastAsia"/>
@@ -7890,29 +7659,7 @@
                 <w:sz w:val="16"/>
                 <w:szCs w:val="16"/>
               </w:rPr>
-              <w:t>var_</w:t>
-            </w:r>
-            <w:proofErr w:type="gramStart"/>
-            <w:r>
-              <w:rPr>
-                <w:rFonts w:ascii="Times New Roman" w:eastAsia="思源黑体 CN Normal" w:hAnsi="Times New Roman" w:hint="eastAsia"/>
-                <w:bCs/>
-                <w:color w:val="000000" w:themeColor="text1"/>
-                <w:sz w:val="16"/>
-                <w:szCs w:val="16"/>
-              </w:rPr>
-              <w:t>brca.mlpa</w:t>
-            </w:r>
-            <w:proofErr w:type="gramEnd"/>
-            <w:r>
-              <w:rPr>
-                <w:rFonts w:ascii="Times New Roman" w:eastAsia="思源黑体 CN Normal" w:hAnsi="Times New Roman" w:hint="eastAsia"/>
-                <w:bCs/>
-                <w:color w:val="000000" w:themeColor="text1"/>
-                <w:sz w:val="16"/>
-                <w:szCs w:val="16"/>
-              </w:rPr>
-              <w:t>_v2.B</w:t>
+              <w:t>var_brca.mlpa_v2.B</w:t>
             </w:r>
             <w:r>
               <w:rPr>
@@ -8028,29 +7775,7 @@
                 <w:sz w:val="16"/>
                 <w:szCs w:val="16"/>
               </w:rPr>
-              <w:t>var_</w:t>
-            </w:r>
-            <w:proofErr w:type="gramStart"/>
-            <w:r>
-              <w:rPr>
-                <w:rFonts w:ascii="Times New Roman" w:eastAsia="思源黑体 CN Normal" w:hAnsi="Times New Roman" w:hint="eastAsia"/>
-                <w:bCs/>
-                <w:color w:val="000000" w:themeColor="text1"/>
-                <w:sz w:val="16"/>
-                <w:szCs w:val="16"/>
-              </w:rPr>
-              <w:t>brca.mlpa</w:t>
-            </w:r>
-            <w:proofErr w:type="gramEnd"/>
-            <w:r>
-              <w:rPr>
-                <w:rFonts w:ascii="Times New Roman" w:eastAsia="思源黑体 CN Normal" w:hAnsi="Times New Roman" w:hint="eastAsia"/>
-                <w:bCs/>
-                <w:color w:val="000000" w:themeColor="text1"/>
-                <w:sz w:val="16"/>
-                <w:szCs w:val="16"/>
-              </w:rPr>
-              <w:t>_v2.B</w:t>
+              <w:t>var_brca.mlpa_v2.B</w:t>
             </w:r>
             <w:r>
               <w:rPr>
@@ -8165,7 +7890,6 @@
               <w:t>{</w:t>
             </w:r>
             <w:proofErr w:type="spellStart"/>
-            <w:proofErr w:type="gramStart"/>
             <w:r>
               <w:rPr>
                 <w:rFonts w:ascii="Times New Roman" w:eastAsia="思源黑体 CN Normal" w:hAnsi="Times New Roman"/>
@@ -8175,19 +7899,7 @@
                 <w:sz w:val="16"/>
                 <w:szCs w:val="16"/>
               </w:rPr>
-              <w:t>a.gene</w:t>
-            </w:r>
-            <w:proofErr w:type="gramEnd"/>
-            <w:r>
-              <w:rPr>
-                <w:rFonts w:ascii="Times New Roman" w:eastAsia="思源黑体 CN Normal" w:hAnsi="Times New Roman"/>
-                <w:bCs/>
-                <w:i/>
-                <w:color w:val="000000" w:themeColor="text1"/>
-                <w:sz w:val="16"/>
-                <w:szCs w:val="16"/>
-              </w:rPr>
-              <w:t>_symbol</w:t>
+              <w:t>a.gene_symbol</w:t>
             </w:r>
             <w:proofErr w:type="spellEnd"/>
             <w:r>
@@ -8272,7 +7984,6 @@
               </w:rPr>
               <w:t>==</w:t>
             </w:r>
-            <w:proofErr w:type="gramStart"/>
             <w:r>
               <w:rPr>
                 <w:rFonts w:ascii="Times New Roman" w:eastAsia="思源黑体 CN Normal" w:hAnsi="Times New Roman" w:hint="eastAsia"/>
@@ -8283,7 +7994,6 @@
               </w:rPr>
               <w:t>”</w:t>
             </w:r>
-            <w:proofErr w:type="gramEnd"/>
             <w:r>
               <w:rPr>
                 <w:rFonts w:ascii="Times New Roman" w:eastAsia="思源黑体 CN Normal" w:hAnsi="Times New Roman" w:hint="eastAsia"/>
@@ -8294,7 +8004,6 @@
               </w:rPr>
               <w:t>Loss</w:t>
             </w:r>
-            <w:proofErr w:type="gramStart"/>
             <w:r>
               <w:rPr>
                 <w:rFonts w:ascii="Times New Roman" w:eastAsia="思源黑体 CN Normal" w:hAnsi="Times New Roman" w:hint="eastAsia"/>
@@ -8305,7 +8014,6 @@
               </w:rPr>
               <w:t>”</w:t>
             </w:r>
-            <w:proofErr w:type="gramEnd"/>
             <w:r>
               <w:rPr>
                 <w:rFonts w:ascii="Times New Roman" w:eastAsia="思源黑体 CN Normal" w:hAnsi="Times New Roman" w:hint="eastAsia"/>
@@ -8664,29 +8372,7 @@
                 <w:sz w:val="16"/>
                 <w:szCs w:val="16"/>
               </w:rPr>
-              <w:t>var_brca.snv_</w:t>
-            </w:r>
-            <w:proofErr w:type="gramStart"/>
-            <w:r>
-              <w:rPr>
-                <w:rFonts w:ascii="Times New Roman" w:eastAsia="思源黑体 CN Normal" w:hAnsi="Times New Roman" w:hint="eastAsia"/>
-                <w:bCs/>
-                <w:color w:val="000000" w:themeColor="text1"/>
-                <w:sz w:val="16"/>
-                <w:szCs w:val="16"/>
-              </w:rPr>
-              <w:t>s.B</w:t>
-            </w:r>
-            <w:proofErr w:type="gramEnd"/>
-            <w:r>
-              <w:rPr>
-                <w:rFonts w:ascii="Times New Roman" w:eastAsia="思源黑体 CN Normal" w:hAnsi="Times New Roman" w:hint="eastAsia"/>
-                <w:bCs/>
-                <w:color w:val="000000" w:themeColor="text1"/>
-                <w:sz w:val="16"/>
-                <w:szCs w:val="16"/>
-              </w:rPr>
-              <w:t>2_L5+ var_brca.mlpa_v2.B2_mlpa_L5+var_brca.snv_s.B2_L4+ var_brca.mlpa_v2.B2_mlpa_L4</w:t>
+              <w:t>var_brca.snv_s.B2_L5+ var_brca.mlpa_v2.B2_mlpa_L5+var_brca.snv_s.B2_L4+ var_brca.mlpa_v2.B2_mlpa_L4</w:t>
             </w:r>
             <w:r>
               <w:rPr>
@@ -9222,31 +8908,7 @@
                 <w:szCs w:val="16"/>
                 <w:highlight w:val="green"/>
               </w:rPr>
-              <w:t>{%tr if var_brca.snv_</w:t>
-            </w:r>
-            <w:proofErr w:type="gramStart"/>
-            <w:r>
-              <w:rPr>
-                <w:rFonts w:ascii="Times New Roman" w:eastAsia="思源黑体 CN Normal" w:hAnsi="Times New Roman"/>
-                <w:bCs/>
-                <w:color w:val="000000" w:themeColor="text1"/>
-                <w:sz w:val="16"/>
-                <w:szCs w:val="16"/>
-                <w:highlight w:val="green"/>
-              </w:rPr>
-              <w:t>s.B</w:t>
-            </w:r>
-            <w:proofErr w:type="gramEnd"/>
-            <w:r>
-              <w:rPr>
-                <w:rFonts w:ascii="Times New Roman" w:eastAsia="思源黑体 CN Normal" w:hAnsi="Times New Roman"/>
-                <w:bCs/>
-                <w:color w:val="000000" w:themeColor="text1"/>
-                <w:sz w:val="16"/>
-                <w:szCs w:val="16"/>
-                <w:highlight w:val="green"/>
-              </w:rPr>
-              <w:t>1_L5+ var_brca.gcnv_v2.B1_gcnv_L5+var_brca.snv_s.B1_L4 + var_brca.gcnv_v2.B1_gcnv_L4%}</w:t>
+              <w:t>{%tr if var_brca.snv_s.B1_L5+ var_brca.gcnv_v2.B1_gcnv_L5+var_brca.snv_s.B1_L4 + var_brca.gcnv_v2.B1_gcnv_L4%}</w:t>
             </w:r>
           </w:p>
         </w:tc>
@@ -9284,31 +8946,7 @@
                 <w:szCs w:val="16"/>
                 <w:highlight w:val="green"/>
               </w:rPr>
-              <w:t>{%tr for a in var_brca.snv_</w:t>
-            </w:r>
-            <w:proofErr w:type="gramStart"/>
-            <w:r>
-              <w:rPr>
-                <w:rFonts w:ascii="Times New Roman" w:eastAsia="思源黑体 CN Normal" w:hAnsi="Times New Roman"/>
-                <w:bCs/>
-                <w:color w:val="000000" w:themeColor="text1"/>
-                <w:sz w:val="16"/>
-                <w:szCs w:val="16"/>
-                <w:highlight w:val="green"/>
-              </w:rPr>
-              <w:t>s.B</w:t>
-            </w:r>
-            <w:proofErr w:type="gramEnd"/>
-            <w:r>
-              <w:rPr>
-                <w:rFonts w:ascii="Times New Roman" w:eastAsia="思源黑体 CN Normal" w:hAnsi="Times New Roman"/>
-                <w:bCs/>
-                <w:color w:val="000000" w:themeColor="text1"/>
-                <w:sz w:val="16"/>
-                <w:szCs w:val="16"/>
-                <w:highlight w:val="green"/>
-              </w:rPr>
-              <w:t>1_L5+ var_brca.gcnv_v2.B1_gcnv_L5+var_brca.snv_s.B1_L4 + var_brca.gcnv_v2.B1_gcnv_L4 %}</w:t>
+              <w:t>{%tr for a in var_brca.snv_s.B1_L5+ var_brca.gcnv_v2.B1_gcnv_L5+var_brca.snv_s.B1_L4 + var_brca.gcnv_v2.B1_gcnv_L4 %}</w:t>
             </w:r>
           </w:p>
         </w:tc>
@@ -9383,7 +9021,6 @@
               <w:t>{</w:t>
             </w:r>
             <w:proofErr w:type="spellStart"/>
-            <w:proofErr w:type="gramStart"/>
             <w:r>
               <w:rPr>
                 <w:rFonts w:ascii="Times New Roman" w:eastAsia="思源黑体 CN Normal" w:hAnsi="Times New Roman"/>
@@ -9393,19 +9030,7 @@
                 <w:sz w:val="16"/>
                 <w:szCs w:val="16"/>
               </w:rPr>
-              <w:t>a.gene</w:t>
-            </w:r>
-            <w:proofErr w:type="gramEnd"/>
-            <w:r>
-              <w:rPr>
-                <w:rFonts w:ascii="Times New Roman" w:eastAsia="思源黑体 CN Normal" w:hAnsi="Times New Roman"/>
-                <w:b/>
-                <w:i/>
-                <w:color w:val="FF0000"/>
-                <w:sz w:val="16"/>
-                <w:szCs w:val="16"/>
-              </w:rPr>
-              <w:t>_symbol</w:t>
+              <w:t>a.gene_symbol</w:t>
             </w:r>
             <w:proofErr w:type="spellEnd"/>
             <w:r>
@@ -9448,7 +9073,6 @@
               <w:t xml:space="preserve">{%if </w:t>
             </w:r>
             <w:proofErr w:type="spellStart"/>
-            <w:proofErr w:type="gramStart"/>
             <w:r>
               <w:rPr>
                 <w:rFonts w:ascii="Times New Roman" w:eastAsia="思源黑体 CN Normal" w:hAnsi="Times New Roman"/>
@@ -9461,7 +9085,6 @@
               <w:t>a.type</w:t>
             </w:r>
             <w:proofErr w:type="spellEnd"/>
-            <w:proofErr w:type="gramEnd"/>
             <w:r>
               <w:rPr>
                 <w:rFonts w:ascii="Times New Roman" w:eastAsia="思源黑体 CN Normal" w:hAnsi="Times New Roman"/>
@@ -9943,7 +9566,6 @@
               </w:rPr>
               <w:t>==</w:t>
             </w:r>
-            <w:proofErr w:type="gramStart"/>
             <w:r>
               <w:rPr>
                 <w:rFonts w:ascii="Times New Roman" w:eastAsia="思源黑体 CN Normal" w:hAnsi="Times New Roman" w:hint="eastAsia"/>
@@ -9954,7 +9576,6 @@
               </w:rPr>
               <w:t>”</w:t>
             </w:r>
-            <w:proofErr w:type="gramEnd"/>
             <w:r>
               <w:rPr>
                 <w:rFonts w:ascii="Times New Roman" w:eastAsia="思源黑体 CN Normal" w:hAnsi="Times New Roman" w:hint="eastAsia"/>
@@ -9965,7 +9586,6 @@
               </w:rPr>
               <w:t>Loss</w:t>
             </w:r>
-            <w:proofErr w:type="gramStart"/>
             <w:r>
               <w:rPr>
                 <w:rFonts w:ascii="Times New Roman" w:eastAsia="思源黑体 CN Normal" w:hAnsi="Times New Roman" w:hint="eastAsia"/>
@@ -9976,7 +9596,6 @@
               </w:rPr>
               <w:t>”</w:t>
             </w:r>
-            <w:proofErr w:type="gramEnd"/>
             <w:r>
               <w:rPr>
                 <w:rFonts w:ascii="Times New Roman" w:eastAsia="思源黑体 CN Normal" w:hAnsi="Times New Roman" w:hint="eastAsia"/>
@@ -10232,7 +9851,6 @@
               </w:rPr>
               <w:t>==</w:t>
             </w:r>
-            <w:proofErr w:type="gramStart"/>
             <w:r>
               <w:rPr>
                 <w:rFonts w:ascii="Times New Roman" w:eastAsia="思源黑体 CN Normal" w:hAnsi="Times New Roman" w:hint="eastAsia"/>
@@ -10243,7 +9861,6 @@
               </w:rPr>
               <w:t>”</w:t>
             </w:r>
-            <w:proofErr w:type="gramEnd"/>
             <w:r>
               <w:rPr>
                 <w:rFonts w:ascii="Times New Roman" w:eastAsia="思源黑体 CN Normal" w:hAnsi="Times New Roman" w:hint="eastAsia"/>
@@ -10254,7 +9871,6 @@
               </w:rPr>
               <w:t>Gain</w:t>
             </w:r>
-            <w:proofErr w:type="gramStart"/>
             <w:r>
               <w:rPr>
                 <w:rFonts w:ascii="Times New Roman" w:eastAsia="思源黑体 CN Normal" w:hAnsi="Times New Roman" w:hint="eastAsia"/>
@@ -10265,7 +9881,6 @@
               </w:rPr>
               <w:t>”</w:t>
             </w:r>
-            <w:proofErr w:type="gramEnd"/>
             <w:r>
               <w:rPr>
                 <w:rFonts w:ascii="Times New Roman" w:eastAsia="思源黑体 CN Normal" w:hAnsi="Times New Roman" w:hint="eastAsia"/>
@@ -10687,29 +10302,7 @@
                 <w:sz w:val="16"/>
                 <w:szCs w:val="16"/>
               </w:rPr>
-              <w:t>var_</w:t>
-            </w:r>
-            <w:proofErr w:type="gramStart"/>
-            <w:r>
-              <w:rPr>
-                <w:rFonts w:ascii="Times New Roman" w:eastAsia="思源黑体 CN Normal" w:hAnsi="Times New Roman"/>
-                <w:bCs/>
-                <w:color w:val="000000" w:themeColor="text1"/>
-                <w:sz w:val="16"/>
-                <w:szCs w:val="16"/>
-              </w:rPr>
-              <w:t>brca.gcnv</w:t>
-            </w:r>
-            <w:proofErr w:type="gramEnd"/>
-            <w:r>
-              <w:rPr>
-                <w:rFonts w:ascii="Times New Roman" w:eastAsia="思源黑体 CN Normal" w:hAnsi="Times New Roman"/>
-                <w:bCs/>
-                <w:color w:val="000000" w:themeColor="text1"/>
-                <w:sz w:val="16"/>
-                <w:szCs w:val="16"/>
-              </w:rPr>
-              <w:t>_v2.B1_gcnv_L3</w:t>
+              <w:t>var_brca.gcnv_v2.B1_gcnv_L3</w:t>
             </w:r>
             <w:r>
               <w:rPr>
@@ -10774,29 +10367,7 @@
                 <w:sz w:val="16"/>
                 <w:szCs w:val="16"/>
               </w:rPr>
-              <w:t>var_</w:t>
-            </w:r>
-            <w:proofErr w:type="gramStart"/>
-            <w:r>
-              <w:rPr>
-                <w:rFonts w:ascii="Times New Roman" w:eastAsia="思源黑体 CN Normal" w:hAnsi="Times New Roman"/>
-                <w:bCs/>
-                <w:color w:val="000000" w:themeColor="text1"/>
-                <w:sz w:val="16"/>
-                <w:szCs w:val="16"/>
-              </w:rPr>
-              <w:t>brca.gcnv</w:t>
-            </w:r>
-            <w:proofErr w:type="gramEnd"/>
-            <w:r>
-              <w:rPr>
-                <w:rFonts w:ascii="Times New Roman" w:eastAsia="思源黑体 CN Normal" w:hAnsi="Times New Roman"/>
-                <w:bCs/>
-                <w:color w:val="000000" w:themeColor="text1"/>
-                <w:sz w:val="16"/>
-                <w:szCs w:val="16"/>
-              </w:rPr>
-              <w:t>_v2.B1_gcnv_L3</w:t>
+              <w:t>var_brca.gcnv_v2.B1_gcnv_L3</w:t>
             </w:r>
             <w:r>
               <w:rPr>
@@ -10882,7 +10453,6 @@
               <w:t>{</w:t>
             </w:r>
             <w:proofErr w:type="spellStart"/>
-            <w:proofErr w:type="gramStart"/>
             <w:r>
               <w:rPr>
                 <w:rFonts w:ascii="Times New Roman" w:eastAsia="思源黑体 CN Normal" w:hAnsi="Times New Roman"/>
@@ -10892,19 +10462,7 @@
                 <w:sz w:val="16"/>
                 <w:szCs w:val="16"/>
               </w:rPr>
-              <w:t>a.gene</w:t>
-            </w:r>
-            <w:proofErr w:type="gramEnd"/>
-            <w:r>
-              <w:rPr>
-                <w:rFonts w:ascii="Times New Roman" w:eastAsia="思源黑体 CN Normal" w:hAnsi="Times New Roman"/>
-                <w:bCs/>
-                <w:i/>
-                <w:color w:val="000000" w:themeColor="text1"/>
-                <w:sz w:val="16"/>
-                <w:szCs w:val="16"/>
-              </w:rPr>
-              <w:t>_symbol</w:t>
+              <w:t>a.gene_symbol</w:t>
             </w:r>
             <w:proofErr w:type="spellEnd"/>
             <w:r>
@@ -10989,7 +10547,6 @@
               </w:rPr>
               <w:t>==</w:t>
             </w:r>
-            <w:proofErr w:type="gramStart"/>
             <w:r>
               <w:rPr>
                 <w:rFonts w:ascii="Times New Roman" w:eastAsia="思源黑体 CN Normal" w:hAnsi="Times New Roman" w:hint="eastAsia"/>
@@ -11000,7 +10557,6 @@
               </w:rPr>
               <w:t>”</w:t>
             </w:r>
-            <w:proofErr w:type="gramEnd"/>
             <w:r>
               <w:rPr>
                 <w:rFonts w:ascii="Times New Roman" w:eastAsia="思源黑体 CN Normal" w:hAnsi="Times New Roman" w:hint="eastAsia"/>
@@ -11011,7 +10567,6 @@
               </w:rPr>
               <w:t>Loss</w:t>
             </w:r>
-            <w:proofErr w:type="gramStart"/>
             <w:r>
               <w:rPr>
                 <w:rFonts w:ascii="Times New Roman" w:eastAsia="思源黑体 CN Normal" w:hAnsi="Times New Roman" w:hint="eastAsia"/>
@@ -11022,7 +10577,6 @@
               </w:rPr>
               <w:t>”</w:t>
             </w:r>
-            <w:proofErr w:type="gramEnd"/>
             <w:r>
               <w:rPr>
                 <w:rFonts w:ascii="Times New Roman" w:eastAsia="思源黑体 CN Normal" w:hAnsi="Times New Roman" w:hint="eastAsia"/>
@@ -11590,29 +11144,7 @@
                 <w:sz w:val="16"/>
                 <w:szCs w:val="16"/>
               </w:rPr>
-              <w:t>var_brca.snv_</w:t>
-            </w:r>
-            <w:proofErr w:type="gramStart"/>
-            <w:r>
-              <w:rPr>
-                <w:rFonts w:ascii="Times New Roman" w:eastAsia="思源黑体 CN Normal" w:hAnsi="Times New Roman"/>
-                <w:bCs/>
-                <w:color w:val="000000" w:themeColor="text1"/>
-                <w:sz w:val="16"/>
-                <w:szCs w:val="16"/>
-              </w:rPr>
-              <w:t>s.B</w:t>
-            </w:r>
-            <w:proofErr w:type="gramEnd"/>
-            <w:r>
-              <w:rPr>
-                <w:rFonts w:ascii="Times New Roman" w:eastAsia="思源黑体 CN Normal" w:hAnsi="Times New Roman"/>
-                <w:bCs/>
-                <w:color w:val="000000" w:themeColor="text1"/>
-                <w:sz w:val="16"/>
-                <w:szCs w:val="16"/>
-              </w:rPr>
-              <w:t>1_L5+ var_brca.gcnv_v2.B1_gcnv_L5+var_brca.snv_s.B1_L4 + var_brca.gcnv_v2.B1_gcnv_L4</w:t>
+              <w:t>var_brca.snv_s.B1_L5+ var_brca.gcnv_v2.B1_gcnv_L5+var_brca.snv_s.B1_L4 + var_brca.gcnv_v2.B1_gcnv_L4</w:t>
             </w:r>
             <w:r>
               <w:rPr>
@@ -11915,31 +11447,7 @@
                 <w:szCs w:val="16"/>
                 <w:highlight w:val="green"/>
               </w:rPr>
-              <w:t>{%tr if var_brca.snv_</w:t>
-            </w:r>
-            <w:proofErr w:type="gramStart"/>
-            <w:r>
-              <w:rPr>
-                <w:rFonts w:ascii="Times New Roman" w:eastAsia="思源黑体 CN Normal" w:hAnsi="Times New Roman"/>
-                <w:bCs/>
-                <w:color w:val="000000" w:themeColor="text1"/>
-                <w:sz w:val="16"/>
-                <w:szCs w:val="16"/>
-                <w:highlight w:val="green"/>
-              </w:rPr>
-              <w:t>s.B</w:t>
-            </w:r>
-            <w:proofErr w:type="gramEnd"/>
-            <w:r>
-              <w:rPr>
-                <w:rFonts w:ascii="Times New Roman" w:eastAsia="思源黑体 CN Normal" w:hAnsi="Times New Roman"/>
-                <w:bCs/>
-                <w:color w:val="000000" w:themeColor="text1"/>
-                <w:sz w:val="16"/>
-                <w:szCs w:val="16"/>
-                <w:highlight w:val="green"/>
-              </w:rPr>
-              <w:t>2_L5+ var_brca.gcnv_v2.B2_gcnv_L5+var_brca.snv_s.B2_L4 + var_brca.gcnv_v2.B2_gcnv_L4%}</w:t>
+              <w:t>{%tr if var_brca.snv_s.B2_L5+ var_brca.gcnv_v2.B2_gcnv_L5+var_brca.snv_s.B2_L4 + var_brca.gcnv_v2.B2_gcnv_L4%}</w:t>
             </w:r>
           </w:p>
         </w:tc>
@@ -11975,31 +11483,7 @@
                 <w:szCs w:val="16"/>
                 <w:highlight w:val="green"/>
               </w:rPr>
-              <w:t>{%tr for a in var_brca.snv_</w:t>
-            </w:r>
-            <w:proofErr w:type="gramStart"/>
-            <w:r>
-              <w:rPr>
-                <w:rFonts w:ascii="Times New Roman" w:eastAsia="思源黑体 CN Normal" w:hAnsi="Times New Roman"/>
-                <w:bCs/>
-                <w:color w:val="000000" w:themeColor="text1"/>
-                <w:sz w:val="16"/>
-                <w:szCs w:val="16"/>
-                <w:highlight w:val="green"/>
-              </w:rPr>
-              <w:t>s.B</w:t>
-            </w:r>
-            <w:proofErr w:type="gramEnd"/>
-            <w:r>
-              <w:rPr>
-                <w:rFonts w:ascii="Times New Roman" w:eastAsia="思源黑体 CN Normal" w:hAnsi="Times New Roman"/>
-                <w:bCs/>
-                <w:color w:val="000000" w:themeColor="text1"/>
-                <w:sz w:val="16"/>
-                <w:szCs w:val="16"/>
-                <w:highlight w:val="green"/>
-              </w:rPr>
-              <w:t>2_L5+ var_brca.gcnv_v2.B2_gcnv_L5+var_brca.snv_s.B2_L4 + var_brca.gcnv_v2.B2_gcnv_L4 %}</w:t>
+              <w:t>{%tr for a in var_brca.snv_s.B2_L5+ var_brca.gcnv_v2.B2_gcnv_L5+var_brca.snv_s.B2_L4 + var_brca.gcnv_v2.B2_gcnv_L4 %}</w:t>
             </w:r>
           </w:p>
         </w:tc>
@@ -12075,7 +11559,6 @@
               <w:t>{</w:t>
             </w:r>
             <w:proofErr w:type="spellStart"/>
-            <w:proofErr w:type="gramStart"/>
             <w:r>
               <w:rPr>
                 <w:rFonts w:ascii="Times New Roman" w:eastAsia="思源黑体 CN Normal" w:hAnsi="Times New Roman"/>
@@ -12085,19 +11568,7 @@
                 <w:sz w:val="16"/>
                 <w:szCs w:val="16"/>
               </w:rPr>
-              <w:t>a.gene</w:t>
-            </w:r>
-            <w:proofErr w:type="gramEnd"/>
-            <w:r>
-              <w:rPr>
-                <w:rFonts w:ascii="Times New Roman" w:eastAsia="思源黑体 CN Normal" w:hAnsi="Times New Roman"/>
-                <w:b/>
-                <w:i/>
-                <w:color w:val="FF0000"/>
-                <w:sz w:val="16"/>
-                <w:szCs w:val="16"/>
-              </w:rPr>
-              <w:t>_symbol</w:t>
+              <w:t>a.gene_symbol</w:t>
             </w:r>
             <w:proofErr w:type="spellEnd"/>
             <w:r>
@@ -12140,7 +11611,6 @@
               <w:t xml:space="preserve">{%if </w:t>
             </w:r>
             <w:proofErr w:type="spellStart"/>
-            <w:proofErr w:type="gramStart"/>
             <w:r>
               <w:rPr>
                 <w:rFonts w:ascii="Times New Roman" w:eastAsia="思源黑体 CN Normal" w:hAnsi="Times New Roman"/>
@@ -12153,7 +11623,6 @@
               <w:t>a.type</w:t>
             </w:r>
             <w:proofErr w:type="spellEnd"/>
-            <w:proofErr w:type="gramEnd"/>
             <w:r>
               <w:rPr>
                 <w:rFonts w:ascii="Times New Roman" w:eastAsia="思源黑体 CN Normal" w:hAnsi="Times New Roman"/>
@@ -12647,7 +12116,6 @@
               </w:rPr>
               <w:t>==</w:t>
             </w:r>
-            <w:proofErr w:type="gramStart"/>
             <w:r>
               <w:rPr>
                 <w:rFonts w:ascii="Times New Roman" w:eastAsia="思源黑体 CN Normal" w:hAnsi="Times New Roman" w:hint="eastAsia"/>
@@ -12658,7 +12126,6 @@
               </w:rPr>
               <w:t>”</w:t>
             </w:r>
-            <w:proofErr w:type="gramEnd"/>
             <w:r>
               <w:rPr>
                 <w:rFonts w:ascii="Times New Roman" w:eastAsia="思源黑体 CN Normal" w:hAnsi="Times New Roman" w:hint="eastAsia"/>
@@ -12669,7 +12136,6 @@
               </w:rPr>
               <w:t>Loss</w:t>
             </w:r>
-            <w:proofErr w:type="gramStart"/>
             <w:r>
               <w:rPr>
                 <w:rFonts w:ascii="Times New Roman" w:eastAsia="思源黑体 CN Normal" w:hAnsi="Times New Roman" w:hint="eastAsia"/>
@@ -12680,7 +12146,6 @@
               </w:rPr>
               <w:t>”</w:t>
             </w:r>
-            <w:proofErr w:type="gramEnd"/>
             <w:r>
               <w:rPr>
                 <w:rFonts w:ascii="Times New Roman" w:eastAsia="思源黑体 CN Normal" w:hAnsi="Times New Roman" w:hint="eastAsia"/>
@@ -12926,7 +12391,6 @@
               </w:rPr>
               <w:t>==</w:t>
             </w:r>
-            <w:proofErr w:type="gramStart"/>
             <w:r>
               <w:rPr>
                 <w:rFonts w:ascii="Times New Roman" w:eastAsia="思源黑体 CN Normal" w:hAnsi="Times New Roman" w:hint="eastAsia"/>
@@ -12937,7 +12401,6 @@
               </w:rPr>
               <w:t>”</w:t>
             </w:r>
-            <w:proofErr w:type="gramEnd"/>
             <w:r>
               <w:rPr>
                 <w:rFonts w:ascii="Times New Roman" w:eastAsia="思源黑体 CN Normal" w:hAnsi="Times New Roman" w:hint="eastAsia"/>
@@ -12948,7 +12411,6 @@
               </w:rPr>
               <w:t>Gain</w:t>
             </w:r>
-            <w:proofErr w:type="gramStart"/>
             <w:r>
               <w:rPr>
                 <w:rFonts w:ascii="Times New Roman" w:eastAsia="思源黑体 CN Normal" w:hAnsi="Times New Roman" w:hint="eastAsia"/>
@@ -12959,7 +12421,6 @@
               </w:rPr>
               <w:t>”</w:t>
             </w:r>
-            <w:proofErr w:type="gramEnd"/>
             <w:r>
               <w:rPr>
                 <w:rFonts w:ascii="Times New Roman" w:eastAsia="思源黑体 CN Normal" w:hAnsi="Times New Roman" w:hint="eastAsia"/>
@@ -13374,29 +12835,7 @@
                 <w:sz w:val="16"/>
                 <w:szCs w:val="16"/>
               </w:rPr>
-              <w:t>var_</w:t>
-            </w:r>
-            <w:proofErr w:type="gramStart"/>
-            <w:r>
-              <w:rPr>
-                <w:rFonts w:ascii="Times New Roman" w:eastAsia="思源黑体 CN Normal" w:hAnsi="Times New Roman"/>
-                <w:bCs/>
-                <w:color w:val="000000" w:themeColor="text1"/>
-                <w:sz w:val="16"/>
-                <w:szCs w:val="16"/>
-              </w:rPr>
-              <w:t>brca.gcnv</w:t>
-            </w:r>
-            <w:proofErr w:type="gramEnd"/>
-            <w:r>
-              <w:rPr>
-                <w:rFonts w:ascii="Times New Roman" w:eastAsia="思源黑体 CN Normal" w:hAnsi="Times New Roman"/>
-                <w:bCs/>
-                <w:color w:val="000000" w:themeColor="text1"/>
-                <w:sz w:val="16"/>
-                <w:szCs w:val="16"/>
-              </w:rPr>
-              <w:t>_v2.B2_gcnv_L3</w:t>
+              <w:t>var_brca.gcnv_v2.B2_gcnv_L3</w:t>
             </w:r>
             <w:r>
               <w:rPr>
@@ -13462,29 +12901,7 @@
                 <w:sz w:val="16"/>
                 <w:szCs w:val="16"/>
               </w:rPr>
-              <w:t>var_</w:t>
-            </w:r>
-            <w:proofErr w:type="gramStart"/>
-            <w:r>
-              <w:rPr>
-                <w:rFonts w:ascii="Times New Roman" w:eastAsia="思源黑体 CN Normal" w:hAnsi="Times New Roman"/>
-                <w:bCs/>
-                <w:color w:val="000000" w:themeColor="text1"/>
-                <w:sz w:val="16"/>
-                <w:szCs w:val="16"/>
-              </w:rPr>
-              <w:t>brca.gcnv</w:t>
-            </w:r>
-            <w:proofErr w:type="gramEnd"/>
-            <w:r>
-              <w:rPr>
-                <w:rFonts w:ascii="Times New Roman" w:eastAsia="思源黑体 CN Normal" w:hAnsi="Times New Roman"/>
-                <w:bCs/>
-                <w:color w:val="000000" w:themeColor="text1"/>
-                <w:sz w:val="16"/>
-                <w:szCs w:val="16"/>
-              </w:rPr>
-              <w:t>_v2.B2_gcnv_L3</w:t>
+              <w:t>var_brca.gcnv_v2.B2_gcnv_L3</w:t>
             </w:r>
             <w:r>
               <w:rPr>
@@ -13569,7 +12986,6 @@
               <w:t>{</w:t>
             </w:r>
             <w:proofErr w:type="spellStart"/>
-            <w:proofErr w:type="gramStart"/>
             <w:r>
               <w:rPr>
                 <w:rFonts w:ascii="Times New Roman" w:eastAsia="思源黑体 CN Normal" w:hAnsi="Times New Roman"/>
@@ -13579,19 +12995,7 @@
                 <w:sz w:val="16"/>
                 <w:szCs w:val="16"/>
               </w:rPr>
-              <w:t>a.gene</w:t>
-            </w:r>
-            <w:proofErr w:type="gramEnd"/>
-            <w:r>
-              <w:rPr>
-                <w:rFonts w:ascii="Times New Roman" w:eastAsia="思源黑体 CN Normal" w:hAnsi="Times New Roman"/>
-                <w:bCs/>
-                <w:i/>
-                <w:color w:val="000000" w:themeColor="text1"/>
-                <w:sz w:val="16"/>
-                <w:szCs w:val="16"/>
-              </w:rPr>
-              <w:t>_symbol</w:t>
+              <w:t>a.gene_symbol</w:t>
             </w:r>
             <w:proofErr w:type="spellEnd"/>
             <w:r>
@@ -13676,7 +13080,6 @@
               </w:rPr>
               <w:t>==</w:t>
             </w:r>
-            <w:proofErr w:type="gramStart"/>
             <w:r>
               <w:rPr>
                 <w:rFonts w:ascii="Times New Roman" w:eastAsia="思源黑体 CN Normal" w:hAnsi="Times New Roman" w:hint="eastAsia"/>
@@ -13687,7 +13090,6 @@
               </w:rPr>
               <w:t>”</w:t>
             </w:r>
-            <w:proofErr w:type="gramEnd"/>
             <w:r>
               <w:rPr>
                 <w:rFonts w:ascii="Times New Roman" w:eastAsia="思源黑体 CN Normal" w:hAnsi="Times New Roman" w:hint="eastAsia"/>
@@ -13698,7 +13100,6 @@
               </w:rPr>
               <w:t>Loss</w:t>
             </w:r>
-            <w:proofErr w:type="gramStart"/>
             <w:r>
               <w:rPr>
                 <w:rFonts w:ascii="Times New Roman" w:eastAsia="思源黑体 CN Normal" w:hAnsi="Times New Roman" w:hint="eastAsia"/>
@@ -13709,7 +13110,6 @@
               </w:rPr>
               <w:t>”</w:t>
             </w:r>
-            <w:proofErr w:type="gramEnd"/>
             <w:r>
               <w:rPr>
                 <w:rFonts w:ascii="Times New Roman" w:eastAsia="思源黑体 CN Normal" w:hAnsi="Times New Roman" w:hint="eastAsia"/>
@@ -14259,29 +13659,7 @@
                 <w:sz w:val="16"/>
                 <w:szCs w:val="16"/>
               </w:rPr>
-              <w:t>var_brca.snv_</w:t>
-            </w:r>
-            <w:proofErr w:type="gramStart"/>
-            <w:r>
-              <w:rPr>
-                <w:rFonts w:ascii="Times New Roman" w:eastAsia="思源黑体 CN Normal" w:hAnsi="Times New Roman"/>
-                <w:bCs/>
-                <w:color w:val="000000" w:themeColor="text1"/>
-                <w:sz w:val="16"/>
-                <w:szCs w:val="16"/>
-              </w:rPr>
-              <w:t>s.B</w:t>
-            </w:r>
-            <w:proofErr w:type="gramEnd"/>
-            <w:r>
-              <w:rPr>
-                <w:rFonts w:ascii="Times New Roman" w:eastAsia="思源黑体 CN Normal" w:hAnsi="Times New Roman"/>
-                <w:bCs/>
-                <w:color w:val="000000" w:themeColor="text1"/>
-                <w:sz w:val="16"/>
-                <w:szCs w:val="16"/>
-              </w:rPr>
-              <w:t>2_L5+ var_brca.gcnv_v2.B2_gcnv_L5+var_brca.snv_s.B2_L4 + var_brca.gcnv_v2.B2_gcnv_L4</w:t>
+              <w:t>var_brca.snv_s.B2_L5+ var_brca.gcnv_v2.B2_gcnv_L5+var_brca.snv_s.B2_L4 + var_brca.gcnv_v2.B2_gcnv_L4</w:t>
             </w:r>
             <w:r>
               <w:rPr>
@@ -14925,25 +14303,7 @@
           <w:sz w:val="18"/>
           <w:szCs w:val="18"/>
         </w:rPr>
-        <w:t>专家</w:t>
-      </w:r>
-      <w:proofErr w:type="gramStart"/>
-      <w:r>
-        <w:rPr>
-          <w:rFonts w:ascii="Times New Roman" w:eastAsia="思源黑体 CN Normal" w:hAnsi="Times New Roman" w:cs="微软雅黑"/>
-          <w:sz w:val="18"/>
-          <w:szCs w:val="18"/>
-        </w:rPr>
-        <w:t>组发布</w:t>
-      </w:r>
-      <w:proofErr w:type="gramEnd"/>
-      <w:r>
-        <w:rPr>
-          <w:rFonts w:ascii="Times New Roman" w:eastAsia="思源黑体 CN Normal" w:hAnsi="Times New Roman" w:cs="微软雅黑"/>
-          <w:sz w:val="18"/>
-          <w:szCs w:val="18"/>
-        </w:rPr>
-        <w:t>的特殊基因变异解读指南</w:t>
+        <w:t>专家组发布的特殊基因变异解读指南</w:t>
       </w:r>
       <w:r>
         <w:rPr>
@@ -15257,16 +14617,7 @@
           <w:sz w:val="18"/>
           <w:szCs w:val="18"/>
         </w:rPr>
-        <w:t>{%endif</w:t>
-      </w:r>
-      <w:proofErr w:type="gramStart"/>
-      <w:r>
-        <w:rPr>
-          <w:rFonts w:ascii="Times New Roman" w:eastAsia="思源黑体 CN Normal" w:hAnsi="Times New Roman" w:cs="微软雅黑" w:hint="eastAsia"/>
-          <w:sz w:val="18"/>
-          <w:szCs w:val="18"/>
-        </w:rPr>
-        <w:t>%}</w:t>
+        <w:t>{%endif%}</w:t>
       </w:r>
       <w:r>
         <w:rPr>
@@ -15275,17 +14626,7 @@
           <w:szCs w:val="18"/>
           <w:highlight w:val="magenta"/>
         </w:rPr>
-        <w:t>{</w:t>
-      </w:r>
-      <w:proofErr w:type="gramEnd"/>
-      <w:r>
-        <w:rPr>
-          <w:rFonts w:ascii="Times New Roman" w:eastAsia="思源黑体 CN Normal" w:hAnsi="Times New Roman" w:cs="微软雅黑"/>
-          <w:sz w:val="18"/>
-          <w:szCs w:val="18"/>
-          <w:highlight w:val="magenta"/>
-        </w:rPr>
-        <w:t>%endif%}</w:t>
+        <w:t>{%endif%}</w:t>
       </w:r>
     </w:p>
     <w:p>
@@ -15323,25 +14664,7 @@
           <w:sz w:val="18"/>
           <w:szCs w:val="18"/>
         </w:rPr>
-        <w:t>纯</w:t>
-      </w:r>
-      <w:proofErr w:type="gramStart"/>
-      <w:r>
-        <w:rPr>
-          <w:rFonts w:ascii="Times New Roman" w:eastAsia="思源黑体 CN Normal" w:hAnsi="Times New Roman" w:hint="eastAsia"/>
-          <w:sz w:val="18"/>
-          <w:szCs w:val="18"/>
-        </w:rPr>
-        <w:t>合分别</w:t>
-      </w:r>
-      <w:proofErr w:type="gramEnd"/>
-      <w:r>
-        <w:rPr>
-          <w:rFonts w:ascii="Times New Roman" w:eastAsia="思源黑体 CN Normal" w:hAnsi="Times New Roman" w:hint="eastAsia"/>
-          <w:sz w:val="18"/>
-          <w:szCs w:val="18"/>
-        </w:rPr>
-        <w:t>表示丰度在</w:t>
+        <w:t>纯合分别表示丰度在</w:t>
       </w:r>
       <w:r>
         <w:rPr>
@@ -15474,25 +14797,7 @@
           <w:sz w:val="18"/>
           <w:szCs w:val="18"/>
         </w:rPr>
-        <w:t>点突变、插入缺失突变详细检测结果见附录</w:t>
-      </w:r>
-      <w:proofErr w:type="gramStart"/>
-      <w:r>
-        <w:rPr>
-          <w:rFonts w:ascii="Times New Roman" w:eastAsia="思源黑体 CN Normal" w:hAnsi="Times New Roman" w:hint="eastAsia"/>
-          <w:sz w:val="18"/>
-          <w:szCs w:val="18"/>
-        </w:rPr>
-        <w:t>一</w:t>
-      </w:r>
-      <w:proofErr w:type="gramEnd"/>
-      <w:r>
-        <w:rPr>
-          <w:rFonts w:ascii="Times New Roman" w:eastAsia="思源黑体 CN Normal" w:hAnsi="Times New Roman" w:hint="eastAsia"/>
-          <w:sz w:val="18"/>
-          <w:szCs w:val="18"/>
-        </w:rPr>
-        <w:t>。</w:t>
+        <w:t>点突变、插入缺失突变详细检测结果见附录一。</w:t>
       </w:r>
     </w:p>
     <w:p>
@@ -15667,7 +14972,7 @@
               </wp:inline>
             </w:drawing>
           </mc:Choice>
-          <mc:Fallback xmlns:w16sdtfl="http://schemas.microsoft.com/office/word/2024/wordml/sdtformatlock" xmlns:w16du="http://schemas.microsoft.com/office/word/2023/wordml/word16du" xmlns:oel="http://schemas.microsoft.com/office/2019/extlst">
+          <mc:Fallback xmlns:oel="http://schemas.microsoft.com/office/2019/extlst" xmlns:w16du="http://schemas.microsoft.com/office/word/2023/wordml/word16du" xmlns:w16sdtfl="http://schemas.microsoft.com/office/word/2024/wordml/sdtformatlock">
             <w:pict>
               <v:line w14:anchorId="72F46375" id="Line 4" o:spid="_x0000_s1026" style="visibility:visible;mso-wrap-style:square;mso-left-percent:-10001;mso-top-percent:-10001;mso-position-horizontal:absolute;mso-position-horizontal-relative:char;mso-position-vertical:absolute;mso-position-vertical-relative:line;mso-left-percent:-10001;mso-top-percent:-10001" from="0,0" to="425.75pt,.35pt" o:gfxdata="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" strokecolor="#00653b" strokeweight="1.5pt">
                 <w10:anchorlock/>
@@ -15722,7 +15027,6 @@
         <w:t xml:space="preserve"> == “</w:t>
       </w:r>
       <w:proofErr w:type="spellStart"/>
-      <w:proofErr w:type="gramStart"/>
       <w:r>
         <w:rPr>
           <w:rFonts w:ascii="Times New Roman" w:eastAsia="思源黑体 CN Normal" w:hAnsi="Times New Roman"/>
@@ -15740,17 +15044,7 @@
           <w:szCs w:val="18"/>
           <w:highlight w:val="magenta"/>
         </w:rPr>
-        <w:t>”%</w:t>
-      </w:r>
-      <w:proofErr w:type="gramEnd"/>
-      <w:r>
-        <w:rPr>
-          <w:rFonts w:ascii="Times New Roman" w:eastAsia="思源黑体 CN Normal" w:hAnsi="Times New Roman"/>
-          <w:sz w:val="18"/>
-          <w:szCs w:val="18"/>
-          <w:highlight w:val="magenta"/>
-        </w:rPr>
-        <w:t>}</w:t>
+        <w:t>”%}</w:t>
       </w:r>
     </w:p>
     <w:p>
@@ -15782,25 +15076,7 @@
           <w:sz w:val="18"/>
           <w:szCs w:val="18"/>
         </w:rPr>
-        <w:t>var_brca.snv_</w:t>
-      </w:r>
-      <w:proofErr w:type="gramStart"/>
-      <w:r>
-        <w:rPr>
-          <w:rFonts w:ascii="Times New Roman" w:eastAsia="思源黑体 CN Normal" w:hAnsi="Times New Roman"/>
-          <w:sz w:val="18"/>
-          <w:szCs w:val="18"/>
-        </w:rPr>
-        <w:t>s.B</w:t>
-      </w:r>
-      <w:proofErr w:type="gramEnd"/>
-      <w:r>
-        <w:rPr>
-          <w:rFonts w:ascii="Times New Roman" w:eastAsia="思源黑体 CN Normal" w:hAnsi="Times New Roman"/>
-          <w:sz w:val="18"/>
-          <w:szCs w:val="18"/>
-        </w:rPr>
-        <w:t>1_L5 + var_brca.snv_s.B2_L5 + var_brca.mlpa_v2.B1_mlpa_L5 + var_brca.mlpa_v2.B2_mlpa_L5 + var_brca.snv_s.B1_L4 + var_brca.snv_s.B2_L4 + var_brca.mlpa_v2.B1_mlpa_L4 + var_brca.mlpa_v2.B2_mlpa_L4</w:t>
+        <w:t>var_brca.snv_s.B1_L5 + var_brca.snv_s.B2_L5 + var_brca.mlpa_v2.B1_mlpa_L5 + var_brca.mlpa_v2.B2_mlpa_L5 + var_brca.snv_s.B1_L4 + var_brca.snv_s.B2_L4 + var_brca.mlpa_v2.B1_mlpa_L4 + var_brca.mlpa_v2.B2_mlpa_L4</w:t>
       </w:r>
       <w:r>
         <w:rPr>
@@ -15840,25 +15116,7 @@
           <w:sz w:val="18"/>
           <w:szCs w:val="18"/>
         </w:rPr>
-        <w:t>var_brca.snv_</w:t>
-      </w:r>
-      <w:proofErr w:type="gramStart"/>
-      <w:r>
-        <w:rPr>
-          <w:rFonts w:ascii="Times New Roman" w:eastAsia="思源黑体 CN Normal" w:hAnsi="Times New Roman"/>
-          <w:sz w:val="18"/>
-          <w:szCs w:val="18"/>
-        </w:rPr>
-        <w:t>s.B</w:t>
-      </w:r>
-      <w:proofErr w:type="gramEnd"/>
-      <w:r>
-        <w:rPr>
-          <w:rFonts w:ascii="Times New Roman" w:eastAsia="思源黑体 CN Normal" w:hAnsi="Times New Roman"/>
-          <w:sz w:val="18"/>
-          <w:szCs w:val="18"/>
-        </w:rPr>
-        <w:t>1_L5 + var_brca.snv_s.B2_L5 + var_brca.mlpa_v2.B1_mlpa_L5 + var_brca.mlpa_v2.B2_mlpa_L5 + var_brca.snv_s.B1_L4 + var_brca.snv_s.B2_L4 + var_brca.mlpa_v2.B1_mlpa_L4 + var_brca.mlpa_v2.B2_mlpa_L4</w:t>
+        <w:t>var_brca.snv_s.B1_L5 + var_brca.snv_s.B2_L5 + var_brca.mlpa_v2.B1_mlpa_L5 + var_brca.mlpa_v2.B2_mlpa_L5 + var_brca.snv_s.B1_L4 + var_brca.snv_s.B2_L4 + var_brca.mlpa_v2.B1_mlpa_L4 + var_brca.mlpa_v2.B2_mlpa_L4</w:t>
       </w:r>
       <w:r>
         <w:rPr>
@@ -16123,7 +15381,6 @@
         </w:rPr>
         <w:t>!=</w:t>
       </w:r>
-      <w:proofErr w:type="gramStart"/>
       <w:r>
         <w:rPr>
           <w:rFonts w:ascii="Times New Roman" w:eastAsia="思源黑体 CN Normal" w:hAnsi="Times New Roman" w:cs="Times New Roman" w:hint="eastAsia"/>
@@ -16131,7 +15388,6 @@
         </w:rPr>
         <w:t>”</w:t>
       </w:r>
-      <w:proofErr w:type="gramEnd"/>
       <w:r>
         <w:rPr>
           <w:rFonts w:ascii="Times New Roman" w:eastAsia="思源黑体 CN Normal" w:hAnsi="Times New Roman" w:cs="Times New Roman" w:hint="eastAsia"/>
@@ -16139,7 +15395,6 @@
         </w:rPr>
         <w:t>p.?</w:t>
       </w:r>
-      <w:proofErr w:type="gramStart"/>
       <w:r>
         <w:rPr>
           <w:rFonts w:ascii="Times New Roman" w:eastAsia="思源黑体 CN Normal" w:hAnsi="Times New Roman" w:cs="Times New Roman" w:hint="eastAsia"/>
@@ -16147,7 +15402,6 @@
         </w:rPr>
         <w:t>”</w:t>
       </w:r>
-      <w:proofErr w:type="gramEnd"/>
       <w:r>
         <w:rPr>
           <w:rFonts w:ascii="Times New Roman" w:eastAsia="思源黑体 CN Normal" w:hAnsi="Times New Roman" w:cs="Times New Roman" w:hint="eastAsia"/>
@@ -16737,7 +15991,7 @@
               </wp:inline>
             </w:drawing>
           </mc:Choice>
-          <mc:Fallback xmlns:w16sdtfl="http://schemas.microsoft.com/office/word/2024/wordml/sdtformatlock" xmlns:w16du="http://schemas.microsoft.com/office/word/2023/wordml/word16du" xmlns:oel="http://schemas.microsoft.com/office/2019/extlst">
+          <mc:Fallback xmlns:oel="http://schemas.microsoft.com/office/2019/extlst" xmlns:w16du="http://schemas.microsoft.com/office/word/2023/wordml/word16du" xmlns:w16sdtfl="http://schemas.microsoft.com/office/word/2024/wordml/sdtformatlock">
             <w:pict>
               <v:line w14:anchorId="7CB78BF4" id="Line 9" o:spid="_x0000_s1026" style="visibility:visible;mso-wrap-style:square;mso-left-percent:-10001;mso-top-percent:-10001;mso-position-horizontal:absolute;mso-position-horizontal-relative:char;mso-position-vertical:absolute;mso-position-vertical-relative:line;mso-left-percent:-10001;mso-top-percent:-10001" from="0,0" to="431pt,.35pt" o:gfxdata="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" strokecolor="#00653b" strokeweight="2pt">
                 <w10:anchorlock/>
@@ -17173,7 +16427,7 @@
               </wp:inline>
             </w:drawing>
           </mc:Choice>
-          <mc:Fallback xmlns:w16sdtfl="http://schemas.microsoft.com/office/word/2024/wordml/sdtformatlock" xmlns:w16du="http://schemas.microsoft.com/office/word/2023/wordml/word16du" xmlns:oel="http://schemas.microsoft.com/office/2019/extlst">
+          <mc:Fallback xmlns:oel="http://schemas.microsoft.com/office/2019/extlst" xmlns:w16du="http://schemas.microsoft.com/office/word/2023/wordml/word16du" xmlns:w16sdtfl="http://schemas.microsoft.com/office/word/2024/wordml/sdtformatlock">
             <w:pict>
               <v:line w14:anchorId="756F5381" id="Line 9" o:spid="_x0000_s1026" style="visibility:visible;mso-wrap-style:square;mso-left-percent:-10001;mso-top-percent:-10001;mso-position-horizontal:absolute;mso-position-horizontal-relative:char;mso-position-vertical:absolute;mso-position-vertical-relative:line;mso-left-percent:-10001;mso-top-percent:-10001" from="0,0" to="431pt,.35pt" o:gfxdata="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" strokecolor="#00653b" strokeweight="2pt">
                 <w10:anchorlock/>
@@ -17305,25 +16559,7 @@
           <w:sz w:val="18"/>
           <w:szCs w:val="18"/>
         </w:rPr>
-        <w:t>var_brca.snv_</w:t>
-      </w:r>
-      <w:proofErr w:type="gramStart"/>
-      <w:r>
-        <w:rPr>
-          <w:rFonts w:ascii="Times New Roman" w:eastAsia="思源黑体 CN Normal" w:hAnsi="Times New Roman"/>
-          <w:sz w:val="18"/>
-          <w:szCs w:val="18"/>
-        </w:rPr>
-        <w:t>s.B</w:t>
-      </w:r>
-      <w:proofErr w:type="gramEnd"/>
-      <w:r>
-        <w:rPr>
-          <w:rFonts w:ascii="Times New Roman" w:eastAsia="思源黑体 CN Normal" w:hAnsi="Times New Roman"/>
-          <w:sz w:val="18"/>
-          <w:szCs w:val="18"/>
-        </w:rPr>
-        <w:t>1_L5 + var_brca.snv_s.B2_L5 + var_brca.gcnv_v2.B1_gcnv_L5 + var_brca.gcnv_v2.B2_gcnv_L5 + var_brca.snv_s.B1_L4 + var_brca.snv_s.B2_L4 + var_brca.gcnv_v2.B1_gcnv_L4 + var_brca.gcnv_v2.B2_gcnv_L4</w:t>
+        <w:t>var_brca.snv_s.B1_L5 + var_brca.snv_s.B2_L5 + var_brca.gcnv_v2.B1_gcnv_L5 + var_brca.gcnv_v2.B2_gcnv_L5 + var_brca.snv_s.B1_L4 + var_brca.snv_s.B2_L4 + var_brca.gcnv_v2.B1_gcnv_L4 + var_brca.gcnv_v2.B2_gcnv_L4</w:t>
       </w:r>
       <w:r>
         <w:rPr>
@@ -17363,25 +16599,7 @@
           <w:sz w:val="18"/>
           <w:szCs w:val="18"/>
         </w:rPr>
-        <w:t>var_brca.snv_</w:t>
-      </w:r>
-      <w:proofErr w:type="gramStart"/>
-      <w:r>
-        <w:rPr>
-          <w:rFonts w:ascii="Times New Roman" w:eastAsia="思源黑体 CN Normal" w:hAnsi="Times New Roman"/>
-          <w:sz w:val="18"/>
-          <w:szCs w:val="18"/>
-        </w:rPr>
-        <w:t>s.B</w:t>
-      </w:r>
-      <w:proofErr w:type="gramEnd"/>
-      <w:r>
-        <w:rPr>
-          <w:rFonts w:ascii="Times New Roman" w:eastAsia="思源黑体 CN Normal" w:hAnsi="Times New Roman"/>
-          <w:sz w:val="18"/>
-          <w:szCs w:val="18"/>
-        </w:rPr>
-        <w:t>1_L5 + var_brca.snv_s.B2_L5 + var_brca.gcnv_v2.B1_gcnv_L5 + var_brca.gcnv_v2.B2_gcnv_L5 + var_brca.snv_s.B1_L4 + var_brca.snv_s.B2_L4 + var_brca.gcnv_v2.B1_gcnv_L4 + var_brca.gcnv_v2.B2_gcnv_L4</w:t>
+        <w:t>var_brca.snv_s.B1_L5 + var_brca.snv_s.B2_L5 + var_brca.gcnv_v2.B1_gcnv_L5 + var_brca.gcnv_v2.B2_gcnv_L5 + var_brca.snv_s.B1_L4 + var_brca.snv_s.B2_L4 + var_brca.gcnv_v2.B1_gcnv_L4 + var_brca.gcnv_v2.B2_gcnv_L4</w:t>
       </w:r>
       <w:r>
         <w:rPr>
@@ -17646,7 +16864,6 @@
         </w:rPr>
         <w:t>!=</w:t>
       </w:r>
-      <w:proofErr w:type="gramStart"/>
       <w:r>
         <w:rPr>
           <w:rFonts w:ascii="Times New Roman" w:eastAsia="思源黑体 CN Normal" w:hAnsi="Times New Roman" w:cs="Times New Roman" w:hint="eastAsia"/>
@@ -17654,7 +16871,6 @@
         </w:rPr>
         <w:t>”</w:t>
       </w:r>
-      <w:proofErr w:type="gramEnd"/>
       <w:r>
         <w:rPr>
           <w:rFonts w:ascii="Times New Roman" w:eastAsia="思源黑体 CN Normal" w:hAnsi="Times New Roman" w:cs="Times New Roman" w:hint="eastAsia"/>
@@ -17662,7 +16878,6 @@
         </w:rPr>
         <w:t>p.?</w:t>
       </w:r>
-      <w:proofErr w:type="gramStart"/>
       <w:r>
         <w:rPr>
           <w:rFonts w:ascii="Times New Roman" w:eastAsia="思源黑体 CN Normal" w:hAnsi="Times New Roman" w:cs="Times New Roman" w:hint="eastAsia"/>
@@ -17670,7 +16885,6 @@
         </w:rPr>
         <w:t>”</w:t>
       </w:r>
-      <w:proofErr w:type="gramEnd"/>
       <w:r>
         <w:rPr>
           <w:rFonts w:ascii="Times New Roman" w:eastAsia="思源黑体 CN Normal" w:hAnsi="Times New Roman" w:cs="Times New Roman" w:hint="eastAsia"/>
@@ -18260,7 +17474,7 @@
               </wp:inline>
             </w:drawing>
           </mc:Choice>
-          <mc:Fallback xmlns:w16sdtfl="http://schemas.microsoft.com/office/word/2024/wordml/sdtformatlock" xmlns:w16du="http://schemas.microsoft.com/office/word/2023/wordml/word16du" xmlns:oel="http://schemas.microsoft.com/office/2019/extlst">
+          <mc:Fallback xmlns:oel="http://schemas.microsoft.com/office/2019/extlst" xmlns:w16du="http://schemas.microsoft.com/office/word/2023/wordml/word16du" xmlns:w16sdtfl="http://schemas.microsoft.com/office/word/2024/wordml/sdtformatlock">
             <w:pict>
               <v:line w14:anchorId="37722E20" id="Line 9" o:spid="_x0000_s1026" style="visibility:visible;mso-wrap-style:square;mso-left-percent:-10001;mso-top-percent:-10001;mso-position-horizontal:absolute;mso-position-horizontal-relative:char;mso-position-vertical:absolute;mso-position-vertical-relative:line;mso-left-percent:-10001;mso-top-percent:-10001" from="0,0" to="431pt,.35pt" o:gfxdata="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" strokecolor="#00653b" strokeweight="2pt">
                 <w10:anchorlock/>
@@ -18696,7 +17910,7 @@
               </wp:inline>
             </w:drawing>
           </mc:Choice>
-          <mc:Fallback xmlns:w16sdtfl="http://schemas.microsoft.com/office/word/2024/wordml/sdtformatlock" xmlns:w16du="http://schemas.microsoft.com/office/word/2023/wordml/word16du" xmlns:oel="http://schemas.microsoft.com/office/2019/extlst">
+          <mc:Fallback xmlns:oel="http://schemas.microsoft.com/office/2019/extlst" xmlns:w16du="http://schemas.microsoft.com/office/word/2023/wordml/word16du" xmlns:w16sdtfl="http://schemas.microsoft.com/office/word/2024/wordml/sdtformatlock">
             <w:pict>
               <v:line w14:anchorId="0B4555CE" id="Line 9" o:spid="_x0000_s1026" style="visibility:visible;mso-wrap-style:square;mso-left-percent:-10001;mso-top-percent:-10001;mso-position-horizontal:absolute;mso-position-horizontal-relative:char;mso-position-vertical:absolute;mso-position-vertical-relative:line;mso-left-percent:-10001;mso-top-percent:-10001" from="0,0" to="431pt,.35pt" o:gfxdata="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" strokecolor="#00653b" strokeweight="2pt">
                 <w10:anchorlock/>
@@ -18927,27 +18141,7 @@
           <w:sz w:val="28"/>
           <w:szCs w:val="28"/>
         </w:rPr>
-        <w:t>附录</w:t>
-      </w:r>
-      <w:proofErr w:type="gramStart"/>
-      <w:r>
-        <w:rPr>
-          <w:rFonts w:ascii="Times New Roman" w:eastAsia="思源黑体 CN Normal" w:hAnsi="Times New Roman" w:cs="微软雅黑" w:hint="eastAsia"/>
-          <w:b/>
-          <w:sz w:val="28"/>
-          <w:szCs w:val="28"/>
-        </w:rPr>
-        <w:t>一</w:t>
-      </w:r>
-      <w:proofErr w:type="gramEnd"/>
-      <w:r>
-        <w:rPr>
-          <w:rFonts w:ascii="Times New Roman" w:eastAsia="思源黑体 CN Normal" w:hAnsi="Times New Roman" w:cs="微软雅黑" w:hint="eastAsia"/>
-          <w:b/>
-          <w:sz w:val="28"/>
-          <w:szCs w:val="28"/>
-        </w:rPr>
-        <w:t>：点突变、插入缺失检测结果列表</w:t>
+        <w:t>附录一：点突变、插入缺失检测结果列表</w:t>
       </w:r>
       <w:r>
         <w:rPr>
@@ -19096,7 +18290,7 @@
               </wp:inline>
             </w:drawing>
           </mc:Choice>
-          <mc:Fallback xmlns:w16sdtfl="http://schemas.microsoft.com/office/word/2024/wordml/sdtformatlock" xmlns:w16du="http://schemas.microsoft.com/office/word/2023/wordml/word16du" xmlns:oel="http://schemas.microsoft.com/office/2019/extlst">
+          <mc:Fallback xmlns:oel="http://schemas.microsoft.com/office/2019/extlst" xmlns:w16du="http://schemas.microsoft.com/office/word/2023/wordml/word16du" xmlns:w16sdtfl="http://schemas.microsoft.com/office/word/2024/wordml/sdtformatlock">
             <w:pict>
               <v:line w14:anchorId="48ECC7EC" id="Line 4" o:spid="_x0000_s1026" style="visibility:visible;mso-wrap-style:square;mso-left-percent:-10001;mso-top-percent:-10001;mso-position-horizontal:absolute;mso-position-horizontal-relative:char;mso-position-vertical:absolute;mso-position-vertical-relative:line;mso-left-percent:-10001;mso-top-percent:-10001" from="0,0" to="425.75pt,.35pt" o:gfxdata="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" strokecolor="#00653b" strokeweight="1.5pt">
                 <w10:anchorlock/>
@@ -19407,27 +18601,7 @@
                 <w:sz w:val="16"/>
                 <w:szCs w:val="16"/>
               </w:rPr>
-              <w:t>{%tr if var_brca.snv_</w:t>
-            </w:r>
-            <w:proofErr w:type="gramStart"/>
-            <w:r>
-              <w:rPr>
-                <w:rFonts w:ascii="Times New Roman" w:eastAsia="思源黑体 CN Normal" w:hAnsi="Times New Roman"/>
-                <w:color w:val="000000"/>
-                <w:sz w:val="16"/>
-                <w:szCs w:val="16"/>
-              </w:rPr>
-              <w:t>s.B</w:t>
-            </w:r>
-            <w:proofErr w:type="gramEnd"/>
-            <w:r>
-              <w:rPr>
-                <w:rFonts w:ascii="Times New Roman" w:eastAsia="思源黑体 CN Normal" w:hAnsi="Times New Roman"/>
-                <w:color w:val="000000"/>
-                <w:sz w:val="16"/>
-                <w:szCs w:val="16"/>
-              </w:rPr>
-              <w:t>1_L5+var_brca.snv_s.B2_L5+var_brca.snv_s.B1_L4+var_brca.snv_s.B2_L4%}</w:t>
+              <w:t>{%tr if var_brca.snv_s.B1_L5+var_brca.snv_s.B2_L5+var_brca.snv_s.B1_L4+var_brca.snv_s.B2_L4%}</w:t>
             </w:r>
           </w:p>
         </w:tc>
@@ -19460,27 +18634,7 @@
                 <w:sz w:val="16"/>
                 <w:szCs w:val="16"/>
               </w:rPr>
-              <w:t>{%tr for a in var_brca.snv_</w:t>
-            </w:r>
-            <w:proofErr w:type="gramStart"/>
-            <w:r>
-              <w:rPr>
-                <w:rFonts w:ascii="Times New Roman" w:eastAsia="思源黑体 CN Normal" w:hAnsi="Times New Roman"/>
-                <w:color w:val="000000"/>
-                <w:sz w:val="16"/>
-                <w:szCs w:val="16"/>
-              </w:rPr>
-              <w:t>s.B</w:t>
-            </w:r>
-            <w:proofErr w:type="gramEnd"/>
-            <w:r>
-              <w:rPr>
-                <w:rFonts w:ascii="Times New Roman" w:eastAsia="思源黑体 CN Normal" w:hAnsi="Times New Roman"/>
-                <w:color w:val="000000"/>
-                <w:sz w:val="16"/>
-                <w:szCs w:val="16"/>
-              </w:rPr>
-              <w:t>1_L5+var_brca.snv_s.B2_L5+var_brca.snv_s.B1_L4+var_brca.snv_s.B2_L4%}</w:t>
+              <w:t>{%tr for a in var_brca.snv_s.B1_L5+var_brca.snv_s.B2_L5+var_brca.snv_s.B1_L4+var_brca.snv_s.B2_L4%}</w:t>
             </w:r>
           </w:p>
         </w:tc>
@@ -19542,7 +18696,6 @@
               <w:t>{{</w:t>
             </w:r>
             <w:proofErr w:type="spellStart"/>
-            <w:proofErr w:type="gramStart"/>
             <w:r>
               <w:rPr>
                 <w:rFonts w:ascii="Times New Roman" w:eastAsia="思源黑体 CN Normal" w:hAnsi="Times New Roman"/>
@@ -19552,19 +18705,7 @@
                 <w:sz w:val="16"/>
                 <w:szCs w:val="16"/>
               </w:rPr>
-              <w:t>a.gene</w:t>
-            </w:r>
-            <w:proofErr w:type="gramEnd"/>
-            <w:r>
-              <w:rPr>
-                <w:rFonts w:ascii="Times New Roman" w:eastAsia="思源黑体 CN Normal" w:hAnsi="Times New Roman"/>
-                <w:b/>
-                <w:i/>
-                <w:color w:val="FF0000"/>
-                <w:sz w:val="16"/>
-                <w:szCs w:val="16"/>
-              </w:rPr>
-              <w:t>_symbol</w:t>
+              <w:t>a.gene_symbol</w:t>
             </w:r>
             <w:proofErr w:type="spellEnd"/>
             <w:r>
@@ -19606,27 +18747,15 @@
               <w:t>{{</w:t>
             </w:r>
             <w:proofErr w:type="spellStart"/>
-            <w:proofErr w:type="gramStart"/>
-            <w:r>
-              <w:rPr>
-                <w:rFonts w:ascii="Times New Roman" w:eastAsia="思源黑体 CN Normal" w:hAnsi="Times New Roman"/>
-                <w:b/>
-                <w:color w:val="FF0000"/>
-                <w:sz w:val="16"/>
-                <w:szCs w:val="16"/>
-              </w:rPr>
-              <w:t>a.hgvs</w:t>
-            </w:r>
-            <w:proofErr w:type="gramEnd"/>
-            <w:r>
-              <w:rPr>
-                <w:rFonts w:ascii="Times New Roman" w:eastAsia="思源黑体 CN Normal" w:hAnsi="Times New Roman"/>
-                <w:b/>
-                <w:color w:val="FF0000"/>
-                <w:sz w:val="16"/>
-                <w:szCs w:val="16"/>
-              </w:rPr>
-              <w:t>_c</w:t>
+            <w:r>
+              <w:rPr>
+                <w:rFonts w:ascii="Times New Roman" w:eastAsia="思源黑体 CN Normal" w:hAnsi="Times New Roman"/>
+                <w:b/>
+                <w:color w:val="FF0000"/>
+                <w:sz w:val="16"/>
+                <w:szCs w:val="16"/>
+              </w:rPr>
+              <w:t>a.hgvs_c</w:t>
             </w:r>
             <w:proofErr w:type="spellEnd"/>
             <w:r>
@@ -19667,27 +18796,15 @@
               <w:t xml:space="preserve">{%if </w:t>
             </w:r>
             <w:proofErr w:type="spellStart"/>
-            <w:proofErr w:type="gramStart"/>
-            <w:r>
-              <w:rPr>
-                <w:rFonts w:ascii="Times New Roman" w:eastAsia="思源黑体 CN Normal" w:hAnsi="Times New Roman"/>
-                <w:b/>
-                <w:color w:val="FF0000"/>
-                <w:sz w:val="16"/>
-                <w:szCs w:val="16"/>
-              </w:rPr>
-              <w:t>a.hgvs</w:t>
-            </w:r>
-            <w:proofErr w:type="gramEnd"/>
-            <w:r>
-              <w:rPr>
-                <w:rFonts w:ascii="Times New Roman" w:eastAsia="思源黑体 CN Normal" w:hAnsi="Times New Roman"/>
-                <w:b/>
-                <w:color w:val="FF0000"/>
-                <w:sz w:val="16"/>
-                <w:szCs w:val="16"/>
-              </w:rPr>
-              <w:t>_p</w:t>
+            <w:r>
+              <w:rPr>
+                <w:rFonts w:ascii="Times New Roman" w:eastAsia="思源黑体 CN Normal" w:hAnsi="Times New Roman"/>
+                <w:b/>
+                <w:color w:val="FF0000"/>
+                <w:sz w:val="16"/>
+                <w:szCs w:val="16"/>
+              </w:rPr>
+              <w:t>a.hgvs_p</w:t>
             </w:r>
             <w:proofErr w:type="spellEnd"/>
             <w:r>
@@ -19839,27 +18956,15 @@
               <w:t>{{</w:t>
             </w:r>
             <w:proofErr w:type="spellStart"/>
-            <w:proofErr w:type="gramStart"/>
-            <w:r>
-              <w:rPr>
-                <w:rFonts w:ascii="Times New Roman" w:eastAsia="思源黑体 CN Normal" w:hAnsi="Times New Roman"/>
-                <w:b/>
-                <w:color w:val="FF0000"/>
-                <w:sz w:val="16"/>
-                <w:szCs w:val="16"/>
-              </w:rPr>
-              <w:t>a.type</w:t>
-            </w:r>
-            <w:proofErr w:type="gramEnd"/>
-            <w:r>
-              <w:rPr>
-                <w:rFonts w:ascii="Times New Roman" w:eastAsia="思源黑体 CN Normal" w:hAnsi="Times New Roman"/>
-                <w:b/>
-                <w:color w:val="FF0000"/>
-                <w:sz w:val="16"/>
-                <w:szCs w:val="16"/>
-              </w:rPr>
-              <w:t>_cn</w:t>
+            <w:r>
+              <w:rPr>
+                <w:rFonts w:ascii="Times New Roman" w:eastAsia="思源黑体 CN Normal" w:hAnsi="Times New Roman"/>
+                <w:b/>
+                <w:color w:val="FF0000"/>
+                <w:sz w:val="16"/>
+                <w:szCs w:val="16"/>
+              </w:rPr>
+              <w:t>a.type_cn</w:t>
             </w:r>
             <w:proofErr w:type="spellEnd"/>
             <w:r>
@@ -20141,27 +19246,7 @@
                 <w:sz w:val="16"/>
                 <w:szCs w:val="16"/>
               </w:rPr>
-              <w:t>{%tr for a in var_brca.snv_</w:t>
-            </w:r>
-            <w:proofErr w:type="gramStart"/>
-            <w:r>
-              <w:rPr>
-                <w:rFonts w:ascii="Times New Roman" w:eastAsia="思源黑体 CN Normal" w:hAnsi="Times New Roman"/>
-                <w:color w:val="000000"/>
-                <w:sz w:val="16"/>
-                <w:szCs w:val="16"/>
-              </w:rPr>
-              <w:t>s.B</w:t>
-            </w:r>
-            <w:proofErr w:type="gramEnd"/>
-            <w:r>
-              <w:rPr>
-                <w:rFonts w:ascii="Times New Roman" w:eastAsia="思源黑体 CN Normal" w:hAnsi="Times New Roman"/>
-                <w:color w:val="000000"/>
-                <w:sz w:val="16"/>
-                <w:szCs w:val="16"/>
-              </w:rPr>
-              <w:t>1_L3+var_brca.snv_s.B2_L3+var_brca.snv_s.B1_L2+var_brca.snv_s.B2_L2+var_brca.snv_s.B1_L1+var_brca.snv_s.B2_L1%}</w:t>
+              <w:t>{%tr for a in var_brca.snv_s.B1_L3+var_brca.snv_s.B2_L3+var_brca.snv_s.B1_L2+var_brca.snv_s.B2_L2+var_brca.snv_s.B1_L1+var_brca.snv_s.B2_L1%}</w:t>
             </w:r>
           </w:p>
         </w:tc>
@@ -20220,7 +19305,6 @@
               <w:t>{{</w:t>
             </w:r>
             <w:proofErr w:type="spellStart"/>
-            <w:proofErr w:type="gramStart"/>
             <w:r>
               <w:rPr>
                 <w:rFonts w:ascii="Times New Roman" w:eastAsia="思源黑体 CN Normal" w:hAnsi="Times New Roman"/>
@@ -20230,19 +19314,7 @@
                 <w:sz w:val="16"/>
                 <w:szCs w:val="16"/>
               </w:rPr>
-              <w:t>a.gene</w:t>
-            </w:r>
-            <w:proofErr w:type="gramEnd"/>
-            <w:r>
-              <w:rPr>
-                <w:rFonts w:ascii="Times New Roman" w:eastAsia="思源黑体 CN Normal" w:hAnsi="Times New Roman"/>
-                <w:bCs/>
-                <w:i/>
-                <w:color w:val="000000" w:themeColor="text1"/>
-                <w:sz w:val="16"/>
-                <w:szCs w:val="16"/>
-              </w:rPr>
-              <w:t>_symbol</w:t>
+              <w:t>a.gene_symbol</w:t>
             </w:r>
             <w:proofErr w:type="spellEnd"/>
             <w:r>
@@ -20283,27 +19355,15 @@
               <w:t>{{</w:t>
             </w:r>
             <w:proofErr w:type="spellStart"/>
-            <w:proofErr w:type="gramStart"/>
-            <w:r>
-              <w:rPr>
-                <w:rFonts w:ascii="Times New Roman" w:eastAsia="思源黑体 CN Normal" w:hAnsi="Times New Roman"/>
-                <w:bCs/>
-                <w:color w:val="000000" w:themeColor="text1"/>
-                <w:sz w:val="16"/>
-                <w:szCs w:val="16"/>
-              </w:rPr>
-              <w:t>a.hgvs</w:t>
-            </w:r>
-            <w:proofErr w:type="gramEnd"/>
-            <w:r>
-              <w:rPr>
-                <w:rFonts w:ascii="Times New Roman" w:eastAsia="思源黑体 CN Normal" w:hAnsi="Times New Roman"/>
-                <w:bCs/>
-                <w:color w:val="000000" w:themeColor="text1"/>
-                <w:sz w:val="16"/>
-                <w:szCs w:val="16"/>
-              </w:rPr>
-              <w:t>_c</w:t>
+            <w:r>
+              <w:rPr>
+                <w:rFonts w:ascii="Times New Roman" w:eastAsia="思源黑体 CN Normal" w:hAnsi="Times New Roman"/>
+                <w:bCs/>
+                <w:color w:val="000000" w:themeColor="text1"/>
+                <w:sz w:val="16"/>
+                <w:szCs w:val="16"/>
+              </w:rPr>
+              <w:t>a.hgvs_c</w:t>
             </w:r>
             <w:proofErr w:type="spellEnd"/>
             <w:r>
@@ -20343,27 +19403,15 @@
               <w:t xml:space="preserve">{%if </w:t>
             </w:r>
             <w:proofErr w:type="spellStart"/>
-            <w:proofErr w:type="gramStart"/>
-            <w:r>
-              <w:rPr>
-                <w:rFonts w:ascii="Times New Roman" w:eastAsia="思源黑体 CN Normal" w:hAnsi="Times New Roman"/>
-                <w:bCs/>
-                <w:color w:val="000000" w:themeColor="text1"/>
-                <w:sz w:val="16"/>
-                <w:szCs w:val="16"/>
-              </w:rPr>
-              <w:t>a.hgvs</w:t>
-            </w:r>
-            <w:proofErr w:type="gramEnd"/>
-            <w:r>
-              <w:rPr>
-                <w:rFonts w:ascii="Times New Roman" w:eastAsia="思源黑体 CN Normal" w:hAnsi="Times New Roman"/>
-                <w:bCs/>
-                <w:color w:val="000000" w:themeColor="text1"/>
-                <w:sz w:val="16"/>
-                <w:szCs w:val="16"/>
-              </w:rPr>
-              <w:t>_p</w:t>
+            <w:r>
+              <w:rPr>
+                <w:rFonts w:ascii="Times New Roman" w:eastAsia="思源黑体 CN Normal" w:hAnsi="Times New Roman"/>
+                <w:bCs/>
+                <w:color w:val="000000" w:themeColor="text1"/>
+                <w:sz w:val="16"/>
+                <w:szCs w:val="16"/>
+              </w:rPr>
+              <w:t>a.hgvs_p</w:t>
             </w:r>
             <w:proofErr w:type="spellEnd"/>
             <w:r>
@@ -20512,27 +19560,15 @@
               <w:t>{{</w:t>
             </w:r>
             <w:proofErr w:type="spellStart"/>
-            <w:proofErr w:type="gramStart"/>
-            <w:r>
-              <w:rPr>
-                <w:rFonts w:ascii="Times New Roman" w:eastAsia="思源黑体 CN Normal" w:hAnsi="Times New Roman"/>
-                <w:bCs/>
-                <w:color w:val="000000" w:themeColor="text1"/>
-                <w:sz w:val="16"/>
-                <w:szCs w:val="16"/>
-              </w:rPr>
-              <w:t>a.type</w:t>
-            </w:r>
-            <w:proofErr w:type="gramEnd"/>
-            <w:r>
-              <w:rPr>
-                <w:rFonts w:ascii="Times New Roman" w:eastAsia="思源黑体 CN Normal" w:hAnsi="Times New Roman"/>
-                <w:bCs/>
-                <w:color w:val="000000" w:themeColor="text1"/>
-                <w:sz w:val="16"/>
-                <w:szCs w:val="16"/>
-              </w:rPr>
-              <w:t>_cn</w:t>
+            <w:r>
+              <w:rPr>
+                <w:rFonts w:ascii="Times New Roman" w:eastAsia="思源黑体 CN Normal" w:hAnsi="Times New Roman"/>
+                <w:bCs/>
+                <w:color w:val="000000" w:themeColor="text1"/>
+                <w:sz w:val="16"/>
+                <w:szCs w:val="16"/>
+              </w:rPr>
+              <w:t>a.type_cn</w:t>
             </w:r>
             <w:proofErr w:type="spellEnd"/>
             <w:r>
@@ -20887,33 +19923,15 @@
           <w:sz w:val="18"/>
           <w:szCs w:val="18"/>
         </w:rPr>
-        <w:t>.snv_</w:t>
-      </w:r>
-      <w:proofErr w:type="gramStart"/>
+        <w:t>.snv_s</w:t>
+      </w:r>
       <w:r>
         <w:rPr>
           <w:rFonts w:ascii="Times New Roman" w:eastAsia="思源黑体 CN Normal" w:hAnsi="Times New Roman"/>
           <w:sz w:val="18"/>
           <w:szCs w:val="18"/>
         </w:rPr>
-        <w:t>s</w:t>
-      </w:r>
-      <w:r>
-        <w:rPr>
-          <w:rFonts w:ascii="Times New Roman" w:eastAsia="思源黑体 CN Normal" w:hAnsi="Times New Roman"/>
-          <w:sz w:val="18"/>
-          <w:szCs w:val="18"/>
-        </w:rPr>
-        <w:t>.B</w:t>
-      </w:r>
-      <w:proofErr w:type="gramEnd"/>
-      <w:r>
-        <w:rPr>
-          <w:rFonts w:ascii="Times New Roman" w:eastAsia="思源黑体 CN Normal" w:hAnsi="Times New Roman"/>
-          <w:sz w:val="18"/>
-          <w:szCs w:val="18"/>
-        </w:rPr>
-        <w:t>1_</w:t>
+        <w:t>.B1_</w:t>
       </w:r>
       <w:r>
         <w:rPr>
@@ -21331,7 +20349,7 @@
               </wp:inline>
             </w:drawing>
           </mc:Choice>
-          <mc:Fallback xmlns:w16sdtfl="http://schemas.microsoft.com/office/word/2024/wordml/sdtformatlock" xmlns:w16du="http://schemas.microsoft.com/office/word/2023/wordml/word16du" xmlns:oel="http://schemas.microsoft.com/office/2019/extlst">
+          <mc:Fallback xmlns:oel="http://schemas.microsoft.com/office/2019/extlst" xmlns:w16du="http://schemas.microsoft.com/office/word/2023/wordml/word16du" xmlns:w16sdtfl="http://schemas.microsoft.com/office/word/2024/wordml/sdtformatlock">
             <w:pict>
               <v:line w14:anchorId="65D8F055" id="Line 4" o:spid="_x0000_s1026" style="visibility:visible;mso-wrap-style:square;mso-left-percent:-10001;mso-top-percent:-10001;mso-position-horizontal:absolute;mso-position-horizontal-relative:char;mso-position-vertical:absolute;mso-position-vertical-relative:line;mso-left-percent:-10001;mso-top-percent:-10001" from="0,0" to="425.75pt,.35pt" o:gfxdata="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" strokecolor="#00653b" strokeweight="1.5pt">
                 <w10:anchorlock/>
@@ -21427,7 +20445,6 @@
         <w:t xml:space="preserve">%p if </w:t>
       </w:r>
       <w:proofErr w:type="spellStart"/>
-      <w:proofErr w:type="gramStart"/>
       <w:r>
         <w:rPr>
           <w:rFonts w:ascii="Times New Roman" w:eastAsia="思源黑体 CN Normal" w:hAnsi="Times New Roman" w:cs="微软雅黑" w:hint="eastAsia"/>
@@ -21442,71 +20459,52 @@
           <w:sz w:val="18"/>
           <w:szCs w:val="18"/>
         </w:rPr>
-        <w:t>.brca</w:t>
-      </w:r>
-      <w:proofErr w:type="gramEnd"/>
+        <w:t>.brca_g</w:t>
+      </w:r>
+      <w:proofErr w:type="spellEnd"/>
       <w:r>
         <w:rPr>
           <w:rFonts w:ascii="Times New Roman" w:eastAsia="思源黑体 CN Normal" w:hAnsi="Times New Roman" w:cs="微软雅黑"/>
           <w:sz w:val="18"/>
           <w:szCs w:val="18"/>
         </w:rPr>
-        <w:t>_g</w:t>
-      </w:r>
-      <w:proofErr w:type="spellEnd"/>
-      <w:r>
+        <w:t>%}</w:t>
+      </w:r>
+    </w:p>
+    <w:p>
+      <w:pPr>
+        <w:widowControl/>
+        <w:jc w:val="center"/>
         <w:rPr>
           <w:rFonts w:ascii="Times New Roman" w:eastAsia="思源黑体 CN Normal" w:hAnsi="Times New Roman" w:cs="微软雅黑"/>
           <w:sz w:val="18"/>
           <w:szCs w:val="18"/>
         </w:rPr>
-        <w:t>%}</w:t>
-      </w:r>
-    </w:p>
-    <w:p>
-      <w:pPr>
-        <w:widowControl/>
-        <w:jc w:val="center"/>
+      </w:pPr>
+      <w:r>
+        <w:rPr>
+          <w:rFonts w:ascii="Times New Roman" w:eastAsia="思源黑体 CN Normal" w:hAnsi="Times New Roman" w:cs="微软雅黑" w:hint="eastAsia"/>
+          <w:sz w:val="18"/>
+          <w:szCs w:val="18"/>
+        </w:rPr>
+        <w:t>{</w:t>
+      </w:r>
+      <w:r>
         <w:rPr>
           <w:rFonts w:ascii="Times New Roman" w:eastAsia="思源黑体 CN Normal" w:hAnsi="Times New Roman" w:cs="微软雅黑"/>
           <w:sz w:val="18"/>
           <w:szCs w:val="18"/>
         </w:rPr>
-      </w:pPr>
-      <w:r>
-        <w:rPr>
-          <w:rFonts w:ascii="Times New Roman" w:eastAsia="思源黑体 CN Normal" w:hAnsi="Times New Roman" w:cs="微软雅黑" w:hint="eastAsia"/>
-          <w:sz w:val="18"/>
-          <w:szCs w:val="18"/>
-        </w:rPr>
-        <w:t>{</w:t>
-      </w:r>
+        <w:t xml:space="preserve">%p for a in </w:t>
+      </w:r>
+      <w:proofErr w:type="spellStart"/>
       <w:r>
         <w:rPr>
           <w:rFonts w:ascii="Times New Roman" w:eastAsia="思源黑体 CN Normal" w:hAnsi="Times New Roman" w:cs="微软雅黑"/>
           <w:sz w:val="18"/>
           <w:szCs w:val="18"/>
         </w:rPr>
-        <w:t xml:space="preserve">%p for a in </w:t>
-      </w:r>
-      <w:proofErr w:type="spellStart"/>
-      <w:proofErr w:type="gramStart"/>
-      <w:r>
-        <w:rPr>
-          <w:rFonts w:ascii="Times New Roman" w:eastAsia="思源黑体 CN Normal" w:hAnsi="Times New Roman" w:cs="微软雅黑"/>
-          <w:sz w:val="18"/>
-          <w:szCs w:val="18"/>
-        </w:rPr>
-        <w:t>image.brca</w:t>
-      </w:r>
-      <w:proofErr w:type="gramEnd"/>
-      <w:r>
-        <w:rPr>
-          <w:rFonts w:ascii="Times New Roman" w:eastAsia="思源黑体 CN Normal" w:hAnsi="Times New Roman" w:cs="微软雅黑"/>
-          <w:sz w:val="18"/>
-          <w:szCs w:val="18"/>
-        </w:rPr>
-        <w:t>_g</w:t>
+        <w:t>image.brca_g</w:t>
       </w:r>
       <w:proofErr w:type="spellEnd"/>
       <w:r>
@@ -22064,7 +21062,7 @@
               </wp:inline>
             </w:drawing>
           </mc:Choice>
-          <mc:Fallback xmlns:w16sdtfl="http://schemas.microsoft.com/office/word/2024/wordml/sdtformatlock" xmlns:w16du="http://schemas.microsoft.com/office/word/2023/wordml/word16du" xmlns:oel="http://schemas.microsoft.com/office/2019/extlst">
+          <mc:Fallback xmlns:oel="http://schemas.microsoft.com/office/2019/extlst" xmlns:w16du="http://schemas.microsoft.com/office/word/2023/wordml/word16du" xmlns:w16sdtfl="http://schemas.microsoft.com/office/word/2024/wordml/sdtformatlock">
             <w:pict>
               <v:line w14:anchorId="0E1D3DAB" id="Line 4" o:spid="_x0000_s1026" style="visibility:visible;mso-wrap-style:square;mso-left-percent:-10001;mso-top-percent:-10001;mso-position-horizontal:absolute;mso-position-horizontal-relative:char;mso-position-vertical:absolute;mso-position-vertical-relative:line;mso-left-percent:-10001;mso-top-percent:-10001" from="0,0" to="425.75pt,.35pt" o:gfxdata="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" strokecolor="#00653b" strokeweight="1.5pt">
                 <w10:anchorlock/>
@@ -22231,21 +21229,8 @@
                 <w:sz w:val="18"/>
                 <w:szCs w:val="18"/>
               </w:rPr>
-              <w:t>质</w:t>
-            </w:r>
-            <w:proofErr w:type="gramStart"/>
-            <w:r>
-              <w:rPr>
-                <w:rFonts w:ascii="Times New Roman" w:eastAsia="思源黑体 CN Normal" w:hAnsi="Times New Roman"/>
-                <w:b/>
-                <w:bCs/>
-                <w:color w:val="FFFFFF"/>
-                <w:sz w:val="18"/>
-                <w:szCs w:val="18"/>
-              </w:rPr>
-              <w:t>控标准</w:t>
-            </w:r>
-            <w:proofErr w:type="gramEnd"/>
+              <w:t>质控标准</w:t>
+            </w:r>
           </w:p>
         </w:tc>
         <w:tc>
@@ -22379,25 +21364,7 @@
                 <w:sz w:val="18"/>
                 <w:szCs w:val="20"/>
               </w:rPr>
-              <w:t>qc.dna_data_</w:t>
-            </w:r>
-            <w:proofErr w:type="gramStart"/>
-            <w:r>
-              <w:rPr>
-                <w:rFonts w:ascii="Times New Roman" w:eastAsia="思源黑体 CN Normal" w:hAnsi="Times New Roman"/>
-                <w:sz w:val="18"/>
-                <w:szCs w:val="20"/>
-              </w:rPr>
-              <w:t>qc.cover</w:t>
-            </w:r>
-            <w:proofErr w:type="gramEnd"/>
-            <w:r>
-              <w:rPr>
-                <w:rFonts w:ascii="Times New Roman" w:eastAsia="思源黑体 CN Normal" w:hAnsi="Times New Roman"/>
-                <w:sz w:val="18"/>
-                <w:szCs w:val="20"/>
-              </w:rPr>
-              <w:t>_ratio</w:t>
+              <w:t>qc.dna_data_qc.cover_ratio</w:t>
             </w:r>
             <w:proofErr w:type="spellEnd"/>
             <w:r>
@@ -22647,25 +21614,7 @@
                 <w:sz w:val="18"/>
                 <w:szCs w:val="20"/>
               </w:rPr>
-              <w:t>qc.dna_data_</w:t>
-            </w:r>
-            <w:proofErr w:type="gramStart"/>
-            <w:r>
-              <w:rPr>
-                <w:rFonts w:ascii="Times New Roman" w:eastAsia="思源黑体 CN Normal" w:hAnsi="Times New Roman"/>
-                <w:sz w:val="18"/>
-                <w:szCs w:val="20"/>
-              </w:rPr>
-              <w:t>qc.depth</w:t>
-            </w:r>
-            <w:proofErr w:type="gramEnd"/>
-            <w:r>
-              <w:rPr>
-                <w:rFonts w:ascii="Times New Roman" w:eastAsia="思源黑体 CN Normal" w:hAnsi="Times New Roman"/>
-                <w:sz w:val="18"/>
-                <w:szCs w:val="20"/>
-              </w:rPr>
-              <w:t>_</w:t>
+              <w:t>qc.dna_data_qc.depth_</w:t>
             </w:r>
             <w:r>
               <w:rPr>
@@ -22945,25 +21894,7 @@
                 <w:sz w:val="18"/>
                 <w:szCs w:val="20"/>
               </w:rPr>
-              <w:t>{{qc.dna_data_</w:t>
-            </w:r>
-            <w:proofErr w:type="gramStart"/>
-            <w:r>
-              <w:rPr>
-                <w:rFonts w:ascii="Times New Roman" w:eastAsia="思源黑体 CN Normal" w:hAnsi="Times New Roman"/>
-                <w:sz w:val="18"/>
-                <w:szCs w:val="20"/>
-              </w:rPr>
-              <w:t>qc.cleandata</w:t>
-            </w:r>
-            <w:proofErr w:type="gramEnd"/>
-            <w:r>
-              <w:rPr>
-                <w:rFonts w:ascii="Times New Roman" w:eastAsia="思源黑体 CN Normal" w:hAnsi="Times New Roman"/>
-                <w:sz w:val="18"/>
-                <w:szCs w:val="20"/>
-              </w:rPr>
-              <w:t>_q30}}</w:t>
+              <w:t>{{qc.dna_data_qc.cleandata_q30}}</w:t>
             </w:r>
           </w:p>
         </w:tc>
@@ -23161,25 +22092,7 @@
                 <w:sz w:val="18"/>
                 <w:szCs w:val="20"/>
               </w:rPr>
-              <w:t>qc.dna_data_</w:t>
-            </w:r>
-            <w:proofErr w:type="gramStart"/>
-            <w:r>
-              <w:rPr>
-                <w:rFonts w:ascii="Times New Roman" w:eastAsia="思源黑体 CN Normal" w:hAnsi="Times New Roman"/>
-                <w:sz w:val="18"/>
-                <w:szCs w:val="20"/>
-              </w:rPr>
-              <w:t>qc.mapping</w:t>
-            </w:r>
-            <w:proofErr w:type="gramEnd"/>
-            <w:r>
-              <w:rPr>
-                <w:rFonts w:ascii="Times New Roman" w:eastAsia="思源黑体 CN Normal" w:hAnsi="Times New Roman"/>
-                <w:sz w:val="18"/>
-                <w:szCs w:val="20"/>
-              </w:rPr>
-              <w:t>_ratio</w:t>
+              <w:t>qc.dna_data_qc.mapping_ratio</w:t>
             </w:r>
             <w:proofErr w:type="spellEnd"/>
             <w:r>
@@ -23839,7 +22752,7 @@
                     </wp:anchor>
                   </w:drawing>
                 </mc:Choice>
-                <mc:Fallback xmlns:w16sdtfl="http://schemas.microsoft.com/office/word/2024/wordml/sdtformatlock" xmlns:w16du="http://schemas.microsoft.com/office/word/2023/wordml/word16du" xmlns:oel="http://schemas.microsoft.com/office/2019/extlst">
+                <mc:Fallback xmlns:oel="http://schemas.microsoft.com/office/2019/extlst" xmlns:w16du="http://schemas.microsoft.com/office/word/2023/wordml/word16du" xmlns:w16sdtfl="http://schemas.microsoft.com/office/word/2024/wordml/sdtformatlock">
                   <w:pict>
                     <v:shapetype w14:anchorId="6994A11F" id="_x0000_t120" coordsize="21600,21600" o:spt="120" path="m10800,qx,10800,10800,21600,21600,10800,10800,xe">
                       <v:path gradientshapeok="t" o:connecttype="custom" o:connectlocs="10800,0;3163,3163;0,10800;3163,18437;10800,21600;18437,18437;21600,10800;18437,3163" textboxrect="3163,3163,18437,18437"/>
@@ -23970,7 +22883,7 @@
                     </wp:anchor>
                   </w:drawing>
                 </mc:Choice>
-                <mc:Fallback xmlns:w16sdtfl="http://schemas.microsoft.com/office/word/2024/wordml/sdtformatlock" xmlns:w16du="http://schemas.microsoft.com/office/word/2023/wordml/word16du" xmlns:oel="http://schemas.microsoft.com/office/2019/extlst">
+                <mc:Fallback xmlns:oel="http://schemas.microsoft.com/office/2019/extlst" xmlns:w16du="http://schemas.microsoft.com/office/word/2023/wordml/word16du" xmlns:w16sdtfl="http://schemas.microsoft.com/office/word/2024/wordml/sdtformatlock">
                   <w:pict>
                     <v:roundrect w14:anchorId="70D72850" id="矩形: 圆角 69" o:spid="_x0000_s1026" style="position:absolute;left:0;text-align:left;margin-left:-2.75pt;margin-top:3.25pt;width:71.3pt;height:25.3pt;z-index:-251617280;visibility:visible;mso-wrap-style:square;mso-wrap-distance-left:9pt;mso-wrap-distance-top:0;mso-wrap-distance-right:9pt;mso-wrap-distance-bottom:0;mso-position-horizontal:absolute;mso-position-horizontal-relative:margin;mso-position-vertical:absolute;mso-position-vertical-relative:text;v-text-anchor:middle" arcsize="10923f" o:gfxdata="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" fillcolor="#f2f2f2 [3052]" stroked="f" strokeweight="1pt">
                       <v:stroke joinstyle="miter"/>
@@ -23990,21 +22903,8 @@
                 <w:sz w:val="28"/>
                 <w:szCs w:val="28"/>
               </w:rPr>
-              <w:t>检测总</w:t>
-            </w:r>
-            <w:proofErr w:type="gramStart"/>
-            <w:r>
-              <w:rPr>
-                <w:rFonts w:ascii="思源黑体 CN Bold" w:eastAsia="思源黑体 CN Bold" w:hAnsi="思源黑体 CN Bold" w:hint="eastAsia"/>
-                <w:b/>
-                <w:bCs/>
-                <w:color w:val="1E7648"/>
-                <w:sz w:val="28"/>
-                <w:szCs w:val="28"/>
-              </w:rPr>
-              <w:t>览</w:t>
-            </w:r>
-            <w:proofErr w:type="gramEnd"/>
+              <w:t>检测总览</w:t>
+            </w:r>
           </w:p>
         </w:tc>
       </w:tr>
@@ -24488,23 +23388,13 @@
               </w:rPr>
               <w:t>{%endif%}</w:t>
             </w:r>
-            <w:proofErr w:type="gramStart"/>
             <w:r>
               <w:rPr>
                 <w:rFonts w:ascii="思源黑体 CN Normal" w:eastAsia="思源黑体 CN Normal" w:hAnsi="思源黑体 CN Normal" w:hint="eastAsia"/>
                 <w:sz w:val="17"/>
                 <w:szCs w:val="17"/>
               </w:rPr>
-              <w:t>个</w:t>
-            </w:r>
-            <w:proofErr w:type="gramEnd"/>
-            <w:r>
-              <w:rPr>
-                <w:rFonts w:ascii="思源黑体 CN Normal" w:eastAsia="思源黑体 CN Normal" w:hAnsi="思源黑体 CN Normal" w:hint="eastAsia"/>
-                <w:sz w:val="17"/>
-                <w:szCs w:val="17"/>
-              </w:rPr>
-              <w:t>基因的目标区域</w:t>
+              <w:t>个基因的目标区域</w:t>
             </w:r>
             <w:r>
               <w:rPr>
@@ -24775,25 +23665,7 @@
                 <w:sz w:val="17"/>
                 <w:szCs w:val="17"/>
               </w:rPr>
-              <w:t>PARP抑制剂和其他相关靶</w:t>
-            </w:r>
-            <w:proofErr w:type="gramStart"/>
-            <w:r>
-              <w:rPr>
-                <w:rFonts w:ascii="思源黑体 CN Normal" w:eastAsia="思源黑体 CN Normal" w:hAnsi="思源黑体 CN Normal"/>
-                <w:sz w:val="17"/>
-                <w:szCs w:val="17"/>
-              </w:rPr>
-              <w:t>向药物</w:t>
-            </w:r>
-            <w:proofErr w:type="gramEnd"/>
-            <w:r>
-              <w:rPr>
-                <w:rFonts w:ascii="思源黑体 CN Normal" w:eastAsia="思源黑体 CN Normal" w:hAnsi="思源黑体 CN Normal"/>
-                <w:sz w:val="17"/>
-                <w:szCs w:val="17"/>
-              </w:rPr>
-              <w:t>提供指导建议</w:t>
+              <w:t>PARP抑制剂和其他相关靶向药物提供指导建议</w:t>
             </w:r>
             <w:r>
               <w:rPr>
@@ -24835,9 +23707,9 @@
           <w:szCs w:val="13"/>
           <w:highlight w:val="magenta"/>
         </w:rPr>
-        <w:t>page_</w:t>
-      </w:r>
-      <w:proofErr w:type="gramStart"/>
+        <w:t>page_break</w:t>
+      </w:r>
+      <w:proofErr w:type="spellEnd"/>
       <w:r>
         <w:rPr>
           <w:rFonts w:ascii="思源黑体 CN Light" w:eastAsia="思源黑体 CN Light" w:hAnsi="思源黑体 CN Light" w:hint="eastAsia"/>
@@ -24846,29 +23718,7 @@
           <w:szCs w:val="13"/>
           <w:highlight w:val="magenta"/>
         </w:rPr>
-        <w:t>break</w:t>
-      </w:r>
-      <w:proofErr w:type="spellEnd"/>
-      <w:r>
-        <w:rPr>
-          <w:rFonts w:ascii="思源黑体 CN Light" w:eastAsia="思源黑体 CN Light" w:hAnsi="思源黑体 CN Light" w:hint="eastAsia"/>
-          <w:color w:val="595959" w:themeColor="text1" w:themeTint="A6"/>
-          <w:sz w:val="13"/>
-          <w:szCs w:val="13"/>
-          <w:highlight w:val="magenta"/>
-        </w:rPr>
-        <w:t xml:space="preserve"> }</w:t>
-      </w:r>
-      <w:proofErr w:type="gramEnd"/>
-      <w:r>
-        <w:rPr>
-          <w:rFonts w:ascii="思源黑体 CN Light" w:eastAsia="思源黑体 CN Light" w:hAnsi="思源黑体 CN Light" w:hint="eastAsia"/>
-          <w:color w:val="595959" w:themeColor="text1" w:themeTint="A6"/>
-          <w:sz w:val="13"/>
-          <w:szCs w:val="13"/>
-          <w:highlight w:val="magenta"/>
-        </w:rPr>
-        <w:t>}</w:t>
+        <w:t xml:space="preserve"> }}</w:t>
       </w:r>
     </w:p>
     <w:p>
@@ -25025,9 +23875,9 @@
           <w:szCs w:val="13"/>
           <w:highlight w:val="magenta"/>
         </w:rPr>
-        <w:t>page_</w:t>
-      </w:r>
-      <w:proofErr w:type="gramStart"/>
+        <w:t>page_break</w:t>
+      </w:r>
+      <w:proofErr w:type="spellEnd"/>
       <w:r>
         <w:rPr>
           <w:rFonts w:ascii="思源黑体 CN Light" w:eastAsia="思源黑体 CN Light" w:hAnsi="思源黑体 CN Light" w:hint="eastAsia"/>
@@ -25036,29 +23886,7 @@
           <w:szCs w:val="13"/>
           <w:highlight w:val="magenta"/>
         </w:rPr>
-        <w:t>break</w:t>
-      </w:r>
-      <w:proofErr w:type="spellEnd"/>
-      <w:r>
-        <w:rPr>
-          <w:rFonts w:ascii="思源黑体 CN Light" w:eastAsia="思源黑体 CN Light" w:hAnsi="思源黑体 CN Light" w:hint="eastAsia"/>
-          <w:color w:val="595959" w:themeColor="text1" w:themeTint="A6"/>
-          <w:sz w:val="13"/>
-          <w:szCs w:val="13"/>
-          <w:highlight w:val="magenta"/>
-        </w:rPr>
-        <w:t xml:space="preserve"> }</w:t>
-      </w:r>
-      <w:proofErr w:type="gramEnd"/>
-      <w:r>
-        <w:rPr>
-          <w:rFonts w:ascii="思源黑体 CN Light" w:eastAsia="思源黑体 CN Light" w:hAnsi="思源黑体 CN Light" w:hint="eastAsia"/>
-          <w:color w:val="595959" w:themeColor="text1" w:themeTint="A6"/>
-          <w:sz w:val="13"/>
-          <w:szCs w:val="13"/>
-          <w:highlight w:val="magenta"/>
-        </w:rPr>
-        <w:t>}</w:t>
+        <w:t xml:space="preserve"> }}</w:t>
       </w:r>
     </w:p>
     <w:p>
@@ -25703,25 +24531,7 @@
           <w:sz w:val="16"/>
           <w:szCs w:val="16"/>
         </w:rPr>
-        <w:t>B级：对应癌种中，领域</w:t>
-      </w:r>
-      <w:proofErr w:type="gramStart"/>
-      <w:r>
-        <w:rPr>
-          <w:rFonts w:ascii="思源黑体 CN Normal" w:eastAsia="思源黑体 CN Normal" w:hAnsi="思源黑体 CN Normal"/>
-          <w:sz w:val="16"/>
-          <w:szCs w:val="16"/>
-        </w:rPr>
-        <w:t>内专家</w:t>
-      </w:r>
-      <w:proofErr w:type="gramEnd"/>
-      <w:r>
-        <w:rPr>
-          <w:rFonts w:ascii="思源黑体 CN Normal" w:eastAsia="思源黑体 CN Normal" w:hAnsi="思源黑体 CN Normal"/>
-          <w:sz w:val="16"/>
-          <w:szCs w:val="16"/>
-        </w:rPr>
-        <w:t>共识的有力研究证明的疗法、诊断、预后相关的标志物；</w:t>
+        <w:t>B级：对应癌种中，领域内专家共识的有力研究证明的疗法、诊断、预后相关的标志物；</w:t>
       </w:r>
     </w:p>
     <w:p>
@@ -26089,9 +24899,9 @@
           <w:szCs w:val="13"/>
           <w:highlight w:val="magenta"/>
         </w:rPr>
-        <w:t>page_</w:t>
-      </w:r>
-      <w:proofErr w:type="gramStart"/>
+        <w:t>page_break</w:t>
+      </w:r>
+      <w:proofErr w:type="spellEnd"/>
       <w:r>
         <w:rPr>
           <w:rFonts w:ascii="思源黑体 CN Light" w:eastAsia="思源黑体 CN Light" w:hAnsi="思源黑体 CN Light" w:hint="eastAsia"/>
@@ -26100,29 +24910,7 @@
           <w:szCs w:val="13"/>
           <w:highlight w:val="magenta"/>
         </w:rPr>
-        <w:t>break</w:t>
-      </w:r>
-      <w:proofErr w:type="spellEnd"/>
-      <w:r>
-        <w:rPr>
-          <w:rFonts w:ascii="思源黑体 CN Light" w:eastAsia="思源黑体 CN Light" w:hAnsi="思源黑体 CN Light" w:hint="eastAsia"/>
-          <w:color w:val="595959" w:themeColor="text1" w:themeTint="A6"/>
-          <w:sz w:val="13"/>
-          <w:szCs w:val="13"/>
-          <w:highlight w:val="magenta"/>
-        </w:rPr>
-        <w:t xml:space="preserve"> }</w:t>
-      </w:r>
-      <w:proofErr w:type="gramEnd"/>
-      <w:r>
-        <w:rPr>
-          <w:rFonts w:ascii="思源黑体 CN Light" w:eastAsia="思源黑体 CN Light" w:hAnsi="思源黑体 CN Light" w:hint="eastAsia"/>
-          <w:color w:val="595959" w:themeColor="text1" w:themeTint="A6"/>
-          <w:sz w:val="13"/>
-          <w:szCs w:val="13"/>
-          <w:highlight w:val="magenta"/>
-        </w:rPr>
-        <w:t>}</w:t>
+        <w:t xml:space="preserve"> }}</w:t>
       </w:r>
     </w:p>
     <w:p>
@@ -26300,18 +25088,7 @@
           <w:szCs w:val="13"/>
           <w:highlight w:val="yellow"/>
         </w:rPr>
-        <w:t>%endif</w:t>
-      </w:r>
-      <w:proofErr w:type="gramStart"/>
-      <w:r>
-        <w:rPr>
-          <w:rFonts w:ascii="思源黑体 CN Light" w:eastAsia="思源黑体 CN Light" w:hAnsi="思源黑体 CN Light"/>
-          <w:color w:val="595959" w:themeColor="text1" w:themeTint="A6"/>
-          <w:sz w:val="13"/>
-          <w:szCs w:val="13"/>
-          <w:highlight w:val="yellow"/>
-        </w:rPr>
-        <w:t>%}</w:t>
+        <w:t>%endif%}</w:t>
       </w:r>
       <w:r>
         <w:rPr>
@@ -26321,18 +25098,7 @@
           <w:szCs w:val="13"/>
           <w:highlight w:val="magenta"/>
         </w:rPr>
-        <w:t>{</w:t>
-      </w:r>
-      <w:proofErr w:type="gramEnd"/>
-      <w:r>
-        <w:rPr>
-          <w:rFonts w:ascii="思源黑体 CN Light" w:eastAsia="思源黑体 CN Light" w:hAnsi="思源黑体 CN Light" w:hint="eastAsia"/>
-          <w:color w:val="595959" w:themeColor="text1" w:themeTint="A6"/>
-          <w:sz w:val="13"/>
-          <w:szCs w:val="13"/>
-          <w:highlight w:val="magenta"/>
-        </w:rPr>
-        <w:t xml:space="preserve">{r </w:t>
+        <w:t xml:space="preserve">{{r </w:t>
       </w:r>
       <w:proofErr w:type="spellStart"/>
       <w:r>
@@ -26470,7 +25236,7 @@
                     </wp:anchor>
                   </w:drawing>
                 </mc:Choice>
-                <mc:Fallback xmlns:w16sdtfl="http://schemas.microsoft.com/office/word/2024/wordml/sdtformatlock" xmlns:w16du="http://schemas.microsoft.com/office/word/2023/wordml/word16du" xmlns:oel="http://schemas.microsoft.com/office/2019/extlst">
+                <mc:Fallback xmlns:oel="http://schemas.microsoft.com/office/2019/extlst" xmlns:w16du="http://schemas.microsoft.com/office/word/2023/wordml/word16du" xmlns:w16sdtfl="http://schemas.microsoft.com/office/word/2024/wordml/sdtformatlock">
                   <w:pict>
                     <v:shape w14:anchorId="157BEB4D" id="流程图: 接点 2" o:spid="_x0000_s1026" type="#_x0000_t120" style="position:absolute;left:0;text-align:left;margin-left:170.85pt;margin-top:3.25pt;width:24.65pt;height:25.15pt;z-index:-251613184;visibility:visible;mso-wrap-style:square;mso-wrap-distance-left:9pt;mso-wrap-distance-top:0;mso-wrap-distance-right:9pt;mso-wrap-distance-bottom:0;mso-position-horizontal:absolute;mso-position-horizontal-relative:text;mso-position-vertical:absolute;mso-position-vertical-relative:text;v-text-anchor:middle" o:gfxdata="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" fillcolor="#1e7648" stroked="f" strokeweight="1pt">
                       <v:stroke joinstyle="miter"/>
@@ -26598,7 +25364,7 @@
                     </wp:anchor>
                   </w:drawing>
                 </mc:Choice>
-                <mc:Fallback xmlns:w16sdtfl="http://schemas.microsoft.com/office/word/2024/wordml/sdtformatlock" xmlns:w16du="http://schemas.microsoft.com/office/word/2023/wordml/word16du" xmlns:oel="http://schemas.microsoft.com/office/2019/extlst">
+                <mc:Fallback xmlns:oel="http://schemas.microsoft.com/office/2019/extlst" xmlns:w16du="http://schemas.microsoft.com/office/word/2023/wordml/word16du" xmlns:w16sdtfl="http://schemas.microsoft.com/office/word/2024/wordml/sdtformatlock">
                   <w:pict>
                     <v:roundrect w14:anchorId="6B5C1284" id="矩形: 圆角 3" o:spid="_x0000_s1026" style="position:absolute;left:0;text-align:left;margin-left:-5.4pt;margin-top:3.45pt;width:123pt;height:25.3pt;z-index:-251614208;visibility:visible;mso-wrap-style:square;mso-wrap-distance-left:9pt;mso-wrap-distance-top:0;mso-wrap-distance-right:9pt;mso-wrap-distance-bottom:0;mso-position-horizontal:absolute;mso-position-horizontal-relative:margin;mso-position-vertical:absolute;mso-position-vertical-relative:text;v-text-anchor:middle" arcsize="10923f" o:gfxdata="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" fillcolor="#f2f2f2 [3052]" stroked="f" strokeweight="1pt">
                       <v:stroke joinstyle="miter"/>
@@ -27080,7 +25846,7 @@
                     </wp:anchor>
                   </w:drawing>
                 </mc:Choice>
-                <mc:Fallback xmlns:w16sdtfl="http://schemas.microsoft.com/office/word/2024/wordml/sdtformatlock" xmlns:w16du="http://schemas.microsoft.com/office/word/2023/wordml/word16du" xmlns:oel="http://schemas.microsoft.com/office/2019/extlst">
+                <mc:Fallback xmlns:oel="http://schemas.microsoft.com/office/2019/extlst" xmlns:w16du="http://schemas.microsoft.com/office/word/2023/wordml/word16du" xmlns:w16sdtfl="http://schemas.microsoft.com/office/word/2024/wordml/sdtformatlock">
                   <w:pict>
                     <v:shape w14:anchorId="0AE08A02" id="流程图: 接点 4" o:spid="_x0000_s1026" type="#_x0000_t120" style="position:absolute;left:0;text-align:left;margin-left:178.35pt;margin-top:3.25pt;width:24.65pt;height:25.15pt;z-index:-251611136;visibility:visible;mso-wrap-style:square;mso-wrap-distance-left:9pt;mso-wrap-distance-top:0;mso-wrap-distance-right:9pt;mso-wrap-distance-bottom:0;mso-position-horizontal:absolute;mso-position-horizontal-relative:text;mso-position-vertical:absolute;mso-position-vertical-relative:text;v-text-anchor:middle" o:gfxdata="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" fillcolor="#1e7648" stroked="f" strokeweight="1pt">
                       <v:stroke joinstyle="miter"/>
@@ -27208,7 +25974,7 @@
                     </wp:anchor>
                   </w:drawing>
                 </mc:Choice>
-                <mc:Fallback xmlns:w16sdtfl="http://schemas.microsoft.com/office/word/2024/wordml/sdtformatlock" xmlns:w16du="http://schemas.microsoft.com/office/word/2023/wordml/word16du" xmlns:oel="http://schemas.microsoft.com/office/2019/extlst">
+                <mc:Fallback xmlns:oel="http://schemas.microsoft.com/office/2019/extlst" xmlns:w16du="http://schemas.microsoft.com/office/word/2023/wordml/word16du" xmlns:w16sdtfl="http://schemas.microsoft.com/office/word/2024/wordml/sdtformatlock">
                   <w:pict>
                     <v:roundrect w14:anchorId="5F91A81D" id="矩形: 圆角 5" o:spid="_x0000_s1026" style="position:absolute;left:0;text-align:left;margin-left:-5.15pt;margin-top:3.2pt;width:109.5pt;height:25.3pt;z-index:-251612160;visibility:visible;mso-wrap-style:square;mso-wrap-distance-left:9pt;mso-wrap-distance-top:0;mso-wrap-distance-right:9pt;mso-wrap-distance-bottom:0;mso-position-horizontal:absolute;mso-position-horizontal-relative:margin;mso-position-vertical:absolute;mso-position-vertical-relative:text;v-text-anchor:middle" arcsize="10923f" o:gfxdata="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" fillcolor="#f2f2f2 [3052]" stroked="f" strokeweight="1pt">
                       <v:stroke joinstyle="miter"/>
@@ -27349,9 +26115,9 @@
           <w:szCs w:val="13"/>
           <w:highlight w:val="magenta"/>
         </w:rPr>
-        <w:t>page_</w:t>
-      </w:r>
-      <w:proofErr w:type="gramStart"/>
+        <w:t>page_break</w:t>
+      </w:r>
+      <w:proofErr w:type="spellEnd"/>
       <w:r>
         <w:rPr>
           <w:rFonts w:ascii="思源黑体 CN Light" w:eastAsia="思源黑体 CN Light" w:hAnsi="思源黑体 CN Light" w:hint="eastAsia"/>
@@ -27360,29 +26126,7 @@
           <w:szCs w:val="13"/>
           <w:highlight w:val="magenta"/>
         </w:rPr>
-        <w:t>break</w:t>
-      </w:r>
-      <w:proofErr w:type="spellEnd"/>
-      <w:r>
-        <w:rPr>
-          <w:rFonts w:ascii="思源黑体 CN Light" w:eastAsia="思源黑体 CN Light" w:hAnsi="思源黑体 CN Light" w:hint="eastAsia"/>
-          <w:color w:val="595959" w:themeColor="text1" w:themeTint="A6"/>
-          <w:sz w:val="13"/>
-          <w:szCs w:val="13"/>
-          <w:highlight w:val="magenta"/>
-        </w:rPr>
-        <w:t xml:space="preserve"> }</w:t>
-      </w:r>
-      <w:proofErr w:type="gramEnd"/>
-      <w:r>
-        <w:rPr>
-          <w:rFonts w:ascii="思源黑体 CN Light" w:eastAsia="思源黑体 CN Light" w:hAnsi="思源黑体 CN Light" w:hint="eastAsia"/>
-          <w:color w:val="595959" w:themeColor="text1" w:themeTint="A6"/>
-          <w:sz w:val="13"/>
-          <w:szCs w:val="13"/>
-          <w:highlight w:val="magenta"/>
-        </w:rPr>
-        <w:t>}</w:t>
+        <w:t xml:space="preserve"> }}</w:t>
       </w:r>
     </w:p>
     <w:tbl>
@@ -27497,7 +26241,7 @@
                     </wp:anchor>
                   </w:drawing>
                 </mc:Choice>
-                <mc:Fallback xmlns:w16sdtfl="http://schemas.microsoft.com/office/word/2024/wordml/sdtformatlock" xmlns:w16du="http://schemas.microsoft.com/office/word/2023/wordml/word16du" xmlns:oel="http://schemas.microsoft.com/office/2019/extlst">
+                <mc:Fallback xmlns:oel="http://schemas.microsoft.com/office/2019/extlst" xmlns:w16du="http://schemas.microsoft.com/office/word/2023/wordml/word16du" xmlns:w16sdtfl="http://schemas.microsoft.com/office/word/2024/wordml/sdtformatlock">
                   <w:pict>
                     <v:shape w14:anchorId="79E03784" id="流程图: 接点 6" o:spid="_x0000_s1026" type="#_x0000_t120" style="position:absolute;left:0;text-align:left;margin-left:164.85pt;margin-top:3.25pt;width:24.65pt;height:25.15pt;z-index:-251609088;visibility:visible;mso-wrap-style:square;mso-wrap-distance-left:9pt;mso-wrap-distance-top:0;mso-wrap-distance-right:9pt;mso-wrap-distance-bottom:0;mso-position-horizontal:absolute;mso-position-horizontal-relative:text;mso-position-vertical:absolute;mso-position-vertical-relative:text;v-text-anchor:middle" o:gfxdata="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" fillcolor="#1e7648" stroked="f" strokeweight="1pt">
                       <v:stroke joinstyle="miter"/>
@@ -27625,7 +26369,7 @@
                     </wp:anchor>
                   </w:drawing>
                 </mc:Choice>
-                <mc:Fallback xmlns:w16sdtfl="http://schemas.microsoft.com/office/word/2024/wordml/sdtformatlock" xmlns:w16du="http://schemas.microsoft.com/office/word/2023/wordml/word16du" xmlns:oel="http://schemas.microsoft.com/office/2019/extlst">
+                <mc:Fallback xmlns:oel="http://schemas.microsoft.com/office/2019/extlst" xmlns:w16du="http://schemas.microsoft.com/office/word/2023/wordml/word16du" xmlns:w16sdtfl="http://schemas.microsoft.com/office/word/2024/wordml/sdtformatlock">
                   <w:pict>
                     <v:roundrect w14:anchorId="26E7C016" id="矩形: 圆角 7" o:spid="_x0000_s1026" style="position:absolute;left:0;text-align:left;margin-left:-5.15pt;margin-top:3.2pt;width:138.75pt;height:25.3pt;z-index:-251610112;visibility:visible;mso-wrap-style:square;mso-wrap-distance-left:9pt;mso-wrap-distance-top:0;mso-wrap-distance-right:9pt;mso-wrap-distance-bottom:0;mso-position-horizontal:absolute;mso-position-horizontal-relative:margin;mso-position-vertical:absolute;mso-position-vertical-relative:text;v-text-anchor:middle" arcsize="10923f" o:gfxdata="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" fillcolor="#f2f2f2 [3052]" stroked="f" strokeweight="1pt">
                       <v:stroke joinstyle="miter"/>
@@ -27926,7 +26670,7 @@
                     </wp:anchor>
                   </w:drawing>
                 </mc:Choice>
-                <mc:Fallback xmlns:w16sdtfl="http://schemas.microsoft.com/office/word/2024/wordml/sdtformatlock" xmlns:w16du="http://schemas.microsoft.com/office/word/2023/wordml/word16du" xmlns:oel="http://schemas.microsoft.com/office/2019/extlst">
+                <mc:Fallback xmlns:oel="http://schemas.microsoft.com/office/2019/extlst" xmlns:w16du="http://schemas.microsoft.com/office/word/2023/wordml/word16du" xmlns:w16sdtfl="http://schemas.microsoft.com/office/word/2024/wordml/sdtformatlock">
                   <w:pict>
                     <v:shape w14:anchorId="38F784BF" id="流程图: 接点 10" o:spid="_x0000_s1026" type="#_x0000_t120" style="position:absolute;left:0;text-align:left;margin-left:199.35pt;margin-top:3.25pt;width:24.65pt;height:25.15pt;z-index:-251607040;visibility:visible;mso-wrap-style:square;mso-wrap-distance-left:9pt;mso-wrap-distance-top:0;mso-wrap-distance-right:9pt;mso-wrap-distance-bottom:0;mso-position-horizontal:absolute;mso-position-horizontal-relative:text;mso-position-vertical:absolute;mso-position-vertical-relative:text;v-text-anchor:middle" o:gfxdata="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" fillcolor="#1e7648" stroked="f" strokeweight="1pt">
                       <v:stroke joinstyle="miter"/>
@@ -28065,7 +26809,7 @@
                     </wp:anchor>
                   </w:drawing>
                 </mc:Choice>
-                <mc:Fallback xmlns:w16sdtfl="http://schemas.microsoft.com/office/word/2024/wordml/sdtformatlock" xmlns:w16du="http://schemas.microsoft.com/office/word/2023/wordml/word16du" xmlns:oel="http://schemas.microsoft.com/office/2019/extlst">
+                <mc:Fallback xmlns:oel="http://schemas.microsoft.com/office/2019/extlst" xmlns:w16du="http://schemas.microsoft.com/office/word/2023/wordml/word16du" xmlns:w16sdtfl="http://schemas.microsoft.com/office/word/2024/wordml/sdtformatlock">
                   <w:pict>
                     <v:roundrect w14:anchorId="4E18EE20" id="矩形: 圆角 12" o:spid="_x0000_s1026" style="position:absolute;left:0;text-align:left;margin-left:-5.7pt;margin-top:3.25pt;width:71.3pt;height:25.3pt;z-index:-251608064;visibility:visible;mso-wrap-style:square;mso-wrap-distance-left:9pt;mso-wrap-distance-top:0;mso-wrap-distance-right:9pt;mso-wrap-distance-bottom:0;mso-position-horizontal:absolute;mso-position-horizontal-relative:margin;mso-position-vertical:absolute;mso-position-vertical-relative:text;v-text-anchor:middle" arcsize="10923f" o:gfxdata="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" fillcolor="#f2f2f2 [3052]" stroked="f" strokeweight="1pt">
                       <v:stroke joinstyle="miter"/>
@@ -28219,7 +26963,7 @@
                     </wp:anchor>
                   </w:drawing>
                 </mc:Choice>
-                <mc:Fallback xmlns:w16sdtfl="http://schemas.microsoft.com/office/word/2024/wordml/sdtformatlock" xmlns:w16du="http://schemas.microsoft.com/office/word/2023/wordml/word16du" xmlns:oel="http://schemas.microsoft.com/office/2019/extlst">
+                <mc:Fallback xmlns:oel="http://schemas.microsoft.com/office/2019/extlst" xmlns:w16du="http://schemas.microsoft.com/office/word/2023/wordml/word16du" xmlns:w16sdtfl="http://schemas.microsoft.com/office/word/2024/wordml/sdtformatlock">
                   <w:pict>
                     <v:shape w14:anchorId="228EEEF6" id="流程图: 接点 10" o:spid="_x0000_s1026" type="#_x0000_t120" style="position:absolute;left:0;text-align:left;margin-left:199.35pt;margin-top:3.25pt;width:24.65pt;height:25.15pt;z-index:-251598848;visibility:visible;mso-wrap-style:square;mso-wrap-distance-left:9pt;mso-wrap-distance-top:0;mso-wrap-distance-right:9pt;mso-wrap-distance-bottom:0;mso-position-horizontal:absolute;mso-position-horizontal-relative:text;mso-position-vertical:absolute;mso-position-vertical-relative:text;v-text-anchor:middle" o:gfxdata="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" fillcolor="#1e7648" stroked="f" strokeweight="1pt">
                       <v:stroke joinstyle="miter"/>
@@ -28369,7 +27113,7 @@
                     </wp:anchor>
                   </w:drawing>
                 </mc:Choice>
-                <mc:Fallback xmlns:w16sdtfl="http://schemas.microsoft.com/office/word/2024/wordml/sdtformatlock" xmlns:w16du="http://schemas.microsoft.com/office/word/2023/wordml/word16du" xmlns:oel="http://schemas.microsoft.com/office/2019/extlst">
+                <mc:Fallback xmlns:oel="http://schemas.microsoft.com/office/2019/extlst" xmlns:w16du="http://schemas.microsoft.com/office/word/2023/wordml/word16du" xmlns:w16sdtfl="http://schemas.microsoft.com/office/word/2024/wordml/sdtformatlock">
                   <w:pict>
                     <v:roundrect w14:anchorId="499AC3EA" id="矩形: 圆角 12" o:spid="_x0000_s1026" style="position:absolute;left:0;text-align:left;margin-left:-5.7pt;margin-top:3.25pt;width:71.3pt;height:25.3pt;z-index:-251599872;visibility:visible;mso-wrap-style:square;mso-wrap-distance-left:9pt;mso-wrap-distance-top:0;mso-wrap-distance-right:9pt;mso-wrap-distance-bottom:0;mso-position-horizontal:absolute;mso-position-horizontal-relative:margin;mso-position-vertical:absolute;mso-position-vertical-relative:text;v-text-anchor:middle" arcsize="10923f" o:gfxdata="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" fillcolor="#f2f2f2 [3052]" stroked="f" strokeweight="1pt">
                       <v:stroke joinstyle="miter"/>
@@ -28891,29 +27635,7 @@
                 <w:szCs w:val="17"/>
                 <w:lang w:bidi="ar"/>
               </w:rPr>
-              <w:t xml:space="preserve"> and lib_quality_control.lib_dna_qc.dna_qty</w:t>
-            </w:r>
-            <w:proofErr w:type="gramStart"/>
-            <w:r>
-              <w:rPr>
-                <w:rFonts w:ascii="思源黑体 CN Normal" w:eastAsia="思源黑体 CN Normal" w:hAnsi="思源黑体 CN Normal" w:cs="思源黑体 CN Light"/>
-                <w:kern w:val="0"/>
-                <w:sz w:val="17"/>
-                <w:szCs w:val="17"/>
-                <w:lang w:bidi="ar"/>
-              </w:rPr>
-              <w:t>%}{</w:t>
-            </w:r>
-            <w:proofErr w:type="gramEnd"/>
-            <w:r>
-              <w:rPr>
-                <w:rFonts w:ascii="思源黑体 CN Normal" w:eastAsia="思源黑体 CN Normal" w:hAnsi="思源黑体 CN Normal" w:cs="思源黑体 CN Light"/>
-                <w:kern w:val="0"/>
-                <w:sz w:val="17"/>
-                <w:szCs w:val="17"/>
-                <w:lang w:bidi="ar"/>
-              </w:rPr>
-              <w:t>{lib_quality_control.lib_dna_qc.dna_qty|replace(“.00”,””)}}{%else%}{%endif%}</w:t>
+              <w:t xml:space="preserve"> and lib_quality_control.lib_dna_qc.dna_qty%}{{lib_quality_control.lib_dna_qc.dna_qty|replace(“.00”,””)}}{%else%}{%endif%}</w:t>
             </w:r>
           </w:p>
         </w:tc>
@@ -29114,29 +27836,7 @@
                 <w:szCs w:val="17"/>
                 <w:lang w:bidi="ar"/>
               </w:rPr>
-              <w:t xml:space="preserve"> and lib_quality_control.lib_dna_</w:t>
-            </w:r>
-            <w:proofErr w:type="gramStart"/>
-            <w:r>
-              <w:rPr>
-                <w:rFonts w:ascii="思源黑体 CN Normal" w:eastAsia="思源黑体 CN Normal" w:hAnsi="思源黑体 CN Normal" w:cs="思源黑体 CN Light"/>
-                <w:kern w:val="0"/>
-                <w:sz w:val="17"/>
-                <w:szCs w:val="17"/>
-                <w:lang w:bidi="ar"/>
-              </w:rPr>
-              <w:t>qc.library</w:t>
-            </w:r>
-            <w:proofErr w:type="gramEnd"/>
-            <w:r>
-              <w:rPr>
-                <w:rFonts w:ascii="思源黑体 CN Normal" w:eastAsia="思源黑体 CN Normal" w:hAnsi="思源黑体 CN Normal" w:cs="思源黑体 CN Light"/>
-                <w:kern w:val="0"/>
-                <w:sz w:val="17"/>
-                <w:szCs w:val="17"/>
-                <w:lang w:bidi="ar"/>
-              </w:rPr>
-              <w:t>_qty%}{{lib_quality_control.lib_dna_qc.library_qty|replace(“.00”,””)}}{%else%}{%endif%}</w:t>
+              <w:t xml:space="preserve"> and lib_quality_control.lib_dna_qc.library_qty%}{{lib_quality_control.lib_dna_qc.library_qty|replace(“.00”,””)}}{%else%}{%endif%}</w:t>
             </w:r>
           </w:p>
         </w:tc>
@@ -29295,25 +27995,7 @@
                 <w:sz w:val="17"/>
                 <w:szCs w:val="17"/>
               </w:rPr>
-              <w:t>{{qc.dna_data_</w:t>
-            </w:r>
-            <w:proofErr w:type="gramStart"/>
-            <w:r>
-              <w:rPr>
-                <w:rFonts w:ascii="思源黑体 CN Normal" w:eastAsia="思源黑体 CN Normal" w:hAnsi="思源黑体 CN Normal"/>
-                <w:sz w:val="17"/>
-                <w:szCs w:val="17"/>
-              </w:rPr>
-              <w:t>qc.cleandata</w:t>
-            </w:r>
-            <w:proofErr w:type="gramEnd"/>
-            <w:r>
-              <w:rPr>
-                <w:rFonts w:ascii="思源黑体 CN Normal" w:eastAsia="思源黑体 CN Normal" w:hAnsi="思源黑体 CN Normal"/>
-                <w:sz w:val="17"/>
-                <w:szCs w:val="17"/>
-              </w:rPr>
-              <w:t>_q30}}</w:t>
+              <w:t>{{qc.dna_data_qc.cleandata_q30}}</w:t>
             </w:r>
           </w:p>
         </w:tc>
@@ -29477,25 +28159,7 @@
                 <w:sz w:val="17"/>
                 <w:szCs w:val="17"/>
               </w:rPr>
-              <w:t>qc.dna_data_</w:t>
-            </w:r>
-            <w:proofErr w:type="gramStart"/>
-            <w:r>
-              <w:rPr>
-                <w:rFonts w:ascii="思源黑体 CN Normal" w:eastAsia="思源黑体 CN Normal" w:hAnsi="思源黑体 CN Normal"/>
-                <w:sz w:val="17"/>
-                <w:szCs w:val="17"/>
-              </w:rPr>
-              <w:t>qc.mapping</w:t>
-            </w:r>
-            <w:proofErr w:type="gramEnd"/>
-            <w:r>
-              <w:rPr>
-                <w:rFonts w:ascii="思源黑体 CN Normal" w:eastAsia="思源黑体 CN Normal" w:hAnsi="思源黑体 CN Normal"/>
-                <w:sz w:val="17"/>
-                <w:szCs w:val="17"/>
-              </w:rPr>
-              <w:t>_ratio</w:t>
+              <w:t>qc.dna_data_qc.mapping_ratio</w:t>
             </w:r>
             <w:proofErr w:type="spellEnd"/>
             <w:r>
@@ -29658,25 +28322,7 @@
                 <w:sz w:val="17"/>
                 <w:szCs w:val="17"/>
               </w:rPr>
-              <w:t>qc.dna_data_</w:t>
-            </w:r>
-            <w:proofErr w:type="gramStart"/>
-            <w:r>
-              <w:rPr>
-                <w:rFonts w:ascii="思源黑体 CN Normal" w:eastAsia="思源黑体 CN Normal" w:hAnsi="思源黑体 CN Normal"/>
-                <w:sz w:val="17"/>
-                <w:szCs w:val="17"/>
-              </w:rPr>
-              <w:t>qc.cover</w:t>
-            </w:r>
-            <w:proofErr w:type="gramEnd"/>
-            <w:r>
-              <w:rPr>
-                <w:rFonts w:ascii="思源黑体 CN Normal" w:eastAsia="思源黑体 CN Normal" w:hAnsi="思源黑体 CN Normal"/>
-                <w:sz w:val="17"/>
-                <w:szCs w:val="17"/>
-              </w:rPr>
-              <w:t>_ratio</w:t>
+              <w:t>qc.dna_data_qc.cover_ratio</w:t>
             </w:r>
             <w:proofErr w:type="spellEnd"/>
             <w:r>
@@ -29789,27 +28435,7 @@
                 <w:szCs w:val="17"/>
                 <w:lang w:bidi="ar"/>
               </w:rPr>
-              <w:t>均</w:t>
-            </w:r>
-            <w:proofErr w:type="gramStart"/>
-            <w:r>
-              <w:rPr>
-                <w:rFonts w:ascii="思源黑体 CN Normal" w:eastAsia="思源黑体 CN Normal" w:hAnsi="思源黑体 CN Normal" w:cs="思源黑体 CN Light" w:hint="eastAsia"/>
-                <w:sz w:val="17"/>
-                <w:szCs w:val="17"/>
-                <w:lang w:bidi="ar"/>
-              </w:rPr>
-              <w:t>一</w:t>
-            </w:r>
-            <w:proofErr w:type="gramEnd"/>
-            <w:r>
-              <w:rPr>
-                <w:rFonts w:ascii="思源黑体 CN Normal" w:eastAsia="思源黑体 CN Normal" w:hAnsi="思源黑体 CN Normal" w:cs="思源黑体 CN Light" w:hint="eastAsia"/>
-                <w:sz w:val="17"/>
-                <w:szCs w:val="17"/>
-                <w:lang w:bidi="ar"/>
-              </w:rPr>
-              <w:t>性</w:t>
+              <w:t>均一性</w:t>
             </w:r>
             <w:r>
               <w:rPr>
@@ -29852,25 +28478,7 @@
                 <w:sz w:val="17"/>
                 <w:szCs w:val="17"/>
               </w:rPr>
-              <w:t>{{qc.dna_data_</w:t>
-            </w:r>
-            <w:proofErr w:type="gramStart"/>
-            <w:r>
-              <w:rPr>
-                <w:rFonts w:ascii="思源黑体 CN Normal" w:eastAsia="思源黑体 CN Normal" w:hAnsi="思源黑体 CN Normal"/>
-                <w:sz w:val="17"/>
-                <w:szCs w:val="17"/>
-              </w:rPr>
-              <w:t>qc.uni</w:t>
-            </w:r>
-            <w:proofErr w:type="gramEnd"/>
-            <w:r>
-              <w:rPr>
-                <w:rFonts w:ascii="思源黑体 CN Normal" w:eastAsia="思源黑体 CN Normal" w:hAnsi="思源黑体 CN Normal"/>
-                <w:sz w:val="17"/>
-                <w:szCs w:val="17"/>
-              </w:rPr>
-              <w:t>20}}</w:t>
+              <w:t>{{qc.dna_data_qc.uni20}}</w:t>
             </w:r>
           </w:p>
         </w:tc>
@@ -30033,25 +28641,7 @@
                 <w:sz w:val="17"/>
                 <w:szCs w:val="17"/>
               </w:rPr>
-              <w:t>qc.dna_data_</w:t>
-            </w:r>
-            <w:proofErr w:type="gramStart"/>
-            <w:r>
-              <w:rPr>
-                <w:rFonts w:ascii="思源黑体 CN Normal" w:eastAsia="思源黑体 CN Normal" w:hAnsi="思源黑体 CN Normal"/>
-                <w:sz w:val="17"/>
-                <w:szCs w:val="17"/>
-              </w:rPr>
-              <w:t>qc.depth</w:t>
-            </w:r>
-            <w:proofErr w:type="gramEnd"/>
-            <w:r>
-              <w:rPr>
-                <w:rFonts w:ascii="思源黑体 CN Normal" w:eastAsia="思源黑体 CN Normal" w:hAnsi="思源黑体 CN Normal"/>
-                <w:sz w:val="17"/>
-                <w:szCs w:val="17"/>
-              </w:rPr>
-              <w:t>_mean</w:t>
+              <w:t>qc.dna_data_qc.depth_mean</w:t>
             </w:r>
             <w:r>
               <w:rPr>
@@ -30239,25 +28829,7 @@
                 <w:sz w:val="17"/>
                 <w:szCs w:val="17"/>
               </w:rPr>
-              <w:t>qc.dna_data_</w:t>
-            </w:r>
-            <w:proofErr w:type="gramStart"/>
-            <w:r>
-              <w:rPr>
-                <w:rFonts w:ascii="思源黑体 CN Normal" w:eastAsia="思源黑体 CN Normal" w:hAnsi="思源黑体 CN Normal"/>
-                <w:sz w:val="17"/>
-                <w:szCs w:val="17"/>
-              </w:rPr>
-              <w:t>qc.depth</w:t>
-            </w:r>
-            <w:proofErr w:type="gramEnd"/>
-            <w:r>
-              <w:rPr>
-                <w:rFonts w:ascii="思源黑体 CN Normal" w:eastAsia="思源黑体 CN Normal" w:hAnsi="思源黑体 CN Normal"/>
-                <w:sz w:val="17"/>
-                <w:szCs w:val="17"/>
-              </w:rPr>
-              <w:t>_ssbc</w:t>
+              <w:t>qc.dna_data_qc.depth_ssbc</w:t>
             </w:r>
             <w:r>
               <w:rPr>
@@ -30396,25 +28968,7 @@
           <w:sz w:val="16"/>
           <w:szCs w:val="16"/>
         </w:rPr>
-        <w:t>仅送检样本类型包含石蜡</w:t>
-      </w:r>
-      <w:proofErr w:type="gramStart"/>
-      <w:r>
-        <w:rPr>
-          <w:rFonts w:ascii="思源黑体 CN Normal" w:eastAsia="思源黑体 CN Normal" w:hAnsi="思源黑体 CN Normal"/>
-          <w:sz w:val="16"/>
-          <w:szCs w:val="16"/>
-        </w:rPr>
-        <w:t>玻</w:t>
-      </w:r>
-      <w:proofErr w:type="gramEnd"/>
-      <w:r>
-        <w:rPr>
-          <w:rFonts w:ascii="思源黑体 CN Normal" w:eastAsia="思源黑体 CN Normal" w:hAnsi="思源黑体 CN Normal"/>
-          <w:sz w:val="16"/>
-          <w:szCs w:val="16"/>
-        </w:rPr>
-        <w:t>片时可进行此项评估</w:t>
+        <w:t>仅送检样本类型包含石蜡玻片时可进行此项评估</w:t>
       </w:r>
       <w:r>
         <w:rPr>
@@ -30586,25 +29140,7 @@
           <w:szCs w:val="16"/>
         </w:rPr>
         <w:lastRenderedPageBreak/>
-        <w:t>覆盖度：检测到的区域</w:t>
-      </w:r>
-      <w:proofErr w:type="gramStart"/>
-      <w:r>
-        <w:rPr>
-          <w:rFonts w:ascii="思源黑体 CN Normal" w:eastAsia="思源黑体 CN Normal" w:hAnsi="思源黑体 CN Normal" w:hint="eastAsia"/>
-          <w:sz w:val="16"/>
-          <w:szCs w:val="16"/>
-        </w:rPr>
-        <w:t>占目标</w:t>
-      </w:r>
-      <w:proofErr w:type="gramEnd"/>
-      <w:r>
-        <w:rPr>
-          <w:rFonts w:ascii="思源黑体 CN Normal" w:eastAsia="思源黑体 CN Normal" w:hAnsi="思源黑体 CN Normal" w:hint="eastAsia"/>
-          <w:sz w:val="16"/>
-          <w:szCs w:val="16"/>
-        </w:rPr>
-        <w:t>区域的比例；</w:t>
+        <w:t>覆盖度：检测到的区域占目标区域的比例；</w:t>
       </w:r>
     </w:p>
     <w:p>
@@ -30627,25 +29163,7 @@
           <w:sz w:val="16"/>
           <w:szCs w:val="16"/>
         </w:rPr>
-        <w:t>均</w:t>
-      </w:r>
-      <w:proofErr w:type="gramStart"/>
-      <w:r>
-        <w:rPr>
-          <w:rFonts w:ascii="思源黑体 CN Normal" w:eastAsia="思源黑体 CN Normal" w:hAnsi="思源黑体 CN Normal" w:hint="eastAsia"/>
-          <w:sz w:val="16"/>
-          <w:szCs w:val="16"/>
-        </w:rPr>
-        <w:t>一</w:t>
-      </w:r>
-      <w:proofErr w:type="gramEnd"/>
-      <w:r>
-        <w:rPr>
-          <w:rFonts w:ascii="思源黑体 CN Normal" w:eastAsia="思源黑体 CN Normal" w:hAnsi="思源黑体 CN Normal" w:hint="eastAsia"/>
-          <w:sz w:val="16"/>
-          <w:szCs w:val="16"/>
-        </w:rPr>
-        <w:t>性：整体目标区域中，测序深度超过平均深度</w:t>
+        <w:t>均一性：整体目标区域中，测序深度超过平均深度</w:t>
       </w:r>
       <w:r>
         <w:rPr>
@@ -31133,7 +29651,7 @@
                     </wp:anchor>
                   </w:drawing>
                 </mc:Choice>
-                <mc:Fallback xmlns:w16sdtfl="http://schemas.microsoft.com/office/word/2024/wordml/sdtformatlock" xmlns:w16du="http://schemas.microsoft.com/office/word/2023/wordml/word16du" xmlns:oel="http://schemas.microsoft.com/office/2019/extlst">
+                <mc:Fallback xmlns:oel="http://schemas.microsoft.com/office/2019/extlst" xmlns:w16du="http://schemas.microsoft.com/office/word/2023/wordml/word16du" xmlns:w16sdtfl="http://schemas.microsoft.com/office/word/2024/wordml/sdtformatlock">
                   <w:pict>
                     <v:shape w14:anchorId="7AE55988" id="流程图: 接点 10" o:spid="_x0000_s1026" type="#_x0000_t120" style="position:absolute;left:0;text-align:left;margin-left:200.1pt;margin-top:3.25pt;width:24.65pt;height:25.15pt;z-index:-251604992;visibility:visible;mso-wrap-style:square;mso-wrap-distance-left:9pt;mso-wrap-distance-top:0;mso-wrap-distance-right:9pt;mso-wrap-distance-bottom:0;mso-position-horizontal:absolute;mso-position-horizontal-relative:text;mso-position-vertical:absolute;mso-position-vertical-relative:text;v-text-anchor:middle" o:gfxdata="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" fillcolor="#1e7648" stroked="f" strokeweight="1pt">
                       <v:stroke joinstyle="miter"/>
@@ -31272,7 +29790,7 @@
                     </wp:anchor>
                   </w:drawing>
                 </mc:Choice>
-                <mc:Fallback xmlns:w16sdtfl="http://schemas.microsoft.com/office/word/2024/wordml/sdtformatlock" xmlns:w16du="http://schemas.microsoft.com/office/word/2023/wordml/word16du" xmlns:oel="http://schemas.microsoft.com/office/2019/extlst">
+                <mc:Fallback xmlns:oel="http://schemas.microsoft.com/office/2019/extlst" xmlns:w16du="http://schemas.microsoft.com/office/word/2023/wordml/word16du" xmlns:w16sdtfl="http://schemas.microsoft.com/office/word/2024/wordml/sdtformatlock">
                   <w:pict>
                     <v:roundrect w14:anchorId="0DF93DB9" id="矩形: 圆角 12" o:spid="_x0000_s1026" style="position:absolute;left:0;text-align:left;margin-left:-5.7pt;margin-top:3.25pt;width:71.3pt;height:25.3pt;z-index:-251606016;visibility:visible;mso-wrap-style:square;mso-wrap-distance-left:9pt;mso-wrap-distance-top:0;mso-wrap-distance-right:9pt;mso-wrap-distance-bottom:0;mso-position-horizontal:absolute;mso-position-horizontal-relative:margin;mso-position-vertical:absolute;mso-position-vertical-relative:text;v-text-anchor:middle" arcsize="10923f" o:gfxdata="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" fillcolor="#f2f2f2 [3052]" stroked="f" strokeweight="1pt">
                       <v:stroke joinstyle="miter"/>
@@ -31427,7 +29945,7 @@
                     </wp:anchor>
                   </w:drawing>
                 </mc:Choice>
-                <mc:Fallback xmlns:w16sdtfl="http://schemas.microsoft.com/office/word/2024/wordml/sdtformatlock" xmlns:w16du="http://schemas.microsoft.com/office/word/2023/wordml/word16du" xmlns:oel="http://schemas.microsoft.com/office/2019/extlst">
+                <mc:Fallback xmlns:oel="http://schemas.microsoft.com/office/2019/extlst" xmlns:w16du="http://schemas.microsoft.com/office/word/2023/wordml/word16du" xmlns:w16sdtfl="http://schemas.microsoft.com/office/word/2024/wordml/sdtformatlock">
                   <w:pict>
                     <v:shape w14:anchorId="6E8FA4B6" id="流程图: 接点 10" o:spid="_x0000_s1026" type="#_x0000_t120" style="position:absolute;left:0;text-align:left;margin-left:200.1pt;margin-top:3.25pt;width:24.65pt;height:25.15pt;z-index:-251596800;visibility:visible;mso-wrap-style:square;mso-wrap-distance-left:9pt;mso-wrap-distance-top:0;mso-wrap-distance-right:9pt;mso-wrap-distance-bottom:0;mso-position-horizontal:absolute;mso-position-horizontal-relative:text;mso-position-vertical:absolute;mso-position-vertical-relative:text;v-text-anchor:middle" o:gfxdata="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" fillcolor="#1e7648" stroked="f" strokeweight="1pt">
                       <v:stroke joinstyle="miter"/>
@@ -31577,7 +30095,7 @@
                     </wp:anchor>
                   </w:drawing>
                 </mc:Choice>
-                <mc:Fallback xmlns:w16sdtfl="http://schemas.microsoft.com/office/word/2024/wordml/sdtformatlock" xmlns:w16du="http://schemas.microsoft.com/office/word/2023/wordml/word16du" xmlns:oel="http://schemas.microsoft.com/office/2019/extlst">
+                <mc:Fallback xmlns:oel="http://schemas.microsoft.com/office/2019/extlst" xmlns:w16du="http://schemas.microsoft.com/office/word/2023/wordml/word16du" xmlns:w16sdtfl="http://schemas.microsoft.com/office/word/2024/wordml/sdtformatlock">
                   <w:pict>
                     <v:roundrect w14:anchorId="4222490F" id="矩形: 圆角 12" o:spid="_x0000_s1026" style="position:absolute;left:0;text-align:left;margin-left:-5.7pt;margin-top:3.25pt;width:71.3pt;height:25.3pt;z-index:-251597824;visibility:visible;mso-wrap-style:square;mso-wrap-distance-left:9pt;mso-wrap-distance-top:0;mso-wrap-distance-right:9pt;mso-wrap-distance-bottom:0;mso-position-horizontal:absolute;mso-position-horizontal-relative:margin;mso-position-vertical:absolute;mso-position-vertical-relative:text;v-text-anchor:middle" arcsize="10923f" o:gfxdata="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" fillcolor="#f2f2f2 [3052]" stroked="f" strokeweight="1pt">
                       <v:stroke joinstyle="miter"/>
@@ -31726,9 +30244,9 @@
           <w:szCs w:val="13"/>
           <w:highlight w:val="magenta"/>
         </w:rPr>
-        <w:t>page_</w:t>
-      </w:r>
-      <w:proofErr w:type="gramStart"/>
+        <w:t>page_break</w:t>
+      </w:r>
+      <w:proofErr w:type="spellEnd"/>
       <w:r>
         <w:rPr>
           <w:rFonts w:ascii="思源黑体 CN Light" w:eastAsia="思源黑体 CN Light" w:hAnsi="思源黑体 CN Light" w:hint="eastAsia"/>
@@ -31737,29 +30255,7 @@
           <w:szCs w:val="13"/>
           <w:highlight w:val="magenta"/>
         </w:rPr>
-        <w:t>break</w:t>
-      </w:r>
-      <w:proofErr w:type="spellEnd"/>
-      <w:r>
-        <w:rPr>
-          <w:rFonts w:ascii="思源黑体 CN Light" w:eastAsia="思源黑体 CN Light" w:hAnsi="思源黑体 CN Light" w:hint="eastAsia"/>
-          <w:color w:val="595959" w:themeColor="text1" w:themeTint="A6"/>
-          <w:sz w:val="13"/>
-          <w:szCs w:val="13"/>
-          <w:highlight w:val="magenta"/>
-        </w:rPr>
-        <w:t xml:space="preserve"> }</w:t>
-      </w:r>
-      <w:proofErr w:type="gramEnd"/>
-      <w:r>
-        <w:rPr>
-          <w:rFonts w:ascii="思源黑体 CN Light" w:eastAsia="思源黑体 CN Light" w:hAnsi="思源黑体 CN Light" w:hint="eastAsia"/>
-          <w:color w:val="595959" w:themeColor="text1" w:themeTint="A6"/>
-          <w:sz w:val="13"/>
-          <w:szCs w:val="13"/>
-          <w:highlight w:val="magenta"/>
-        </w:rPr>
-        <w:t>}</w:t>
+        <w:t xml:space="preserve"> }}</w:t>
       </w:r>
     </w:p>
     <w:p>
@@ -31912,7 +30408,7 @@
                     </wp:anchor>
                   </w:drawing>
                 </mc:Choice>
-                <mc:Fallback xmlns:w16sdtfl="http://schemas.microsoft.com/office/word/2024/wordml/sdtformatlock" xmlns:w16du="http://schemas.microsoft.com/office/word/2023/wordml/word16du" xmlns:oel="http://schemas.microsoft.com/office/2019/extlst">
+                <mc:Fallback xmlns:oel="http://schemas.microsoft.com/office/2019/extlst" xmlns:w16du="http://schemas.microsoft.com/office/word/2023/wordml/word16du" xmlns:w16sdtfl="http://schemas.microsoft.com/office/word/2024/wordml/sdtformatlock">
                   <w:pict>
                     <v:shape w14:anchorId="6FD02EA0" id="流程图: 接点 10" o:spid="_x0000_s1026" type="#_x0000_t120" style="position:absolute;left:0;text-align:left;margin-left:199.35pt;margin-top:3.25pt;width:24.65pt;height:25.15pt;z-index:-251602944;visibility:visible;mso-wrap-style:square;mso-wrap-distance-left:9pt;mso-wrap-distance-top:0;mso-wrap-distance-right:9pt;mso-wrap-distance-bottom:0;mso-position-horizontal:absolute;mso-position-horizontal-relative:text;mso-position-vertical:absolute;mso-position-vertical-relative:text;v-text-anchor:middle" o:gfxdata="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" fillcolor="#1e7648" stroked="f" strokeweight="1pt">
                       <v:stroke joinstyle="miter"/>
@@ -32051,7 +30547,7 @@
                     </wp:anchor>
                   </w:drawing>
                 </mc:Choice>
-                <mc:Fallback xmlns:w16sdtfl="http://schemas.microsoft.com/office/word/2024/wordml/sdtformatlock" xmlns:w16du="http://schemas.microsoft.com/office/word/2023/wordml/word16du" xmlns:oel="http://schemas.microsoft.com/office/2019/extlst">
+                <mc:Fallback xmlns:oel="http://schemas.microsoft.com/office/2019/extlst" xmlns:w16du="http://schemas.microsoft.com/office/word/2023/wordml/word16du" xmlns:w16sdtfl="http://schemas.microsoft.com/office/word/2024/wordml/sdtformatlock">
                   <w:pict>
                     <v:roundrect w14:anchorId="49BB7851" id="矩形: 圆角 12" o:spid="_x0000_s1026" style="position:absolute;left:0;text-align:left;margin-left:-5.7pt;margin-top:3.25pt;width:71.3pt;height:25.3pt;z-index:-251603968;visibility:visible;mso-wrap-style:square;mso-wrap-distance-left:9pt;mso-wrap-distance-top:0;mso-wrap-distance-right:9pt;mso-wrap-distance-bottom:0;mso-position-horizontal:absolute;mso-position-horizontal-relative:margin;mso-position-vertical:absolute;mso-position-vertical-relative:text;v-text-anchor:middle" arcsize="10923f" o:gfxdata="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" fillcolor="#f2f2f2 [3052]" stroked="f" strokeweight="1pt">
                       <v:stroke joinstyle="miter"/>
@@ -32205,7 +30701,7 @@
                     </wp:anchor>
                   </w:drawing>
                 </mc:Choice>
-                <mc:Fallback xmlns:w16sdtfl="http://schemas.microsoft.com/office/word/2024/wordml/sdtformatlock" xmlns:w16du="http://schemas.microsoft.com/office/word/2023/wordml/word16du" xmlns:oel="http://schemas.microsoft.com/office/2019/extlst">
+                <mc:Fallback xmlns:oel="http://schemas.microsoft.com/office/2019/extlst" xmlns:w16du="http://schemas.microsoft.com/office/word/2023/wordml/word16du" xmlns:w16sdtfl="http://schemas.microsoft.com/office/word/2024/wordml/sdtformatlock">
                   <w:pict>
                     <v:shape w14:anchorId="4AE53146" id="流程图: 接点 10" o:spid="_x0000_s1026" type="#_x0000_t120" style="position:absolute;left:0;text-align:left;margin-left:199.35pt;margin-top:3.25pt;width:24.65pt;height:25.15pt;z-index:-251594752;visibility:visible;mso-wrap-style:square;mso-wrap-distance-left:9pt;mso-wrap-distance-top:0;mso-wrap-distance-right:9pt;mso-wrap-distance-bottom:0;mso-position-horizontal:absolute;mso-position-horizontal-relative:text;mso-position-vertical:absolute;mso-position-vertical-relative:text;v-text-anchor:middle" o:gfxdata="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" fillcolor="#1e7648" stroked="f" strokeweight="1pt">
                       <v:stroke joinstyle="miter"/>
@@ -32355,7 +30851,7 @@
                     </wp:anchor>
                   </w:drawing>
                 </mc:Choice>
-                <mc:Fallback xmlns:w16sdtfl="http://schemas.microsoft.com/office/word/2024/wordml/sdtformatlock" xmlns:w16du="http://schemas.microsoft.com/office/word/2023/wordml/word16du" xmlns:oel="http://schemas.microsoft.com/office/2019/extlst">
+                <mc:Fallback xmlns:oel="http://schemas.microsoft.com/office/2019/extlst" xmlns:w16du="http://schemas.microsoft.com/office/word/2023/wordml/word16du" xmlns:w16sdtfl="http://schemas.microsoft.com/office/word/2024/wordml/sdtformatlock">
                   <w:pict>
                     <v:roundrect w14:anchorId="7B0F853B" id="矩形: 圆角 12" o:spid="_x0000_s1026" style="position:absolute;left:0;text-align:left;margin-left:-5.7pt;margin-top:3.25pt;width:71.3pt;height:25.3pt;z-index:-251595776;visibility:visible;mso-wrap-style:square;mso-wrap-distance-left:9pt;mso-wrap-distance-top:0;mso-wrap-distance-right:9pt;mso-wrap-distance-bottom:0;mso-position-horizontal:absolute;mso-position-horizontal-relative:margin;mso-position-vertical:absolute;mso-position-vertical-relative:text;v-text-anchor:middle" arcsize="10923f" o:gfxdata="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" fillcolor="#f2f2f2 [3052]" stroked="f" strokeweight="1pt">
                       <v:stroke joinstyle="miter"/>
@@ -32475,241 +30971,7 @@
           <w:sz w:val="16"/>
           <w:szCs w:val="16"/>
         </w:rPr>
-        <w:t xml:space="preserve">, 沈亦平, 邬玲仟, 陈少科, 陈子江, 方向东, </w:t>
-      </w:r>
-      <w:proofErr w:type="gramStart"/>
-      <w:r>
-        <w:rPr>
-          <w:rFonts w:ascii="思源黑体 CN Normal" w:eastAsia="思源黑体 CN Normal" w:hAnsi="思源黑体 CN Normal"/>
-          <w:sz w:val="16"/>
-          <w:szCs w:val="16"/>
-        </w:rPr>
-        <w:t>傅松滨</w:t>
-      </w:r>
-      <w:proofErr w:type="gramEnd"/>
-      <w:r>
-        <w:rPr>
-          <w:rFonts w:ascii="思源黑体 CN Normal" w:eastAsia="思源黑体 CN Normal" w:hAnsi="思源黑体 CN Normal"/>
-          <w:sz w:val="16"/>
-          <w:szCs w:val="16"/>
-        </w:rPr>
-        <w:t xml:space="preserve">, 龚瑶琴, 黄国英, </w:t>
-      </w:r>
-      <w:proofErr w:type="gramStart"/>
-      <w:r>
-        <w:rPr>
-          <w:rFonts w:ascii="思源黑体 CN Normal" w:eastAsia="思源黑体 CN Normal" w:hAnsi="思源黑体 CN Normal"/>
-          <w:sz w:val="16"/>
-          <w:szCs w:val="16"/>
-        </w:rPr>
-        <w:t>黄国宁</w:t>
-      </w:r>
-      <w:proofErr w:type="gramEnd"/>
-      <w:r>
-        <w:rPr>
-          <w:rFonts w:ascii="思源黑体 CN Normal" w:eastAsia="思源黑体 CN Normal" w:hAnsi="思源黑体 CN Normal"/>
-          <w:sz w:val="16"/>
-          <w:szCs w:val="16"/>
-        </w:rPr>
-        <w:t xml:space="preserve">, </w:t>
-      </w:r>
-      <w:proofErr w:type="gramStart"/>
-      <w:r>
-        <w:rPr>
-          <w:rFonts w:ascii="思源黑体 CN Normal" w:eastAsia="思源黑体 CN Normal" w:hAnsi="思源黑体 CN Normal"/>
-          <w:sz w:val="16"/>
-          <w:szCs w:val="16"/>
-        </w:rPr>
-        <w:t>黄荷凤</w:t>
-      </w:r>
-      <w:proofErr w:type="gramEnd"/>
-      <w:r>
-        <w:rPr>
-          <w:rFonts w:ascii="思源黑体 CN Normal" w:eastAsia="思源黑体 CN Normal" w:hAnsi="思源黑体 CN Normal"/>
-          <w:sz w:val="16"/>
-          <w:szCs w:val="16"/>
-        </w:rPr>
-        <w:t xml:space="preserve">, 黄山, 郝晓柯 12, 冀小平, 李红, 梁波, 廖灿, </w:t>
-      </w:r>
-      <w:proofErr w:type="gramStart"/>
-      <w:r>
-        <w:rPr>
-          <w:rFonts w:ascii="思源黑体 CN Normal" w:eastAsia="思源黑体 CN Normal" w:hAnsi="思源黑体 CN Normal"/>
-          <w:sz w:val="16"/>
-          <w:szCs w:val="16"/>
-        </w:rPr>
-        <w:t>乔杰</w:t>
-      </w:r>
-      <w:proofErr w:type="gramEnd"/>
-      <w:r>
-        <w:rPr>
-          <w:rFonts w:ascii="思源黑体 CN Normal" w:eastAsia="思源黑体 CN Normal" w:hAnsi="思源黑体 CN Normal"/>
-          <w:sz w:val="16"/>
-          <w:szCs w:val="16"/>
-        </w:rPr>
-        <w:t xml:space="preserve">, </w:t>
-      </w:r>
-      <w:proofErr w:type="gramStart"/>
-      <w:r>
-        <w:rPr>
-          <w:rFonts w:ascii="思源黑体 CN Normal" w:eastAsia="思源黑体 CN Normal" w:hAnsi="思源黑体 CN Normal"/>
-          <w:sz w:val="16"/>
-          <w:szCs w:val="16"/>
-        </w:rPr>
-        <w:t>苏海翔</w:t>
-      </w:r>
-      <w:proofErr w:type="gramEnd"/>
-      <w:r>
-        <w:rPr>
-          <w:rFonts w:ascii="思源黑体 CN Normal" w:eastAsia="思源黑体 CN Normal" w:hAnsi="思源黑体 CN Normal"/>
-          <w:sz w:val="16"/>
-          <w:szCs w:val="16"/>
-        </w:rPr>
-        <w:t>, 魏军, 王磊, 王树玉, 王晓红, 邢清和, 徐湘民, 袁慧军, 杨正林, 周从容, 周文</w:t>
-      </w:r>
-      <w:proofErr w:type="gramStart"/>
-      <w:r>
-        <w:rPr>
-          <w:rFonts w:ascii="思源黑体 CN Normal" w:eastAsia="思源黑体 CN Normal" w:hAnsi="思源黑体 CN Normal"/>
-          <w:sz w:val="16"/>
-          <w:szCs w:val="16"/>
-        </w:rPr>
-        <w:t>浩</w:t>
-      </w:r>
-      <w:proofErr w:type="gramEnd"/>
-      <w:r>
-        <w:rPr>
-          <w:rFonts w:ascii="思源黑体 CN Normal" w:eastAsia="思源黑体 CN Normal" w:hAnsi="思源黑体 CN Normal"/>
-          <w:sz w:val="16"/>
-          <w:szCs w:val="16"/>
-        </w:rPr>
-        <w:t xml:space="preserve">, 曾勇, 张学军, </w:t>
-      </w:r>
-      <w:proofErr w:type="gramStart"/>
-      <w:r>
-        <w:rPr>
-          <w:rFonts w:ascii="思源黑体 CN Normal" w:eastAsia="思源黑体 CN Normal" w:hAnsi="思源黑体 CN Normal"/>
-          <w:sz w:val="16"/>
-          <w:szCs w:val="16"/>
-        </w:rPr>
-        <w:t>黄涛生</w:t>
-      </w:r>
-      <w:proofErr w:type="gramEnd"/>
-      <w:r>
-        <w:rPr>
-          <w:rFonts w:ascii="思源黑体 CN Normal" w:eastAsia="思源黑体 CN Normal" w:hAnsi="思源黑体 CN Normal"/>
-          <w:sz w:val="16"/>
-          <w:szCs w:val="16"/>
-        </w:rPr>
-        <w:t xml:space="preserve">, 郑茜, </w:t>
-      </w:r>
-      <w:proofErr w:type="gramStart"/>
-      <w:r>
-        <w:rPr>
-          <w:rFonts w:ascii="思源黑体 CN Normal" w:eastAsia="思源黑体 CN Normal" w:hAnsi="思源黑体 CN Normal"/>
-          <w:sz w:val="16"/>
-          <w:szCs w:val="16"/>
-        </w:rPr>
-        <w:t>秦胜营</w:t>
-      </w:r>
-      <w:proofErr w:type="gramEnd"/>
-      <w:r>
-        <w:rPr>
-          <w:rFonts w:ascii="思源黑体 CN Normal" w:eastAsia="思源黑体 CN Normal" w:hAnsi="思源黑体 CN Normal"/>
-          <w:sz w:val="16"/>
-          <w:szCs w:val="16"/>
-        </w:rPr>
-        <w:t>, 于</w:t>
-      </w:r>
-      <w:proofErr w:type="gramStart"/>
-      <w:r>
-        <w:rPr>
-          <w:rFonts w:ascii="思源黑体 CN Normal" w:eastAsia="思源黑体 CN Normal" w:hAnsi="思源黑体 CN Normal"/>
-          <w:sz w:val="16"/>
-          <w:szCs w:val="16"/>
-        </w:rPr>
-        <w:t>世</w:t>
-      </w:r>
-      <w:proofErr w:type="gramEnd"/>
-      <w:r>
-        <w:rPr>
-          <w:rFonts w:ascii="思源黑体 CN Normal" w:eastAsia="思源黑体 CN Normal" w:hAnsi="思源黑体 CN Normal"/>
-          <w:sz w:val="16"/>
-          <w:szCs w:val="16"/>
-        </w:rPr>
-        <w:t xml:space="preserve">辉, 关静, 王洪阳, 王大勇, 赵立东, 王慧君, </w:t>
-      </w:r>
-      <w:proofErr w:type="gramStart"/>
-      <w:r>
-        <w:rPr>
-          <w:rFonts w:ascii="思源黑体 CN Normal" w:eastAsia="思源黑体 CN Normal" w:hAnsi="思源黑体 CN Normal"/>
-          <w:sz w:val="16"/>
-          <w:szCs w:val="16"/>
-        </w:rPr>
-        <w:t>孔令印</w:t>
-      </w:r>
-      <w:proofErr w:type="gramEnd"/>
-      <w:r>
-        <w:rPr>
-          <w:rFonts w:ascii="思源黑体 CN Normal" w:eastAsia="思源黑体 CN Normal" w:hAnsi="思源黑体 CN Normal"/>
-          <w:sz w:val="16"/>
-          <w:szCs w:val="16"/>
-        </w:rPr>
-        <w:t xml:space="preserve">, 宣黎明, </w:t>
-      </w:r>
-      <w:proofErr w:type="gramStart"/>
-      <w:r>
-        <w:rPr>
-          <w:rFonts w:ascii="思源黑体 CN Normal" w:eastAsia="思源黑体 CN Normal" w:hAnsi="思源黑体 CN Normal"/>
-          <w:sz w:val="16"/>
-          <w:szCs w:val="16"/>
-        </w:rPr>
-        <w:t>冒燕</w:t>
-      </w:r>
-      <w:proofErr w:type="gramEnd"/>
-      <w:r>
-        <w:rPr>
-          <w:rFonts w:ascii="思源黑体 CN Normal" w:eastAsia="思源黑体 CN Normal" w:hAnsi="思源黑体 CN Normal"/>
-          <w:sz w:val="16"/>
-          <w:szCs w:val="16"/>
-        </w:rPr>
-        <w:t xml:space="preserve">, 祝轶君, </w:t>
-      </w:r>
-      <w:proofErr w:type="gramStart"/>
-      <w:r>
-        <w:rPr>
-          <w:rFonts w:ascii="思源黑体 CN Normal" w:eastAsia="思源黑体 CN Normal" w:hAnsi="思源黑体 CN Normal"/>
-          <w:sz w:val="16"/>
-          <w:szCs w:val="16"/>
-        </w:rPr>
-        <w:t>徐君玲</w:t>
-      </w:r>
-      <w:proofErr w:type="gramEnd"/>
-      <w:r>
-        <w:rPr>
-          <w:rFonts w:ascii="思源黑体 CN Normal" w:eastAsia="思源黑体 CN Normal" w:hAnsi="思源黑体 CN Normal"/>
-          <w:sz w:val="16"/>
-          <w:szCs w:val="16"/>
-        </w:rPr>
-        <w:t>, 王剑青, 王莉, 赵婷, 秦</w:t>
-      </w:r>
-      <w:proofErr w:type="gramStart"/>
-      <w:r>
-        <w:rPr>
-          <w:rFonts w:ascii="思源黑体 CN Normal" w:eastAsia="思源黑体 CN Normal" w:hAnsi="思源黑体 CN Normal"/>
-          <w:sz w:val="16"/>
-          <w:szCs w:val="16"/>
-        </w:rPr>
-        <w:t>一</w:t>
-      </w:r>
-      <w:proofErr w:type="gramEnd"/>
-      <w:r>
-        <w:rPr>
-          <w:rFonts w:ascii="思源黑体 CN Normal" w:eastAsia="思源黑体 CN Normal" w:hAnsi="思源黑体 CN Normal"/>
-          <w:sz w:val="16"/>
-          <w:szCs w:val="16"/>
-        </w:rPr>
-        <w:t xml:space="preserve">丁, 夏滢颖, 樊丽霞, 赵丁丁, 邱浩, 贺林.  遗传变异分类标准与指南[J]. 中国科学：生命科学, 2017, 47(6): 668-688. </w:t>
+        <w:t xml:space="preserve">, 沈亦平, 邬玲仟, 陈少科, 陈子江, 方向东, 傅松滨, 龚瑶琴, 黄国英, 黄国宁, 黄荷凤, 黄山, 郝晓柯, 冀小平, 李红, 梁波, 廖灿, 乔杰, 苏海翔, 魏军, 王磊, 王树玉, 王晓红, 邢清和, 徐湘民, 袁慧军, 杨正林, 周从容, 周文浩, 曾勇, 张学军, 黄涛生, 郑茜, 秦胜营, 于世辉, 关静, 王洪阳, 王大勇, 赵立东, 王慧君, 孔令印, 宣黎明, 冒燕, 祝轶君, 徐君玲, 王剑青, 王莉, 赵婷, 秦一丁, 夏滢颖, 樊丽霞, 赵丁丁, 邱浩, 贺林.  遗传变异分类标准与指南[J]. 中国科学：生命科学, 2017, 47(6): 668-688. </w:t>
       </w:r>
     </w:p>
     <w:p>
@@ -32735,7 +30997,6 @@
         <w:t xml:space="preserve">Marilyn M Li, Michael Datto, Eric J </w:t>
       </w:r>
       <w:proofErr w:type="spellStart"/>
-      <w:proofErr w:type="gramStart"/>
       <w:r>
         <w:rPr>
           <w:rFonts w:ascii="思源黑体 CN Normal" w:eastAsia="思源黑体 CN Normal" w:hAnsi="思源黑体 CN Normal"/>
@@ -32751,16 +31012,7 @@
           <w:sz w:val="16"/>
           <w:szCs w:val="16"/>
         </w:rPr>
-        <w:t xml:space="preserve"> al.</w:t>
-      </w:r>
-      <w:proofErr w:type="gramEnd"/>
-      <w:r>
-        <w:rPr>
-          <w:rFonts w:ascii="思源黑体 CN Normal" w:eastAsia="思源黑体 CN Normal" w:hAnsi="思源黑体 CN Normal"/>
-          <w:sz w:val="16"/>
-          <w:szCs w:val="16"/>
-        </w:rPr>
-        <w:t xml:space="preserve"> (2017) Standards and Guidelines for the Interpretation and Reporting of Sequence Variants in Cancer: A Joint Consensus Recommendation of the Association for Molecular Pathology, American Society of Clinical Oncology, and College of American Pathologists. J Mol Diagn 19(1):4-23. [PMID:27993330]</w:t>
+        <w:t xml:space="preserve"> al. (2017) Standards and Guidelines for the Interpretation and Reporting of Sequence Variants in Cancer: A Joint Consensus Recommendation of the Association for Molecular Pathology, American Society of Clinical Oncology, and College of American Pathologists. J Mol Diagn 19(1):4-23. [PMID:27993330]</w:t>
       </w:r>
     </w:p>
     <w:p>
@@ -32839,7 +31091,6 @@
         <w:t xml:space="preserve"> == “</w:t>
       </w:r>
       <w:proofErr w:type="spellStart"/>
-      <w:proofErr w:type="gramStart"/>
       <w:r>
         <w:rPr>
           <w:rFonts w:ascii="思源黑体 CN Normal" w:eastAsia="思源黑体 CN Normal" w:hAnsi="思源黑体 CN Normal"/>
@@ -32857,17 +31108,7 @@
           <w:szCs w:val="16"/>
           <w:highlight w:val="magenta"/>
         </w:rPr>
-        <w:t>”%</w:t>
-      </w:r>
-      <w:proofErr w:type="gramEnd"/>
-      <w:r>
-        <w:rPr>
-          <w:rFonts w:ascii="思源黑体 CN Normal" w:eastAsia="思源黑体 CN Normal" w:hAnsi="思源黑体 CN Normal"/>
-          <w:sz w:val="16"/>
-          <w:szCs w:val="16"/>
-          <w:highlight w:val="magenta"/>
-        </w:rPr>
-        <w:t>}</w:t>
+        <w:t>”%}</w:t>
       </w:r>
     </w:p>
     <w:p>
@@ -33140,9 +31381,9 @@
           <w:szCs w:val="13"/>
           <w:highlight w:val="magenta"/>
         </w:rPr>
-        <w:t>page_</w:t>
-      </w:r>
-      <w:proofErr w:type="gramStart"/>
+        <w:t>page_break</w:t>
+      </w:r>
+      <w:proofErr w:type="spellEnd"/>
       <w:r>
         <w:rPr>
           <w:rFonts w:ascii="思源黑体 CN Light" w:eastAsia="思源黑体 CN Light" w:hAnsi="思源黑体 CN Light" w:hint="eastAsia"/>
@@ -33151,29 +31392,7 @@
           <w:szCs w:val="13"/>
           <w:highlight w:val="magenta"/>
         </w:rPr>
-        <w:t>break</w:t>
-      </w:r>
-      <w:proofErr w:type="spellEnd"/>
-      <w:r>
-        <w:rPr>
-          <w:rFonts w:ascii="思源黑体 CN Light" w:eastAsia="思源黑体 CN Light" w:hAnsi="思源黑体 CN Light" w:hint="eastAsia"/>
-          <w:color w:val="595959" w:themeColor="text1" w:themeTint="A6"/>
-          <w:sz w:val="13"/>
-          <w:szCs w:val="13"/>
-          <w:highlight w:val="magenta"/>
-        </w:rPr>
-        <w:t xml:space="preserve"> }</w:t>
-      </w:r>
-      <w:proofErr w:type="gramEnd"/>
-      <w:r>
-        <w:rPr>
-          <w:rFonts w:ascii="思源黑体 CN Light" w:eastAsia="思源黑体 CN Light" w:hAnsi="思源黑体 CN Light" w:hint="eastAsia"/>
-          <w:color w:val="595959" w:themeColor="text1" w:themeTint="A6"/>
-          <w:sz w:val="13"/>
-          <w:szCs w:val="13"/>
-          <w:highlight w:val="magenta"/>
-        </w:rPr>
-        <w:t>}</w:t>
+        <w:t xml:space="preserve"> }}</w:t>
       </w:r>
     </w:p>
     <w:p>
@@ -33327,7 +31546,7 @@
                     </wp:anchor>
                   </w:drawing>
                 </mc:Choice>
-                <mc:Fallback xmlns:w16sdtfl="http://schemas.microsoft.com/office/word/2024/wordml/sdtformatlock" xmlns:w16du="http://schemas.microsoft.com/office/word/2023/wordml/word16du" xmlns:oel="http://schemas.microsoft.com/office/2019/extlst">
+                <mc:Fallback xmlns:oel="http://schemas.microsoft.com/office/2019/extlst" xmlns:w16du="http://schemas.microsoft.com/office/word/2023/wordml/word16du" xmlns:w16sdtfl="http://schemas.microsoft.com/office/word/2024/wordml/sdtformatlock">
                   <w:pict>
                     <v:shape w14:anchorId="10927785" id="流程图: 接点 26" o:spid="_x0000_s1026" type="#_x0000_t120" style="position:absolute;left:0;text-align:left;margin-left:200.1pt;margin-top:3.25pt;width:24.65pt;height:25.15pt;z-index:-251600896;visibility:visible;mso-wrap-style:square;mso-wrap-distance-left:9pt;mso-wrap-distance-top:0;mso-wrap-distance-right:9pt;mso-wrap-distance-bottom:0;mso-position-horizontal:absolute;mso-position-horizontal-relative:text;mso-position-vertical:absolute;mso-position-vertical-relative:text;v-text-anchor:middle" o:gfxdata="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" fillcolor="#1e7648" stroked="f" strokeweight="1pt">
                       <v:stroke joinstyle="miter"/>
@@ -33488,7 +31707,7 @@
                     </wp:anchor>
                   </w:drawing>
                 </mc:Choice>
-                <mc:Fallback xmlns:w16sdtfl="http://schemas.microsoft.com/office/word/2024/wordml/sdtformatlock" xmlns:w16du="http://schemas.microsoft.com/office/word/2023/wordml/word16du" xmlns:oel="http://schemas.microsoft.com/office/2019/extlst">
+                <mc:Fallback xmlns:oel="http://schemas.microsoft.com/office/2019/extlst" xmlns:w16du="http://schemas.microsoft.com/office/word/2023/wordml/word16du" xmlns:w16sdtfl="http://schemas.microsoft.com/office/word/2024/wordml/sdtformatlock">
                   <w:pict>
                     <v:roundrect w14:anchorId="7F3E26F4" id="矩形: 圆角 1150624143" o:spid="_x0000_s1026" style="position:absolute;left:0;text-align:left;margin-left:-5.7pt;margin-top:3.25pt;width:71.3pt;height:25.3pt;z-index:-251601920;visibility:visible;mso-wrap-style:square;mso-wrap-distance-left:9pt;mso-wrap-distance-top:0;mso-wrap-distance-right:9pt;mso-wrap-distance-bottom:0;mso-position-horizontal:absolute;mso-position-horizontal-relative:margin;mso-position-vertical:absolute;mso-position-vertical-relative:text;v-text-anchor:middle" arcsize="10923f" o:gfxdata="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" fillcolor="#f2f2f2 [3052]" stroked="f" strokeweight="1pt">
                       <v:stroke joinstyle="miter"/>
@@ -33643,7 +31862,7 @@
                     </wp:anchor>
                   </w:drawing>
                 </mc:Choice>
-                <mc:Fallback xmlns:w16sdtfl="http://schemas.microsoft.com/office/word/2024/wordml/sdtformatlock" xmlns:w16du="http://schemas.microsoft.com/office/word/2023/wordml/word16du" xmlns:oel="http://schemas.microsoft.com/office/2019/extlst">
+                <mc:Fallback xmlns:oel="http://schemas.microsoft.com/office/2019/extlst" xmlns:w16du="http://schemas.microsoft.com/office/word/2023/wordml/word16du" xmlns:w16sdtfl="http://schemas.microsoft.com/office/word/2024/wordml/sdtformatlock">
                   <w:pict>
                     <v:shape w14:anchorId="0CDAFE07" id="流程图: 接点 2143722106" o:spid="_x0000_s1026" type="#_x0000_t120" style="position:absolute;left:0;text-align:left;margin-left:200.1pt;margin-top:3.25pt;width:24.65pt;height:25.15pt;z-index:-251592704;visibility:visible;mso-wrap-style:square;mso-wrap-distance-left:9pt;mso-wrap-distance-top:0;mso-wrap-distance-right:9pt;mso-wrap-distance-bottom:0;mso-position-horizontal:absolute;mso-position-horizontal-relative:text;mso-position-vertical:absolute;mso-position-vertical-relative:text;v-text-anchor:middle" o:gfxdata="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" fillcolor="#1e7648" stroked="f" strokeweight="1pt">
                       <v:stroke joinstyle="miter"/>
@@ -33815,7 +32034,7 @@
                     </wp:anchor>
                   </w:drawing>
                 </mc:Choice>
-                <mc:Fallback xmlns:w16sdtfl="http://schemas.microsoft.com/office/word/2024/wordml/sdtformatlock" xmlns:w16du="http://schemas.microsoft.com/office/word/2023/wordml/word16du" xmlns:oel="http://schemas.microsoft.com/office/2019/extlst">
+                <mc:Fallback xmlns:oel="http://schemas.microsoft.com/office/2019/extlst" xmlns:w16du="http://schemas.microsoft.com/office/word/2023/wordml/word16du" xmlns:w16sdtfl="http://schemas.microsoft.com/office/word/2024/wordml/sdtformatlock">
                   <w:pict>
                     <v:roundrect w14:anchorId="7BFF38A0" id="矩形: 圆角 19" o:spid="_x0000_s1026" style="position:absolute;left:0;text-align:left;margin-left:-5.7pt;margin-top:3.25pt;width:71.3pt;height:25.3pt;z-index:-251593728;visibility:visible;mso-wrap-style:square;mso-wrap-distance-left:9pt;mso-wrap-distance-top:0;mso-wrap-distance-right:9pt;mso-wrap-distance-bottom:0;mso-position-horizontal:absolute;mso-position-horizontal-relative:margin;mso-position-vertical:absolute;mso-position-vertical-relative:text;v-text-anchor:middle" arcsize="10923f" o:gfxdata="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" fillcolor="#f2f2f2 [3052]" stroked="f" strokeweight="1pt">
                       <v:stroke joinstyle="miter"/>
@@ -33995,9 +32214,9 @@
           <w:szCs w:val="13"/>
           <w:highlight w:val="magenta"/>
         </w:rPr>
-        <w:t>page_</w:t>
-      </w:r>
-      <w:proofErr w:type="gramStart"/>
+        <w:t>page_break</w:t>
+      </w:r>
+      <w:proofErr w:type="spellEnd"/>
       <w:r>
         <w:rPr>
           <w:rFonts w:ascii="思源黑体 CN Light" w:eastAsia="思源黑体 CN Light" w:hAnsi="思源黑体 CN Light" w:hint="eastAsia"/>
@@ -34006,29 +32225,7 @@
           <w:szCs w:val="13"/>
           <w:highlight w:val="magenta"/>
         </w:rPr>
-        <w:t>break</w:t>
-      </w:r>
-      <w:proofErr w:type="spellEnd"/>
-      <w:r>
-        <w:rPr>
-          <w:rFonts w:ascii="思源黑体 CN Light" w:eastAsia="思源黑体 CN Light" w:hAnsi="思源黑体 CN Light" w:hint="eastAsia"/>
-          <w:color w:val="595959" w:themeColor="text1" w:themeTint="A6"/>
-          <w:sz w:val="13"/>
-          <w:szCs w:val="13"/>
-          <w:highlight w:val="magenta"/>
-        </w:rPr>
-        <w:t xml:space="preserve"> }</w:t>
-      </w:r>
-      <w:proofErr w:type="gramEnd"/>
-      <w:r>
-        <w:rPr>
-          <w:rFonts w:ascii="思源黑体 CN Light" w:eastAsia="思源黑体 CN Light" w:hAnsi="思源黑体 CN Light" w:hint="eastAsia"/>
-          <w:color w:val="595959" w:themeColor="text1" w:themeTint="A6"/>
-          <w:sz w:val="13"/>
-          <w:szCs w:val="13"/>
-          <w:highlight w:val="magenta"/>
-        </w:rPr>
-        <w:t>}</w:t>
+        <w:t xml:space="preserve"> }}</w:t>
       </w:r>
     </w:p>
     <w:p>
@@ -37044,10 +35241,6 @@
 </file>
 
 <file path=customXml/item1.xml><?xml version="1.0" encoding="utf-8"?>
-<b:Sources xmlns:b="http://schemas.openxmlformats.org/officeDocument/2006/bibliography" xmlns="http://schemas.openxmlformats.org/officeDocument/2006/bibliography" SelectedStyle="\APASixthEditionOfficeOnline.xsl" StyleName="APA" Version="6"/>
-</file>
-
-<file path=customXml/item2.xml><?xml version="1.0" encoding="utf-8"?>
 <s:customData xmlns="http://www.wps.cn/officeDocument/2013/wpsCustomData" xmlns:s="http://www.wps.cn/officeDocument/2013/wpsCustomData">
   <customSectProps>
     <customSectPr/>
@@ -37060,18 +35253,22 @@
 </s:customData>
 </file>
 
+<file path=customXml/item2.xml><?xml version="1.0" encoding="utf-8"?>
+<b:Sources xmlns:b="http://schemas.openxmlformats.org/officeDocument/2006/bibliography" xmlns="http://schemas.openxmlformats.org/officeDocument/2006/bibliography" SelectedStyle="\APASixthEditionOfficeOnline.xsl" StyleName="APA" Version="6"/>
+</file>
+
 <file path=customXml/itemProps1.xml><?xml version="1.0" encoding="utf-8"?>
+<ds:datastoreItem xmlns:ds="http://schemas.openxmlformats.org/officeDocument/2006/customXml" ds:itemID="{B1977F7D-205B-4081-913C-38D41E755F92}">
+  <ds:schemaRefs>
+    <ds:schemaRef ds:uri="http://www.wps.cn/officeDocument/2013/wpsCustomData"/>
+  </ds:schemaRefs>
+</ds:datastoreItem>
+</file>
+
+<file path=customXml/itemProps2.xml><?xml version="1.0" encoding="utf-8"?>
 <ds:datastoreItem xmlns:ds="http://schemas.openxmlformats.org/officeDocument/2006/customXml" ds:itemID="{E5E7EC2E-ABB6-4504-AA5D-CE25A7D9FFD8}">
   <ds:schemaRefs>
     <ds:schemaRef ds:uri="http://schemas.openxmlformats.org/officeDocument/2006/bibliography"/>
   </ds:schemaRefs>
 </ds:datastoreItem>
-</file>
-
-<file path=customXml/itemProps2.xml><?xml version="1.0" encoding="utf-8"?>
-<ds:datastoreItem xmlns:ds="http://schemas.openxmlformats.org/officeDocument/2006/customXml" ds:itemID="{B1977F7D-205B-4081-913C-38D41E755F92}">
-  <ds:schemaRefs>
-    <ds:schemaRef ds:uri="http://www.wps.cn/officeDocument/2013/wpsCustomData"/>
-  </ds:schemaRefs>
-</ds:datastoreItem>
 </file>